--- a/ieee-submission-final/03_manuscript.docx
+++ b/ieee-submission-final/03_manuscript.docx
@@ -125,7 +125,7 @@
           <w:rFonts w:ascii="Times New Roman" w:hAnsi="Times New Roman"/>
           <w:sz w:val="20"/>
         </w:rPr>
-        <w:t xml:space="preserve">In image datasets that ask whether an object is genuine, the inauthentic class is usually scarcer and is often obtained by a different route: screen-captured, scraped or generated. The label then predicts the acquisition process, and every partition inherits the association. We call this </w:t>
+        <w:t xml:space="preserve">In image authenticity datasets, the inauthentic class is typically scarcer and obtained via alternative routes (e.g., screen-captured, scraped, or generated). Consequently, the label predicts the acquisition process, an association inherited by every data partition. We call this </w:t>
       </w:r>
       <w:r>
         <w:rPr>
@@ -278,7 +278,7 @@
           <w:rFonts w:ascii="Times New Roman" w:hAnsi="Times New Roman"/>
           <w:sz w:val="20"/>
         </w:rPr>
-        <w:t>A property of that body of work motivates this paper's method as much as its subject. There is no shared benchmark for pharmaceutical authentication: each study identified through our targeted literature search built or adopted its own image set, and we did not identify any that reports a check for confounds between acquisition and label (Section II-A). Each reported figure therefore rests on the construction of a single ad hoc collection, and that construction is not examined in the paper reporting it.</w:t>
+        <w:t>This literature's methodology motivates our approach. There is no shared benchmark for pharmaceutical authentication: each study identified through our targeted literature search built or adopted its own image set, and we did not identify any that reports a check for confounds between acquisition and label (Section II-A). Each reported figure therefore rests on the construction of a single ad hoc collection, and that construction is not examined in the paper reporting it.</w:t>
       </w:r>
     </w:p>
     <w:p>
@@ -300,22 +300,7 @@
           <w:rFonts w:ascii="Times New Roman" w:hAnsi="Times New Roman"/>
           <w:sz w:val="20"/>
         </w:rPr>
-        <w:t xml:space="preserve"> Methods for diagnosing a confounded classifier exist, but they act after the fact, requiring the images and a trained model [31]. What is missing is a check a study can run on itself </w:t>
-      </w:r>
-      <w:r>
-        <w:rPr>
-          <w:rFonts w:ascii="Times New Roman" w:hAnsi="Times New Roman"/>
-          <w:i/>
-          <w:sz w:val="20"/>
-        </w:rPr>
-        <w:t>before</w:t>
-      </w:r>
-      <w:r>
-        <w:rPr>
-          <w:rFonts w:ascii="Times New Roman" w:hAnsi="Times New Roman"/>
-          <w:sz w:val="20"/>
-        </w:rPr>
-        <w:t xml:space="preserve"> training, from the files alone, that establishes whether the intended task is separable from the way the data was acquired. This paper formalizes and operationalizes one — a pre-training </w:t>
+        <w:t xml:space="preserve"> Methods for diagnosing a confounded classifier exist, but they act after the fact, requiring the images and a trained model [31]. Missing is a pre-training check, run solely on the files, to establish whether the intended task is separable from data acquisition. This paper formalizes and operationalizes one — a pre-training </w:t>
       </w:r>
       <w:r>
         <w:rPr>
@@ -398,7 +383,7 @@
           <w:rFonts w:ascii="Times New Roman" w:hAnsi="Times New Roman"/>
           <w:sz w:val="20"/>
         </w:rPr>
-        <w:t xml:space="preserve">There is no reason to expect the situation that motivates this paper — a scarce class obtained by a different route — to be peculiar to pharmaceuticals. In a two-class image dataset asking </w:t>
+        <w:t xml:space="preserve">This asymmetric class availability is not peculiar to pharmaceuticals. In a two-class image dataset asking </w:t>
       </w:r>
       <w:r>
         <w:rPr>
@@ -501,7 +486,7 @@
           <w:rFonts w:ascii="Times New Roman" w:hAnsi="Times New Roman"/>
           <w:sz w:val="20"/>
         </w:rPr>
-        <w:t xml:space="preserve"> the image content on which a correct decision would rest. Write </w:t>
+        <w:t xml:space="preserve"> the image content on which a correct decision would rest. Let </w:t>
       </w:r>
       <w:r>
         <w:rPr>
@@ -516,7 +501,7 @@
           <w:rFonts w:ascii="Times New Roman" w:hAnsi="Times New Roman"/>
           <w:sz w:val="20"/>
         </w:rPr>
-        <w:t xml:space="preserve"> for the acquisition variables a file carries, divided into two kinds, because the division governs how an audit score is read:</w:t>
+        <w:t xml:space="preserve"> represent file acquisition variables, divided into two types:</w:t>
       </w:r>
     </w:p>
     <w:p>
@@ -899,7 +884,7 @@
           <w:rFonts w:ascii="Times New Roman" w:hAnsi="Times New Roman"/>
           <w:sz w:val="20"/>
         </w:rPr>
-        <w:t xml:space="preserve"> dataset built by different people for a different task, while a signature corpus whose two classes were written on one paper and digitized by one procedure scores at chance on the same axis (Table 3). Independently, Grommelt </w:t>
+        <w:t xml:space="preserve"> dataset built by different people for a different task, while a signature corpus whose two classes were written on one paper and digitized by one procedure scores at chance on the same axis (Section S-I-W). Independently, Grommelt </w:t>
       </w:r>
       <w:r>
         <w:rPr>
@@ -973,7 +958,7 @@
           <w:rFonts w:ascii="Times New Roman" w:hAnsi="Times New Roman"/>
           <w:sz w:val="20"/>
         </w:rPr>
-        <w:t>: how frequently it occurs; the seven archives were chosen for accessibility and have no sampling frame, so they show that the audit discriminates across domains and cannot estimate a rate. Table 8 records every claim against these three levels, and Section V-B states what would count against the mechanism.</w:t>
+        <w:t>: how frequently it occurs; the seven archives were chosen for accessibility and have no sampling frame, so they show that the audit discriminates across domains and cannot estimate a rate. Table 6 records every claim against these three levels, and Section V-B states what would count against the mechanism.</w:t>
       </w:r>
     </w:p>
     <w:p>
@@ -1004,7 +989,7 @@
           <w:rFonts w:ascii="Times New Roman" w:hAnsi="Times New Roman"/>
           <w:sz w:val="20"/>
         </w:rPr>
-        <w:t xml:space="preserve">The study began as a methodological exercise. The Kaggle </w:t>
+        <w:t xml:space="preserve">We evaluated how much reported accuracy survives methodological correction using the Kaggle </w:t>
       </w:r>
       <w:r>
         <w:rPr>
@@ -1019,7 +1004,7 @@
           <w:rFonts w:ascii="Times New Roman" w:hAnsi="Times New Roman"/>
           <w:sz w:val="20"/>
         </w:rPr>
-        <w:t xml:space="preserve"> set is small (661 images), publicly downloadable, and typical of what this area works with: no data card, no stated acquisition protocol. Under a protocol fixed in advance we set out to establish how much of a reported accuracy survives methodological correction: identical models under a naive and a near-duplicate-grouped split, four model families from a 97-parameter linear baseline to a 4-million-parameter pretrained backbone, and an external source verified independent rather than assumed so.</w:t>
+        <w:t xml:space="preserve"> set (661 images), a publicly downloadable collection with no data card and no stated acquisition protocol, typical of what this area works with. Under a protocol fixed in advance, the corrections were identical models under a naive and a near-duplicate-grouped split, four model families from a 97-parameter linear baseline to a 4-million-parameter pretrained backbone, and an external source verified independent rather than assumed so.</w:t>
       </w:r>
     </w:p>
     <w:p>
@@ -1156,7 +1141,7 @@
           <w:rFonts w:ascii="Times New Roman" w:hAnsi="Times New Roman"/>
           <w:sz w:val="20"/>
         </w:rPr>
-        <w:t>, not that any model took it. We also report where it fails — a publisher who normalized an archive before release erased the traces it reads, so that archive scores 0.717 while being confounded at least as severely — and where it false-alarms (Table 3).</w:t>
+        <w:t>, not that any model took it. We also report where it fails — a publisher who normalized an archive before release erased the traces it reads, so that archive scores 0.717 while being confounded at least as severely — and where it false-alarms (Section IV-A).</w:t>
       </w:r>
     </w:p>
     <w:p>
@@ -1234,20 +1219,6 @@
           <w:sz w:val="20"/>
         </w:rPr>
         <w:t>Three things this study does not establish are stated with equal care. It does not estimate how often provenance confounding occurs — the seven-archive screen of Section IV-A has no sampling frame. It does not measure two-class performance under acquisition shift: the balanced set holds both classes but standardizes file-level acquisition, and the acquisition-shift experiment varies capture but holds one class (Section V-D). And it does not show that any model here can authenticate medicine in the field. We propose no new architecture; no statistically significant difference was detected between the 97-parameter linear model and the 4-million-parameter pretrained network on the internal test partition.</w:t>
-      </w:r>
-    </w:p>
-    <w:p>
-      <w:pPr>
-        <w:spacing w:after="0" w:before="0" w:line="240" w:lineRule="exact"/>
-        <w:ind w:firstLine="202"/>
-        <w:jc w:val="both"/>
-      </w:pPr>
-      <w:r>
-        <w:rPr>
-          <w:rFonts w:ascii="Times New Roman" w:hAnsi="Times New Roman"/>
-          <w:sz w:val="20"/>
-        </w:rPr>
-        <w:t>The remainder of the paper is organized as follows. Section II reviews pharmaceutical image authentication and the shortcut-learning literature and positions the audit relative to both. Section III describes the data, the leakage-controlled partitions, the four models, the three evaluations and the audit procedure. Section IV reports the audit, the leakage experiment, the balanced external test, the acquisition-shift test and the exploratory analyses. Section V discusses what in-distribution accuracy measures on this dataset, what the audit does and does not settle, practical implications and limitations, and Section VI concludes.</w:t>
       </w:r>
     </w:p>
     <w:p>
@@ -1339,7 +1310,7 @@
           <w:rFonts w:ascii="Times New Roman" w:hAnsi="Times New Roman"/>
           <w:sz w:val="20"/>
         </w:rPr>
-        <w:t xml:space="preserve">Because this paper's contribution is a dataset audit, the datasets those results rest on are themselves prior work. Table S26 records what each study identified through our targeted literature search trained on, together with whether it reports any check that acquisition conditions are balanced across its two classes; we did not identify such a check in any of the five. The search combined the terms </w:t>
+        <w:t>Because this paper's contribution is a dataset audit, the datasets those results rest on are themselves prior work. Table S26 records what each study located by our targeted search (</w:t>
       </w:r>
       <w:r>
         <w:rPr>
@@ -1384,7 +1355,7 @@
           <w:rFonts w:ascii="Times New Roman" w:hAnsi="Times New Roman"/>
           <w:sz w:val="20"/>
         </w:rPr>
-        <w:t xml:space="preserve"> and </w:t>
+        <w:t xml:space="preserve">, </w:t>
       </w:r>
       <w:r>
         <w:rPr>
@@ -1399,7 +1370,7 @@
           <w:rFonts w:ascii="Times New Roman" w:hAnsi="Times New Roman"/>
           <w:sz w:val="20"/>
         </w:rPr>
-        <w:t xml:space="preserve"> with </w:t>
+        <w:t xml:space="preserve"> × </w:t>
       </w:r>
       <w:r>
         <w:rPr>
@@ -1459,7 +1430,7 @@
           <w:rFonts w:ascii="Times New Roman" w:hAnsi="Times New Roman"/>
           <w:sz w:val="20"/>
         </w:rPr>
-        <w:t xml:space="preserve"> and </w:t>
+        <w:t xml:space="preserve">, </w:t>
       </w:r>
       <w:r>
         <w:rPr>
@@ -1474,7 +1445,7 @@
           <w:rFonts w:ascii="Times New Roman" w:hAnsi="Times New Roman"/>
           <w:sz w:val="20"/>
         </w:rPr>
-        <w:t xml:space="preserve"> across Google Scholar, IEEE Xplore and Scopus, and followed citations forward and backward from each hit. This was a targeted search rather than a systematic review, so its negative findings mean "not found by this search".</w:t>
+        <w:t>; Google Scholar, IEEE Xplore and Scopus; citations followed both ways) trained on, and whether it reports any check that acquisition conditions are balanced across its two classes; none of the five does. The search was targeted rather than systematic, so its negative findings mean "not found by this search".</w:t>
       </w:r>
     </w:p>
     <w:p>
@@ -1601,7 +1572,7 @@
           <w:rFonts w:ascii="Times New Roman" w:hAnsi="Times New Roman"/>
           <w:sz w:val="20"/>
         </w:rPr>
-        <w:t xml:space="preserve">: networks adopt decision rules exploiting superficial, spuriously predictive correlations, scoring well in-distribution while failing wherever the shortcut is absent. The failure has a documented precedent in medical imaging. Zech </w:t>
+        <w:t xml:space="preserve">: networks adopt decision rules exploiting superficial, spuriously predictive correlations, scoring well in-distribution while failing wherever the shortcut is absent. Medical imaging supplies the precedent. Zech </w:t>
       </w:r>
       <w:r>
         <w:rPr>
@@ -1616,7 +1587,7 @@
           <w:rFonts w:ascii="Times New Roman" w:hAnsi="Times New Roman"/>
           <w:sz w:val="20"/>
         </w:rPr>
-        <w:t xml:space="preserve"> [7] showed that pneumonia detectors trained on chest radiographs from three hospital systems could predict which system an image came from, and used that hospital-identity signal — itself correlated with disease prevalence — as a shortcut for the diagnostic label, degrading substantially on an unseen site. Later audits report the same for scanner-, site- and manufacturer-level signal [8], [9], and early COVID-19 radiograph classifiers were shown to rely on dataset-source confounds rather than radiographic signs [10]. DeGrave </w:t>
+        <w:t xml:space="preserve"> [7] showed that pneumonia detectors trained on radiographs from three hospital systems learned to predict the hospital, itself correlated with disease prevalence, and degraded substantially on an unseen site; later audits report scanner-, site- and manufacturer-level signal [8], [9], and early COVID-19 radiograph classifiers relied on dataset-source confounds rather than radiographic signs [10]. DeGrave </w:t>
       </w:r>
       <w:r>
         <w:rPr>
@@ -1631,7 +1602,7 @@
           <w:rFonts w:ascii="Times New Roman" w:hAnsi="Times New Roman"/>
           <w:sz w:val="20"/>
         </w:rPr>
-        <w:t xml:space="preserve"> [31] put the case most sharply: applying explainable-AI methods to published COVID-19 radiograph detectors, they conclude the systems rely on confounding factors rather than pathology, and so "appear accurate, but fail when tested in new hospitals".</w:t>
+        <w:t xml:space="preserve"> [31] conclude from explainable-AI methods that published COVID-19 detectors rely on confounding factors rather than pathology, and so "appear accurate, but fail when tested in new hospitals".</w:t>
       </w:r>
     </w:p>
     <w:p>
@@ -1662,7 +1633,7 @@
           <w:rFonts w:ascii="Times New Roman" w:hAnsi="Times New Roman"/>
           <w:sz w:val="20"/>
         </w:rPr>
-        <w:t xml:space="preserve">The audit's ingredients are not new. Fitting a classifier to metadata to test whether it predicts a label is a familiar kind of dataset-bias check, in the spirit of [32], and the terms nearest to the phenomenon are well established: </w:t>
+        <w:t xml:space="preserve">The audit's ingredients are not new. Fitting a classifier to metadata to test whether it predicts a label is a familiar kind of dataset-bias check, in the spirit of [32], and the nearest terms are well established: </w:t>
       </w:r>
       <w:r>
         <w:rPr>
@@ -1692,7 +1663,7 @@
           <w:rFonts w:ascii="Times New Roman" w:hAnsi="Times New Roman"/>
           <w:sz w:val="20"/>
         </w:rPr>
-        <w:t xml:space="preserve"> [32] and </w:t>
+        <w:t xml:space="preserve"> [32], </w:t>
       </w:r>
       <w:r>
         <w:rPr>
@@ -1707,7 +1678,7 @@
           <w:rFonts w:ascii="Times New Roman" w:hAnsi="Times New Roman"/>
           <w:sz w:val="20"/>
         </w:rPr>
-        <w:t xml:space="preserve"> name a statistical property of a sample; </w:t>
+        <w:t xml:space="preserve">, </w:t>
       </w:r>
       <w:r>
         <w:rPr>
@@ -1715,6 +1686,51 @@
           <w:i/>
           <w:sz w:val="20"/>
         </w:rPr>
+        <w:t>hidden stratification</w:t>
+      </w:r>
+      <w:r>
+        <w:rPr>
+          <w:rFonts w:ascii="Times New Roman" w:hAnsi="Times New Roman"/>
+          <w:sz w:val="20"/>
+        </w:rPr>
+        <w:t xml:space="preserve"> [7], </w:t>
+      </w:r>
+      <w:r>
+        <w:rPr>
+          <w:rFonts w:ascii="Times New Roman" w:hAnsi="Times New Roman"/>
+          <w:i/>
+          <w:sz w:val="20"/>
+        </w:rPr>
+        <w:t>source confounding</w:t>
+      </w:r>
+      <w:r>
+        <w:rPr>
+          <w:rFonts w:ascii="Times New Roman" w:hAnsi="Times New Roman"/>
+          <w:sz w:val="20"/>
+        </w:rPr>
+        <w:t xml:space="preserve"> and </w:t>
+      </w:r>
+      <w:r>
+        <w:rPr>
+          <w:rFonts w:ascii="Times New Roman" w:hAnsi="Times New Roman"/>
+          <w:i/>
+          <w:sz w:val="20"/>
+        </w:rPr>
+        <w:t>metadata leakage</w:t>
+      </w:r>
+      <w:r>
+        <w:rPr>
+          <w:rFonts w:ascii="Times New Roman" w:hAnsi="Times New Roman"/>
+          <w:sz w:val="20"/>
+        </w:rPr>
+        <w:t xml:space="preserve"> name statistical properties of a sample; </w:t>
+      </w:r>
+      <w:r>
+        <w:rPr>
+          <w:rFonts w:ascii="Times New Roman" w:hAnsi="Times New Roman"/>
+          <w:i/>
+          <w:sz w:val="20"/>
+        </w:rPr>
         <w:t>domain shift</w:t>
       </w:r>
       <w:r>
@@ -1723,51 +1739,6 @@
           <w:sz w:val="20"/>
         </w:rPr>
         <w:t xml:space="preserve"> names a relation between two distributions; </w:t>
-      </w:r>
-      <w:r>
-        <w:rPr>
-          <w:rFonts w:ascii="Times New Roman" w:hAnsi="Times New Roman"/>
-          <w:i/>
-          <w:sz w:val="20"/>
-        </w:rPr>
-        <w:t>hidden stratification</w:t>
-      </w:r>
-      <w:r>
-        <w:rPr>
-          <w:rFonts w:ascii="Times New Roman" w:hAnsi="Times New Roman"/>
-          <w:sz w:val="20"/>
-        </w:rPr>
-        <w:t xml:space="preserve"> [7] names unlabeled subgroup structure inside a class; </w:t>
-      </w:r>
-      <w:r>
-        <w:rPr>
-          <w:rFonts w:ascii="Times New Roman" w:hAnsi="Times New Roman"/>
-          <w:i/>
-          <w:sz w:val="20"/>
-        </w:rPr>
-        <w:t>source confounding</w:t>
-      </w:r>
-      <w:r>
-        <w:rPr>
-          <w:rFonts w:ascii="Times New Roman" w:hAnsi="Times New Roman"/>
-          <w:sz w:val="20"/>
-        </w:rPr>
-        <w:t xml:space="preserve"> names an association between data origin and label; </w:t>
-      </w:r>
-      <w:r>
-        <w:rPr>
-          <w:rFonts w:ascii="Times New Roman" w:hAnsi="Times New Roman"/>
-          <w:i/>
-          <w:sz w:val="20"/>
-        </w:rPr>
-        <w:t>metadata leakage</w:t>
-      </w:r>
-      <w:r>
-        <w:rPr>
-          <w:rFonts w:ascii="Times New Roman" w:hAnsi="Times New Roman"/>
-          <w:sz w:val="20"/>
-        </w:rPr>
-        <w:t xml:space="preserve"> names label-predictive information carried outside the intended input; </w:t>
       </w:r>
       <w:r>
         <w:rPr>
@@ -2080,7 +2051,7 @@
           <w:rFonts w:ascii="Times New Roman" w:hAnsi="Times New Roman"/>
           <w:sz w:val="20"/>
         </w:rPr>
-        <w:t xml:space="preserve">Two properties of the primary source, both verifiable in seconds by anyone holding the archive, should be recorded before any result is read. </w:t>
+        <w:t xml:space="preserve">Two verifiable properties of the primary source must be noted. </w:t>
       </w:r>
       <w:r>
         <w:rPr>
@@ -2202,42 +2173,14 @@
           <w:b/>
           <w:sz w:val="20"/>
         </w:rPr>
-        <w:t>Why the second source was excluded.</w:t>
-      </w:r>
-      <w:r>
-        <w:rPr>
-          <w:rFonts w:ascii="Times New Roman" w:hAnsi="Times New Roman"/>
-          <w:sz w:val="20"/>
-        </w:rPr>
-        <w:t xml:space="preserve"> The Roboflow source appeared to be a second independent authentic/counterfeit dataset, and therefore a candidate both for pooling and for cross-dataset validation. Inspection showed it is neither. Of its counterfeit-labeled images, 57/57 unique source images are institutional advisory graphics carrying a regulator's logo, a banner headline and the ground-truth label rendered as literal text inside the image, while 263/263 of its plain product photographs are authentic-labeled: a model trained on it as shipped would learn to distinguish advisory collages from product photography. After excluding those, 9 more found by manual inspection and 52 rows carrying simultaneous </w:t>
-      </w:r>
-      <w:r>
-        <w:rPr>
-          <w:rFonts w:ascii="Consolas" w:hAnsi="Consolas"/>
-          <w:sz w:val="18"/>
-        </w:rPr>
-        <w:t>authentic=1</w:t>
-      </w:r>
-      <w:r>
-        <w:rPr>
-          <w:rFonts w:ascii="Times New Roman" w:hAnsi="Times New Roman"/>
-          <w:sz w:val="20"/>
-        </w:rPr>
-        <w:t xml:space="preserve"> and </w:t>
-      </w:r>
-      <w:r>
-        <w:rPr>
-          <w:rFonts w:ascii="Consolas" w:hAnsi="Consolas"/>
-          <w:sz w:val="18"/>
-        </w:rPr>
-        <w:t>counterfeit=1</w:t>
-      </w:r>
-      <w:r>
-        <w:rPr>
-          <w:rFonts w:ascii="Times New Roman" w:hAnsi="Times New Roman"/>
-          <w:sz w:val="20"/>
-        </w:rPr>
-        <w:t xml:space="preserve"> annotations, the source contributes </w:t>
+        <w:t>The Roboflow source was excluded from pooling and from cross-dataset validation.</w:t>
+      </w:r>
+      <w:r>
+        <w:rPr>
+          <w:rFonts w:ascii="Times New Roman" w:hAnsi="Times New Roman"/>
+          <w:sz w:val="20"/>
+        </w:rPr>
+        <w:t xml:space="preserve"> Inspection revealed that 57/57 of its unique counterfeit source images are institutional advisory graphics carrying a regulator's logo, a banner headline and the ground-truth label as literal text, while 263/263 of its plain product photographs are authentic-labeled — a modality confound, which metadata alone does not detect (Section S-I-T). After excluding those, 9 more found by manual inspection and 52 rows annotated as both classes, the source contributes </w:t>
       </w:r>
       <w:r>
         <w:rPr>
@@ -2252,7 +2195,7 @@
           <w:rFonts w:ascii="Times New Roman" w:hAnsi="Times New Roman"/>
           <w:sz w:val="20"/>
         </w:rPr>
-        <w:t xml:space="preserve"> usable counterfeit images against 2,695 authentic. Prior work attributes its unsuitability to class imbalance; the deeper problem is a modality confound, which metadata alone does not detect (Section S-I-T).</w:t>
+        <w:t xml:space="preserve"> usable counterfeit images against 2,695 authentic.</w:t>
       </w:r>
     </w:p>
     <w:p>
@@ -2694,7 +2637,7 @@
           <w:rFonts w:ascii="Times New Roman" w:hAnsi="Times New Roman"/>
           <w:sz w:val="20"/>
         </w:rPr>
-        <w:t xml:space="preserve"> is what a different initialization would have produced, assessed across five seeds (Table 6). </w:t>
+        <w:t xml:space="preserve"> is what a different initialization would have produced, assessed across five seeds (Section S-I-U). </w:t>
       </w:r>
       <w:r>
         <w:rPr>
@@ -3039,7 +2982,7 @@
           <w:rFonts w:ascii="Times New Roman" w:hAnsi="Times New Roman"/>
           <w:sz w:val="20"/>
         </w:rPr>
-        <w:t xml:space="preserve">, which is what this study's question calls for: the question is what a change in the </w:t>
+        <w:t xml:space="preserve">. The question is what a change in the </w:t>
       </w:r>
       <w:r>
         <w:rPr>
@@ -3054,7 +2997,7 @@
           <w:rFonts w:ascii="Times New Roman" w:hAnsi="Times New Roman"/>
           <w:sz w:val="20"/>
         </w:rPr>
-        <w:t xml:space="preserve"> does, and a probe holds the representation constant while the input changes, so any movement is attributable to the input alone. A fine-tuned network confounds the two, because the representation drifts in response to the same shift whose effect is being measured; freezing is what makes the comparison between the internal test and the external conditions an intervention on the input rather than on the model. It also measures the shortcut as it is available to a practitioner using an off-the-shelf backbone, keeps M3 and M4 balanced at one trained linear layer each, and holds the compute budget within CPU-only hardware.</w:t>
+        <w:t xml:space="preserve"> does, and a probe holds the representation constant while the input changes, so any movement is attributable to the input alone; a fine-tuned network's representation would drift in response to the same shift whose effect is being measured. Freezing also measures the shortcut as it is available to a practitioner using an off-the-shelf backbone, keeps M3 and M4 at one trained linear layer each, and holds the compute budget within CPU-only hardware.</w:t>
       </w:r>
     </w:p>
     <w:p>
@@ -3140,7 +3083,7 @@
           <w:rFonts w:ascii="Times New Roman" w:hAnsi="Times New Roman"/>
           <w:sz w:val="20"/>
         </w:rPr>
-        <w:t xml:space="preserve">Table S2 gives every training setting in one place, and nothing in it varies by split, condition or experiment: Adam at 1 × 10⁻³ for M2–M4, selected from {1 × 10⁻³, 3 × 10⁻⁴, 1 × 10⁻⁴} on Split A train/val alone; batch 32; class-weighted cross-entropy; a 50-epoch cap with early stopping on validation loss at patience 4 and minimum improvement 1 × 10⁻³; best-validation-loss state persisted as a checkpoint; a 0.5 decision threshold; and seed 42 fixed before every run, fold and augmented extraction pass, with sensitivity at 42–46 (Table 6). M1 is fitted by </w:t>
+        <w:t xml:space="preserve">Table S2 gives every training setting, and nothing in it varies by split, condition or experiment: Adam at 1 × 10⁻³ for M2–M4, selected on Split A train/val alone; batch 32; class-weighted cross-entropy; a 50-epoch cap with early stopping on validation loss; the best-validation-loss state persisted as a checkpoint; a 0.5 decision threshold; and seed 42 fixed before every run, fold and augmented extraction pass, with sensitivity at 42–46 (Section S-I-U). M1 is fitted by </w:t>
       </w:r>
       <w:r>
         <w:rPr>
@@ -3200,7 +3143,22 @@
           <w:rFonts w:ascii="Times New Roman" w:hAnsi="Times New Roman"/>
           <w:sz w:val="20"/>
         </w:rPr>
-        <w:t xml:space="preserve">, so precision, recall, F1 score and the areas under the receiver operating characteristic and precision–recall curves are reported with respect to counterfeit detection — the deployment framing, in which the costly error is calling a falsified product genuine. Because a reader in a clinical setting may take "positive" to mean </w:t>
+        <w:t xml:space="preserve">, so recall (sensitivity) is the fraction of counterfeits called counterfeit and </w:t>
+      </w:r>
+      <w:r>
+        <w:rPr>
+          <w:rFonts w:ascii="Times New Roman" w:hAnsi="Times New Roman"/>
+          <w:b/>
+          <w:sz w:val="20"/>
+        </w:rPr>
+        <w:t>specificity</w:t>
+      </w:r>
+      <w:r>
+        <w:rPr>
+          <w:rFonts w:ascii="Times New Roman" w:hAnsi="Times New Roman"/>
+          <w:sz w:val="20"/>
+        </w:rPr>
+        <w:t xml:space="preserve"> the fraction of authentic images called authentic — the deployment framing, in which the costly error is calling a falsified product genuine. </w:t>
       </w:r>
       <w:r>
         <w:rPr>
@@ -3208,435 +3166,45 @@
           <w:i/>
           <w:sz w:val="20"/>
         </w:rPr>
-        <w:t>genuine</w:t>
-      </w:r>
-      <w:r>
-        <w:rPr>
-          <w:rFonts w:ascii="Times New Roman" w:hAnsi="Times New Roman"/>
-          <w:sz w:val="20"/>
-        </w:rPr>
-        <w:t>, the convention is set out in full here and every later use follows it.</w:t>
-      </w:r>
-    </w:p>
-    <w:p>
-      <w:pPr>
-        <w:sectPr>
-          <w:type w:val="continuous"/>
-          <w:pgSz w:w="11520" w:h="15659"/>
-          <w:pgMar w:top="1080" w:right="728" w:bottom="1134" w:left="728" w:header="720" w:footer="720" w:gutter="0"/>
-          <w:docGrid w:linePitch="360"/>
-          <w:cols w:num="2" w:equalWidth="1" w:space="394" w:sep="0"/>
-        </w:sectPr>
-      </w:pPr>
-    </w:p>
-    <w:tbl>
-      <w:tblPr>
-        <w:tblStyle w:val="TableGrid"/>
-        <w:tblW w:type="auto" w:w="0"/>
-        <w:jc w:val="center"/>
-        <w:tblLayout w:type="autofit"/>
-        <w:tblLook w:firstColumn="1" w:firstRow="1" w:lastColumn="0" w:lastRow="0" w:noHBand="0" w:noVBand="1" w:val="04A0"/>
-      </w:tblPr>
-      <w:tblGrid>
-        <w:gridCol w:w="5032"/>
-        <w:gridCol w:w="5032"/>
-      </w:tblGrid>
-      <w:tr>
-        <w:tc>
-          <w:tcPr>
-            <w:tcW w:type="dxa" w:w="5032"/>
-            <w:shd w:val="clear" w:color="auto" w:fill="DCE6EF"/>
-          </w:tcPr>
-          <w:p>
-            <w:pPr>
-              <w:spacing w:after="20" w:before="20"/>
-              <w:jc w:val="left"/>
-            </w:pPr>
-            <w:r>
-              <w:rPr>
-                <w:b/>
-              </w:rPr>
-            </w:r>
-            <w:r>
-              <w:rPr>
-                <w:rFonts w:ascii="Arial" w:hAnsi="Arial"/>
-                <w:b/>
-                <w:sz w:val="14"/>
-              </w:rPr>
-              <w:t>Term</w:t>
-            </w:r>
-          </w:p>
-        </w:tc>
-        <w:tc>
-          <w:tcPr>
-            <w:tcW w:type="dxa" w:w="5032"/>
-            <w:shd w:val="clear" w:color="auto" w:fill="DCE6EF"/>
-          </w:tcPr>
-          <w:p>
-            <w:pPr>
-              <w:spacing w:after="20" w:before="20"/>
-              <w:jc w:val="center"/>
-            </w:pPr>
-            <w:r>
-              <w:rPr>
-                <w:b/>
-              </w:rPr>
-            </w:r>
-            <w:r>
-              <w:rPr>
-                <w:rFonts w:ascii="Arial" w:hAnsi="Arial"/>
-                <w:b/>
-                <w:sz w:val="14"/>
-              </w:rPr>
-              <w:t>Meaning in this paper</w:t>
-            </w:r>
-          </w:p>
-        </w:tc>
-      </w:tr>
-      <w:tr>
-        <w:tc>
-          <w:tcPr>
-            <w:tcW w:type="dxa" w:w="5032"/>
-          </w:tcPr>
-          <w:p>
-            <w:pPr>
-              <w:spacing w:after="20" w:before="20"/>
-              <w:jc w:val="left"/>
-            </w:pPr>
-            <w:r/>
-            <w:r>
-              <w:rPr>
-                <w:rFonts w:ascii="Arial" w:hAnsi="Arial"/>
-                <w:i/>
-                <w:sz w:val="14"/>
-              </w:rPr>
-              <w:t>y = 0</w:t>
-            </w:r>
-          </w:p>
-        </w:tc>
-        <w:tc>
-          <w:tcPr>
-            <w:tcW w:type="dxa" w:w="5032"/>
-          </w:tcPr>
-          <w:p>
-            <w:pPr>
-              <w:spacing w:after="20" w:before="20"/>
-              <w:jc w:val="center"/>
-            </w:pPr>
-            <w:r/>
-            <w:r>
-              <w:rPr>
-                <w:rFonts w:ascii="Arial" w:hAnsi="Arial"/>
-                <w:sz w:val="14"/>
-              </w:rPr>
-              <w:t>Authentic (negative class)</w:t>
-            </w:r>
-          </w:p>
-        </w:tc>
-      </w:tr>
-      <w:tr>
-        <w:tc>
-          <w:tcPr>
-            <w:tcW w:type="dxa" w:w="5032"/>
-          </w:tcPr>
-          <w:p>
-            <w:pPr>
-              <w:spacing w:after="20" w:before="20"/>
-              <w:jc w:val="left"/>
-            </w:pPr>
-            <w:r/>
-            <w:r>
-              <w:rPr>
-                <w:rFonts w:ascii="Arial" w:hAnsi="Arial"/>
-                <w:i/>
-                <w:sz w:val="14"/>
-              </w:rPr>
-              <w:t>y = 1</w:t>
-            </w:r>
-          </w:p>
-        </w:tc>
-        <w:tc>
-          <w:tcPr>
-            <w:tcW w:type="dxa" w:w="5032"/>
-          </w:tcPr>
-          <w:p>
-            <w:pPr>
-              <w:spacing w:after="20" w:before="20"/>
-              <w:jc w:val="center"/>
-            </w:pPr>
-            <w:r/>
-            <w:r>
-              <w:rPr>
-                <w:rFonts w:ascii="Arial" w:hAnsi="Arial"/>
-                <w:sz w:val="14"/>
-              </w:rPr>
-              <w:t>Counterfeit (positive class)</w:t>
-            </w:r>
-          </w:p>
-        </w:tc>
-      </w:tr>
-      <w:tr>
-        <w:tc>
-          <w:tcPr>
-            <w:tcW w:type="dxa" w:w="5032"/>
-          </w:tcPr>
-          <w:p>
-            <w:pPr>
-              <w:spacing w:after="20" w:before="20"/>
-              <w:jc w:val="left"/>
-            </w:pPr>
-            <w:r/>
-            <w:r>
-              <w:rPr>
-                <w:rFonts w:ascii="Arial" w:hAnsi="Arial"/>
-                <w:sz w:val="14"/>
-              </w:rPr>
-              <w:t>Sensitivity, recall</w:t>
-            </w:r>
-          </w:p>
-        </w:tc>
-        <w:tc>
-          <w:tcPr>
-            <w:tcW w:type="dxa" w:w="5032"/>
-          </w:tcPr>
-          <w:p>
-            <w:pPr>
-              <w:spacing w:after="20" w:before="20"/>
-              <w:jc w:val="center"/>
-            </w:pPr>
-            <w:r/>
-            <w:r>
-              <w:rPr>
-                <w:rFonts w:ascii="Arial" w:hAnsi="Arial"/>
-                <w:sz w:val="14"/>
-              </w:rPr>
-              <w:t>Counterfeit correctly classified as counterfeit</w:t>
-            </w:r>
-          </w:p>
-        </w:tc>
-      </w:tr>
-      <w:tr>
-        <w:tc>
-          <w:tcPr>
-            <w:tcW w:type="dxa" w:w="5032"/>
-          </w:tcPr>
-          <w:p>
-            <w:pPr>
-              <w:spacing w:after="20" w:before="20"/>
-              <w:jc w:val="left"/>
-            </w:pPr>
-            <w:r/>
-            <w:r>
-              <w:rPr>
-                <w:rFonts w:ascii="Arial" w:hAnsi="Arial"/>
-                <w:b/>
-                <w:sz w:val="14"/>
-              </w:rPr>
-              <w:t>Specificity</w:t>
-            </w:r>
-          </w:p>
-        </w:tc>
-        <w:tc>
-          <w:tcPr>
-            <w:tcW w:type="dxa" w:w="5032"/>
-          </w:tcPr>
-          <w:p>
-            <w:pPr>
-              <w:spacing w:after="20" w:before="20"/>
-              <w:jc w:val="center"/>
-            </w:pPr>
-            <w:r/>
-            <w:r>
-              <w:rPr>
-                <w:rFonts w:ascii="Arial" w:hAnsi="Arial"/>
-                <w:sz w:val="14"/>
-              </w:rPr>
-              <w:t>Authentic correctly classified as authentic</w:t>
-            </w:r>
-          </w:p>
-        </w:tc>
-      </w:tr>
-      <w:tr>
-        <w:tc>
-          <w:tcPr>
-            <w:tcW w:type="dxa" w:w="5032"/>
-          </w:tcPr>
-          <w:p>
-            <w:pPr>
-              <w:spacing w:after="20" w:before="20"/>
-              <w:jc w:val="left"/>
-            </w:pPr>
-            <w:r/>
-            <w:r>
-              <w:rPr>
-                <w:rFonts w:ascii="Arial" w:hAnsi="Arial"/>
-                <w:sz w:val="14"/>
-              </w:rPr>
-              <w:t>Accuracy</w:t>
-            </w:r>
-          </w:p>
-        </w:tc>
-        <w:tc>
-          <w:tcPr>
-            <w:tcW w:type="dxa" w:w="5032"/>
-          </w:tcPr>
-          <w:p>
-            <w:pPr>
-              <w:spacing w:after="20" w:before="20"/>
-              <w:jc w:val="center"/>
-            </w:pPr>
-            <w:r/>
-            <w:r>
-              <w:rPr>
-                <w:rFonts w:ascii="Arial" w:hAnsi="Arial"/>
-                <w:sz w:val="14"/>
-              </w:rPr>
-              <w:t xml:space="preserve">Fraction correct over a </w:t>
-            </w:r>
-            <w:r>
-              <w:rPr>
-                <w:rFonts w:ascii="Arial" w:hAnsi="Arial"/>
-                <w:b/>
-                <w:sz w:val="14"/>
-              </w:rPr>
-              <w:t>mixed-class</w:t>
-            </w:r>
-            <w:r>
-              <w:rPr>
-                <w:rFonts w:ascii="Arial" w:hAnsi="Arial"/>
-                <w:sz w:val="14"/>
-              </w:rPr>
-              <w:t xml:space="preserve"> set: the internal grouped test, and the balanced external test</w:t>
-            </w:r>
-          </w:p>
-        </w:tc>
-      </w:tr>
-      <w:tr>
-        <w:tc>
-          <w:tcPr>
-            <w:tcW w:type="dxa" w:w="5032"/>
-          </w:tcPr>
-          <w:p>
-            <w:pPr>
-              <w:spacing w:after="20" w:before="20"/>
-              <w:jc w:val="left"/>
-            </w:pPr>
-            <w:r/>
-            <w:r>
-              <w:rPr>
-                <w:rFonts w:ascii="Arial" w:hAnsi="Arial"/>
-                <w:sz w:val="14"/>
-              </w:rPr>
-              <w:t>External specificity</w:t>
-            </w:r>
-          </w:p>
-        </w:tc>
-        <w:tc>
-          <w:tcPr>
-            <w:tcW w:type="dxa" w:w="5032"/>
-          </w:tcPr>
-          <w:p>
-            <w:pPr>
-              <w:spacing w:after="20" w:before="20"/>
-              <w:jc w:val="center"/>
-            </w:pPr>
-            <w:r/>
-            <w:r>
-              <w:rPr>
-                <w:rFonts w:ascii="Arial" w:hAnsi="Arial"/>
-                <w:sz w:val="14"/>
-              </w:rPr>
-              <w:t xml:space="preserve">Specificity on an </w:t>
-            </w:r>
-            <w:r>
-              <w:rPr>
-                <w:rFonts w:ascii="Arial" w:hAnsi="Arial"/>
-                <w:b/>
-                <w:sz w:val="14"/>
-              </w:rPr>
-              <w:t>authentic-only</w:t>
-            </w:r>
-            <w:r>
-              <w:rPr>
-                <w:rFonts w:ascii="Arial" w:hAnsi="Arial"/>
-                <w:sz w:val="14"/>
-              </w:rPr>
-              <w:t xml:space="preserve"> set; the only quantity such a set can measure</w:t>
-            </w:r>
-          </w:p>
-        </w:tc>
-      </w:tr>
-      <w:tr>
-        <w:tc>
-          <w:tcPr>
-            <w:tcW w:type="dxa" w:w="5032"/>
-          </w:tcPr>
-          <w:p>
-            <w:pPr>
-              <w:spacing w:after="20" w:before="20"/>
-              <w:jc w:val="left"/>
-            </w:pPr>
-            <w:r/>
-            <w:r>
-              <w:rPr>
-                <w:rFonts w:ascii="Arial" w:hAnsi="Arial"/>
-                <w:sz w:val="14"/>
-              </w:rPr>
-              <w:t>External counterfeit recall</w:t>
-            </w:r>
-          </w:p>
-        </w:tc>
-        <w:tc>
-          <w:tcPr>
-            <w:tcW w:type="dxa" w:w="5032"/>
-          </w:tcPr>
-          <w:p>
-            <w:pPr>
-              <w:spacing w:after="20" w:before="20"/>
-              <w:jc w:val="center"/>
-            </w:pPr>
-            <w:r/>
-            <w:r>
-              <w:rPr>
-                <w:rFonts w:ascii="Arial" w:hAnsi="Arial"/>
-                <w:sz w:val="14"/>
-              </w:rPr>
-              <w:t xml:space="preserve">Recall on a </w:t>
-            </w:r>
-            <w:r>
-              <w:rPr>
-                <w:rFonts w:ascii="Arial" w:hAnsi="Arial"/>
-                <w:b/>
-                <w:sz w:val="14"/>
-              </w:rPr>
-              <w:t>counterfeit-only</w:t>
-            </w:r>
-            <w:r>
-              <w:rPr>
-                <w:rFonts w:ascii="Arial" w:hAnsi="Arial"/>
-                <w:sz w:val="14"/>
-              </w:rPr>
-              <w:t xml:space="preserve"> source; the only quantity such a source can measure</w:t>
-            </w:r>
-          </w:p>
-        </w:tc>
-      </w:tr>
-    </w:tbl>
-    <w:p>
-      <w:pPr>
-        <w:spacing w:after="120"/>
-      </w:pPr>
-    </w:p>
-    <w:p>
-      <w:pPr>
-        <w:sectPr>
-          <w:type w:val="continuous"/>
-          <w:pgSz w:w="11520" w:h="15659"/>
-          <w:pgMar w:top="1080" w:right="728" w:bottom="1134" w:left="728" w:header="720" w:footer="720" w:gutter="0"/>
-          <w:docGrid w:linePitch="360"/>
-          <w:cols w:num="1" w:equalWidth="1" w:space="0" w:sep="0"/>
-        </w:sectPr>
-      </w:pPr>
+        <w:t>Accuracy</w:t>
+      </w:r>
+      <w:r>
+        <w:rPr>
+          <w:rFonts w:ascii="Times New Roman" w:hAnsi="Times New Roman"/>
+          <w:sz w:val="20"/>
+        </w:rPr>
+        <w:t xml:space="preserve"> is reserved for mixed-class sets (the internal grouped test and the balanced external test); an authentic-only set yields only an </w:t>
+      </w:r>
+      <w:r>
+        <w:rPr>
+          <w:rFonts w:ascii="Times New Roman" w:hAnsi="Times New Roman"/>
+          <w:b/>
+          <w:sz w:val="20"/>
+        </w:rPr>
+        <w:t>external specificity</w:t>
+      </w:r>
+      <w:r>
+        <w:rPr>
+          <w:rFonts w:ascii="Times New Roman" w:hAnsi="Times New Roman"/>
+          <w:sz w:val="20"/>
+        </w:rPr>
+        <w:t xml:space="preserve"> and a counterfeit-only source only an </w:t>
+      </w:r>
+      <w:r>
+        <w:rPr>
+          <w:rFonts w:ascii="Times New Roman" w:hAnsi="Times New Roman"/>
+          <w:b/>
+          <w:sz w:val="20"/>
+        </w:rPr>
+        <w:t>external counterfeit recall</w:t>
+      </w:r>
+      <w:r>
+        <w:rPr>
+          <w:rFonts w:ascii="Times New Roman" w:hAnsi="Times New Roman"/>
+          <w:sz w:val="20"/>
+        </w:rPr>
+        <w:t>.</w:t>
+      </w:r>
     </w:p>
     <w:p>
       <w:pPr>
@@ -4415,14 +3983,14 @@
           <w:b/>
           <w:sz w:val="20"/>
         </w:rPr>
-        <w:t>The authentic class could not come from any source already in this study, and saying why is the design.</w:t>
-      </w:r>
-      <w:r>
-        <w:rPr>
-          <w:rFonts w:ascii="Times New Roman" w:hAnsi="Times New Roman"/>
-          <w:sz w:val="20"/>
-        </w:rPr>
-        <w:t xml:space="preserve"> The regulatory archives supply one: of nine authentic-labeled candidates, eight are flat vector carton artwork against field photographs for every falsified one — a </w:t>
+        <w:t>The authentic class could not come from any source already in this study.</w:t>
+      </w:r>
+      <w:r>
+        <w:rPr>
+          <w:rFonts w:ascii="Times New Roman" w:hAnsi="Times New Roman"/>
+          <w:sz w:val="20"/>
+        </w:rPr>
+        <w:t xml:space="preserve"> Of the regulatory archives' nine authentic-labeled candidates, eight are flat vector carton artwork against field photographs for every falsified one — a </w:t>
       </w:r>
       <w:r>
         <w:rPr>
@@ -4437,7 +4005,7 @@
           <w:rFonts w:ascii="Times New Roman" w:hAnsi="Times New Roman"/>
           <w:sz w:val="20"/>
         </w:rPr>
-        <w:t xml:space="preserve"> that is a property of how the images were produced and not of the products. A regulator publishes photographs of what it seized and manufacturer artwork of what the genuine article should look like, so that asymmetry is structural rather than an accident of one harvest. The acquisition-shift conditions supply the other: pairing their photographs with the regulatory ones would open a brightness gap of </w:t>
+        <w:t xml:space="preserve"> that is structural, since a regulator publishes photographs of what it seized and manufacturer artwork of what the genuine article should look like. Pairing the acquisition-shift photographs with the regulatory ones would open a </w:t>
       </w:r>
       <w:r>
         <w:rPr>
@@ -4452,22 +4020,7 @@
           <w:rFonts w:ascii="Times New Roman" w:hAnsi="Times New Roman"/>
           <w:sz w:val="20"/>
         </w:rPr>
-        <w:t xml:space="preserve"> and set a 2448 px median short side against 439 px — </w:t>
-      </w:r>
-      <w:r>
-        <w:rPr>
-          <w:rFonts w:ascii="Times New Roman" w:hAnsi="Times New Roman"/>
-          <w:i/>
-          <w:sz w:val="20"/>
-        </w:rPr>
-        <w:t>larger</w:t>
-      </w:r>
-      <w:r>
-        <w:rPr>
-          <w:rFonts w:ascii="Times New Roman" w:hAnsi="Times New Roman"/>
-          <w:sz w:val="20"/>
-        </w:rPr>
-        <w:t xml:space="preserve"> than the gap that disqualified the artwork. Either route would have reproduced the confound this paper exists to expose inside the paper's own external validation.</w:t>
+        <w:t xml:space="preserve"> brightness gap and set a 2448 px median short side against 439 px, larger still. Either route would have reproduced the confound this paper exists to expose inside its own external validation.</w:t>
       </w:r>
     </w:p>
     <w:p>
@@ -4489,7 +4042,7 @@
           <w:rFonts w:ascii="Times New Roman" w:hAnsi="Times New Roman"/>
           <w:sz w:val="20"/>
         </w:rPr>
-        <w:t xml:space="preserve">, from Wikimedia Commons — a third-party photographic archive with no relation to any source here, carrying per-file license and authorship — and product-matched to the 46 alerts, whose titles name their products. Of 3,568 candidates, 788 survive a pre-download filter on title and native resolution and 672 were fetched; automated screens on flatness, brightness and duplication leave 449; a rotation-canonical pHash check against all 7,283 images under </w:t>
+        <w:t xml:space="preserve">, from Wikimedia Commons — a third-party photographic archive unrelated to any source here, carrying per-file license and authorship — and product-matched to the 46 alerts, whose titles name their products. Of 3,568 candidates, 788 survive a pre-download filter on title and native resolution and 672 were fetched; automated screens on flatness, brightness and duplication leave 449; a rotation-canonical pHash check against all 7,283 images under </w:t>
       </w:r>
       <w:r>
         <w:rPr>
@@ -4518,7 +4071,7 @@
           <w:rFonts w:ascii="Times New Roman" w:hAnsi="Times New Roman"/>
           <w:sz w:val="20"/>
         </w:rPr>
-        <w:t xml:space="preserve">, closest approach Hamming 10 — the same closest approach Split C and the regulatory candidates each recorded — and removing 11 within-set near-duplicates leaves 438. A recorded subject-matter review (Section S-IX) then accepts </w:t>
+        <w:t xml:space="preserve"> (closest approach Hamming 10, as for Split C and the regulatory candidates), and removing 11 within-set near-duplicates leaves 438. A recorded subject-matter review (Section S-IX) then accepts </w:t>
       </w:r>
       <w:r>
         <w:rPr>
@@ -4533,7 +4086,7 @@
           <w:rFonts w:ascii="Times New Roman" w:hAnsi="Times New Roman"/>
           <w:sz w:val="20"/>
         </w:rPr>
-        <w:t xml:space="preserve">: Commons, searched by drug name, returns a great deal that is not a photograph of a medicine package, and 99 candidates show no medical product at all, 69 make a person the subject, 38 are drawings or renderings, 28 are museum objects and 25 show a loose dose form with no packaging. The final 46 are chosen from the 174 by nearest-neighbour brightness matching to the 46 counterfeit frames, at most one per product search term while the terms last, which spreads them over </w:t>
+        <w:t xml:space="preserve">, rejecting candidates that show no medical product (99), make a person the subject (69), are drawings or renderings (38), are museum objects (28) or show a loose dose form without packaging (25). The final 46 are chosen by nearest-neighbour brightness matching to the 46 counterfeit frames, at most one per product search term while the terms last, spreading them over </w:t>
       </w:r>
       <w:r>
         <w:rPr>
@@ -4615,7 +4168,7 @@
           <w:rFonts w:ascii="Times New Roman" w:hAnsi="Times New Roman"/>
           <w:sz w:val="20"/>
         </w:rPr>
-        <w:t xml:space="preserve"> and treat it as such: it is the best negative class available for a two-class external test, not a verified one. This is the principal limitation of Table 4. A mislabeled image on that side would move the specificity column directly, the direction of any resulting bias is not known, and Section V-D states the consequence for every claim that rests on the balanced set.</w:t>
+        <w:t xml:space="preserve"> and treat it as such: it is the best negative class available for a two-class external test, not a verified one. This is the principal limitation of Table 3. A mislabeled image on that side would move the specificity column directly, the direction of any resulting bias is not known, and Section V-D states the consequence for every claim that rests on the balanced set.</w:t>
       </w:r>
     </w:p>
     <w:p>
@@ -5211,7 +4764,7 @@
           <w:rFonts w:ascii="Times New Roman" w:hAnsi="Times New Roman"/>
           <w:sz w:val="20"/>
         </w:rPr>
-        <w:t xml:space="preserve"> A score at chance says these features found no acquisition asymmetry — not that the dataset is clean, since a publisher who normalized the archive before release destroys the traces without touching the confound. A middling score on the mixed axes is a reason to investigate and may reflect a content difference. A high score on format means acquisition determines the label, and from there no in-distribution accuracy on that dataset can distinguish the intended task from provenance recognition.</w:t>
+        <w:t xml:space="preserve"> A score at chance says these features found no acquisition asymmetry — not that the dataset is clean, since a publisher who normalized the archive before release destroys the traces without touching the confound. A middling score on the mixed axes is a reason to investigate. A high score on format means acquisition determines the label, and no in-distribution accuracy on that dataset can then distinguish the intended task from provenance recognition.</w:t>
       </w:r>
     </w:p>
     <w:p>
@@ -5990,14 +5543,184 @@
           <w:b/>
           <w:sz w:val="20"/>
         </w:rPr>
-        <w:t>Three tiers of evidence are reported here, and the distinction governs how each result should be weighted.</w:t>
-      </w:r>
-      <w:r>
-        <w:rPr>
-          <w:rFonts w:ascii="Times New Roman" w:hAnsi="Times New Roman"/>
-          <w:sz w:val="20"/>
-        </w:rPr>
-        <w:t xml:space="preserve"> The first tier was fixed by the protocol before any of it ran. The second was specified in full before the data it is measured on existed, but was not pre-registered. The third was developed after the external failure was observed (Section S-I-F). No claim in Sections V–VI rests on the third tier alone.</w:t>
+        <w:t>Three tiers of evidence are reported here.</w:t>
+      </w:r>
+      <w:r>
+        <w:rPr>
+          <w:rFonts w:ascii="Times New Roman" w:hAnsi="Times New Roman"/>
+          <w:sz w:val="20"/>
+        </w:rPr>
+        <w:t xml:space="preserve"> </w:t>
+      </w:r>
+      <w:r>
+        <w:rPr>
+          <w:rFonts w:ascii="Times New Roman" w:hAnsi="Times New Roman"/>
+          <w:i/>
+          <w:sz w:val="20"/>
+        </w:rPr>
+        <w:t>Confirmatory</w:t>
+      </w:r>
+      <w:r>
+        <w:rPr>
+          <w:rFonts w:ascii="Times New Roman" w:hAnsi="Times New Roman"/>
+          <w:sz w:val="20"/>
+        </w:rPr>
+        <w:t xml:space="preserve"> results were fixed by the protocol before any of it ran: the provenance audit, the Split A/Split B comparison with the paired leakage experiment, and the baseline external evaluation on condition C (Sections IV-A, IV-B, and the baseline column of Table 4). The balanced external evaluation (Section IV-C, Table 3) is </w:t>
+      </w:r>
+      <w:r>
+        <w:rPr>
+          <w:rFonts w:ascii="Times New Roman" w:hAnsi="Times New Roman"/>
+          <w:i/>
+          <w:sz w:val="20"/>
+        </w:rPr>
+        <w:t>protocol-fixed</w:t>
+      </w:r>
+      <w:r>
+        <w:rPr>
+          <w:rFonts w:ascii="Times New Roman" w:hAnsi="Times New Roman"/>
+          <w:sz w:val="20"/>
+        </w:rPr>
+        <w:t xml:space="preserve"> rather than confirmatory: the decision to build it was taken after the one-sided results were in, but models, preprocessing, normalization, threshold and metric set were settled before the set was built and it was scored once. </w:t>
+      </w:r>
+      <w:r>
+        <w:rPr>
+          <w:rFonts w:ascii="Times New Roman" w:hAnsi="Times New Roman"/>
+          <w:i/>
+          <w:sz w:val="20"/>
+        </w:rPr>
+        <w:t>Exploratory</w:t>
+      </w:r>
+      <w:r>
+        <w:rPr>
+          <w:rFonts w:ascii="Times New Roman" w:hAnsi="Times New Roman"/>
+          <w:sz w:val="20"/>
+        </w:rPr>
+        <w:t xml:space="preserve"> results were developed after the external failure was observed (Section S-I-F): the normalization and the selection of its axes, constants and order, the attribution and region-substitution investigations, and condition D (Sections IV-D, IV-E). Condition C is not an untouched external set for the exploratory tier, because the three normalization axes were nominated after Table 1 showed those statistics separating the training pool from it (Section III-F). No claim in Sections V–VI rests on the exploratory tier alone.</w:t>
+      </w:r>
+    </w:p>
+    <w:p>
+      <w:pPr>
+        <w:keepNext/>
+        <w:spacing w:before="160" w:after="60" w:line="240" w:lineRule="exact"/>
+        <w:jc w:val="left"/>
+      </w:pPr>
+      <w:r>
+        <w:rPr>
+          <w:rFonts w:ascii="Arial" w:hAnsi="Arial"/>
+          <w:b/>
+          <w:i/>
+          <w:color w:val="000000"/>
+          <w:sz w:val="18"/>
+        </w:rPr>
+        <w:t>A. THE PROVENANCE AUDIT</w:t>
+      </w:r>
+    </w:p>
+    <w:p>
+      <w:pPr>
+        <w:spacing w:after="0" w:before="0" w:line="240" w:lineRule="exact"/>
+        <w:ind w:firstLine="202"/>
+        <w:jc w:val="both"/>
+      </w:pPr>
+      <w:r>
+        <w:rPr>
+          <w:rFonts w:ascii="Times New Roman" w:hAnsi="Times New Roman"/>
+          <w:b/>
+          <w:sz w:val="20"/>
+        </w:rPr>
+        <w:t>All 510 labels are predictable from container format alone: 272/272 authentic files are `.jpg` photographs and 238/238 counterfeit files are `.png` screenshots.</w:t>
+      </w:r>
+      <w:r>
+        <w:rPr>
+          <w:rFonts w:ascii="Times New Roman" w:hAnsi="Times New Roman"/>
+          <w:sz w:val="20"/>
+        </w:rPr>
+        <w:t xml:space="preserve"> This is not an artifact of our filtering — it holds in the archive as distributed, where all 240 files in </w:t>
+      </w:r>
+      <w:r>
+        <w:rPr>
+          <w:rFonts w:ascii="Consolas" w:hAnsi="Consolas"/>
+          <w:sz w:val="18"/>
+        </w:rPr>
+        <w:t>Fake/</w:t>
+      </w:r>
+      <w:r>
+        <w:rPr>
+          <w:rFonts w:ascii="Times New Roman" w:hAnsi="Times New Roman"/>
+          <w:sz w:val="20"/>
+        </w:rPr>
+        <w:t xml:space="preserve"> are </w:t>
+      </w:r>
+      <w:r>
+        <w:rPr>
+          <w:rFonts w:ascii="Consolas" w:hAnsi="Consolas"/>
+          <w:sz w:val="18"/>
+        </w:rPr>
+        <w:t>Screenshot*.png</w:t>
+      </w:r>
+      <w:r>
+        <w:rPr>
+          <w:rFonts w:ascii="Times New Roman" w:hAnsi="Times New Roman"/>
+          <w:sz w:val="20"/>
+        </w:rPr>
+        <w:t xml:space="preserve"> and all 421 in </w:t>
+      </w:r>
+      <w:r>
+        <w:rPr>
+          <w:rFonts w:ascii="Consolas" w:hAnsi="Consolas"/>
+          <w:sz w:val="18"/>
+        </w:rPr>
+        <w:t>Real/</w:t>
+      </w:r>
+      <w:r>
+        <w:rPr>
+          <w:rFonts w:ascii="Times New Roman" w:hAnsi="Times New Roman"/>
+          <w:sz w:val="20"/>
+        </w:rPr>
+        <w:t xml:space="preserve"> are </w:t>
+      </w:r>
+      <w:r>
+        <w:rPr>
+          <w:rFonts w:ascii="Consolas" w:hAnsi="Consolas"/>
+          <w:sz w:val="18"/>
+        </w:rPr>
+        <w:t>images*.jpg</w:t>
+      </w:r>
+      <w:r>
+        <w:rPr>
+          <w:rFonts w:ascii="Times New Roman" w:hAnsi="Times New Roman"/>
+          <w:sz w:val="20"/>
+        </w:rPr>
+        <w:t xml:space="preserve"> — so any study using this dataset inherits it in full, and a classifier reading nothing but the file extension achieves </w:t>
+      </w:r>
+      <w:r>
+        <w:rPr>
+          <w:rFonts w:ascii="Times New Roman" w:hAnsi="Times New Roman"/>
+          <w:b/>
+          <w:sz w:val="20"/>
+        </w:rPr>
+        <w:t>100% accuracy</w:t>
+      </w:r>
+      <w:r>
+        <w:rPr>
+          <w:rFonts w:ascii="Times New Roman" w:hAnsi="Times New Roman"/>
+          <w:sz w:val="20"/>
+        </w:rPr>
+        <w:t xml:space="preserve">. </w:t>
+      </w:r>
+      <w:r>
+        <w:rPr>
+          <w:rFonts w:ascii="Times New Roman" w:hAnsi="Times New Roman"/>
+          <w:b/>
+          <w:sz w:val="20"/>
+        </w:rPr>
+        <w:t>High in-distribution accuracy on this dataset therefore cannot be read as evidence of object-level authentication</w:t>
+      </w:r>
+      <w:r>
+        <w:rPr>
+          <w:rFonts w:ascii="Times New Roman" w:hAnsi="Times New Roman"/>
+          <w:sz w:val="20"/>
+        </w:rPr>
+        <w:t>, for our models as much as anyone's: a logistic regression on three header fields, four learned parameters and no decoded pixels, separates the two classes perfectly on the leakage-free partition (Table 2).</w:t>
       </w:r>
     </w:p>
     <w:p>
@@ -6011,522 +5734,6 @@
         </w:sectPr>
       </w:pPr>
     </w:p>
-    <w:tbl>
-      <w:tblPr>
-        <w:tblStyle w:val="TableGrid"/>
-        <w:tblW w:type="auto" w:w="0"/>
-        <w:jc w:val="center"/>
-        <w:tblLayout w:type="autofit"/>
-        <w:tblLook w:firstColumn="1" w:firstRow="1" w:lastColumn="0" w:lastRow="0" w:noHBand="0" w:noVBand="1" w:val="04A0"/>
-      </w:tblPr>
-      <w:tblGrid>
-        <w:gridCol w:w="3355"/>
-        <w:gridCol w:w="3355"/>
-        <w:gridCol w:w="3355"/>
-      </w:tblGrid>
-      <w:tr>
-        <w:tc>
-          <w:tcPr>
-            <w:tcW w:type="dxa" w:w="3355"/>
-            <w:shd w:val="clear" w:color="auto" w:fill="DCE6EF"/>
-          </w:tcPr>
-          <w:p>
-            <w:pPr>
-              <w:spacing w:after="20" w:before="20"/>
-              <w:jc w:val="left"/>
-            </w:pPr>
-            <w:r>
-              <w:rPr>
-                <w:b/>
-              </w:rPr>
-            </w:r>
-            <w:r>
-              <w:rPr>
-                <w:rFonts w:ascii="Arial" w:hAnsi="Arial"/>
-                <w:b/>
-                <w:sz w:val="14"/>
-              </w:rPr>
-              <w:t>Tier</w:t>
-            </w:r>
-          </w:p>
-        </w:tc>
-        <w:tc>
-          <w:tcPr>
-            <w:tcW w:type="dxa" w:w="3355"/>
-            <w:shd w:val="clear" w:color="auto" w:fill="DCE6EF"/>
-          </w:tcPr>
-          <w:p>
-            <w:pPr>
-              <w:spacing w:after="20" w:before="20"/>
-              <w:jc w:val="center"/>
-            </w:pPr>
-            <w:r>
-              <w:rPr>
-                <w:b/>
-              </w:rPr>
-            </w:r>
-            <w:r>
-              <w:rPr>
-                <w:rFonts w:ascii="Arial" w:hAnsi="Arial"/>
-                <w:b/>
-                <w:sz w:val="14"/>
-              </w:rPr>
-              <w:t>What it covers</w:t>
-            </w:r>
-          </w:p>
-        </w:tc>
-        <w:tc>
-          <w:tcPr>
-            <w:tcW w:type="dxa" w:w="3355"/>
-            <w:shd w:val="clear" w:color="auto" w:fill="DCE6EF"/>
-          </w:tcPr>
-          <w:p>
-            <w:pPr>
-              <w:spacing w:after="20" w:before="20"/>
-              <w:jc w:val="center"/>
-            </w:pPr>
-            <w:r>
-              <w:rPr>
-                <w:b/>
-              </w:rPr>
-            </w:r>
-            <w:r>
-              <w:rPr>
-                <w:rFonts w:ascii="Arial" w:hAnsi="Arial"/>
-                <w:b/>
-                <w:sz w:val="14"/>
-              </w:rPr>
-              <w:t>Where</w:t>
-            </w:r>
-          </w:p>
-        </w:tc>
-      </w:tr>
-      <w:tr>
-        <w:tc>
-          <w:tcPr>
-            <w:tcW w:type="dxa" w:w="3355"/>
-          </w:tcPr>
-          <w:p>
-            <w:pPr>
-              <w:spacing w:after="20" w:before="20"/>
-              <w:jc w:val="left"/>
-            </w:pPr>
-            <w:r/>
-            <w:r>
-              <w:rPr>
-                <w:rFonts w:ascii="Arial" w:hAnsi="Arial"/>
-                <w:b/>
-                <w:sz w:val="14"/>
-              </w:rPr>
-              <w:t>Confirmatory</w:t>
-            </w:r>
-            <w:r>
-              <w:rPr>
-                <w:rFonts w:ascii="Arial" w:hAnsi="Arial"/>
-                <w:sz w:val="14"/>
-              </w:rPr>
-              <w:t xml:space="preserve"> (pre-specified)</w:t>
-            </w:r>
-          </w:p>
-        </w:tc>
-        <w:tc>
-          <w:tcPr>
-            <w:tcW w:type="dxa" w:w="3355"/>
-          </w:tcPr>
-          <w:p>
-            <w:pPr>
-              <w:spacing w:after="20" w:before="20"/>
-              <w:jc w:val="center"/>
-            </w:pPr>
-            <w:r/>
-            <w:r>
-              <w:rPr>
-                <w:rFonts w:ascii="Arial" w:hAnsi="Arial"/>
-                <w:sz w:val="14"/>
-              </w:rPr>
-              <w:t>The provenance audit; the Split A vs. Split B comparison and the paired leakage experiment; the baseline external evaluation of the four models on condition C</w:t>
-            </w:r>
-          </w:p>
-        </w:tc>
-        <w:tc>
-          <w:tcPr>
-            <w:tcW w:type="dxa" w:w="3355"/>
-          </w:tcPr>
-          <w:p>
-            <w:pPr>
-              <w:spacing w:after="20" w:before="20"/>
-              <w:jc w:val="center"/>
-            </w:pPr>
-            <w:r/>
-            <w:r>
-              <w:rPr>
-                <w:rFonts w:ascii="Arial" w:hAnsi="Arial"/>
-                <w:sz w:val="14"/>
-              </w:rPr>
-              <w:t>Sections IV-A, IV-B, and the baseline column of Table 5</w:t>
-            </w:r>
-          </w:p>
-        </w:tc>
-      </w:tr>
-      <w:tr>
-        <w:tc>
-          <w:tcPr>
-            <w:tcW w:type="dxa" w:w="3355"/>
-          </w:tcPr>
-          <w:p>
-            <w:pPr>
-              <w:spacing w:after="20" w:before="20"/>
-              <w:jc w:val="left"/>
-            </w:pPr>
-            <w:r/>
-            <w:r>
-              <w:rPr>
-                <w:rFonts w:ascii="Arial" w:hAnsi="Arial"/>
-                <w:b/>
-                <w:sz w:val="14"/>
-              </w:rPr>
-              <w:t>Protocol-fixed</w:t>
-            </w:r>
-            <w:r>
-              <w:rPr>
-                <w:rFonts w:ascii="Arial" w:hAnsi="Arial"/>
-                <w:sz w:val="14"/>
-              </w:rPr>
-              <w:t xml:space="preserve"> (frozen before the data existed)</w:t>
-            </w:r>
-          </w:p>
-        </w:tc>
-        <w:tc>
-          <w:tcPr>
-            <w:tcW w:type="dxa" w:w="3355"/>
-          </w:tcPr>
-          <w:p>
-            <w:pPr>
-              <w:spacing w:after="20" w:before="20"/>
-              <w:jc w:val="center"/>
-            </w:pPr>
-            <w:r/>
-            <w:r>
-              <w:rPr>
-                <w:rFonts w:ascii="Arial" w:hAnsi="Arial"/>
-                <w:sz w:val="14"/>
-              </w:rPr>
-              <w:t>The balanced external evaluation: model, preprocessing, normalization, threshold and metric set were all frozen before the set was built, and it was scored once</w:t>
-            </w:r>
-          </w:p>
-        </w:tc>
-        <w:tc>
-          <w:tcPr>
-            <w:tcW w:type="dxa" w:w="3355"/>
-          </w:tcPr>
-          <w:p>
-            <w:pPr>
-              <w:spacing w:after="20" w:before="20"/>
-              <w:jc w:val="center"/>
-            </w:pPr>
-            <w:r/>
-            <w:r>
-              <w:rPr>
-                <w:rFonts w:ascii="Arial" w:hAnsi="Arial"/>
-                <w:sz w:val="14"/>
-              </w:rPr>
-              <w:t>Section IV-C, Table 4</w:t>
-            </w:r>
-          </w:p>
-        </w:tc>
-      </w:tr>
-      <w:tr>
-        <w:tc>
-          <w:tcPr>
-            <w:tcW w:type="dxa" w:w="3355"/>
-          </w:tcPr>
-          <w:p>
-            <w:pPr>
-              <w:spacing w:after="20" w:before="20"/>
-              <w:jc w:val="left"/>
-            </w:pPr>
-            <w:r/>
-            <w:r>
-              <w:rPr>
-                <w:rFonts w:ascii="Arial" w:hAnsi="Arial"/>
-                <w:b/>
-                <w:sz w:val="14"/>
-              </w:rPr>
-              <w:t>Exploratory</w:t>
-            </w:r>
-            <w:r>
-              <w:rPr>
-                <w:rFonts w:ascii="Arial" w:hAnsi="Arial"/>
-                <w:sz w:val="14"/>
-              </w:rPr>
-              <w:t xml:space="preserve"> (post-hoc)</w:t>
-            </w:r>
-          </w:p>
-        </w:tc>
-        <w:tc>
-          <w:tcPr>
-            <w:tcW w:type="dxa" w:w="3355"/>
-          </w:tcPr>
-          <w:p>
-            <w:pPr>
-              <w:spacing w:after="20" w:before="20"/>
-              <w:jc w:val="center"/>
-            </w:pPr>
-            <w:r/>
-            <w:r>
-              <w:rPr>
-                <w:rFonts w:ascii="Arial" w:hAnsi="Arial"/>
-                <w:sz w:val="14"/>
-              </w:rPr>
-              <w:t>The normalization and the selection of its axes, constants and order; the attribution and region-substitution investigations; condition D</w:t>
-            </w:r>
-          </w:p>
-        </w:tc>
-        <w:tc>
-          <w:tcPr>
-            <w:tcW w:type="dxa" w:w="3355"/>
-          </w:tcPr>
-          <w:p>
-            <w:pPr>
-              <w:spacing w:after="20" w:before="20"/>
-              <w:jc w:val="center"/>
-            </w:pPr>
-            <w:r/>
-            <w:r>
-              <w:rPr>
-                <w:rFonts w:ascii="Arial" w:hAnsi="Arial"/>
-                <w:sz w:val="14"/>
-              </w:rPr>
-              <w:t>Sections IV-D, IV-E</w:t>
-            </w:r>
-          </w:p>
-        </w:tc>
-      </w:tr>
-    </w:tbl>
-    <w:p>
-      <w:pPr>
-        <w:spacing w:after="120"/>
-      </w:pPr>
-    </w:p>
-    <w:p>
-      <w:pPr>
-        <w:sectPr>
-          <w:type w:val="continuous"/>
-          <w:pgSz w:w="11520" w:h="15659"/>
-          <w:pgMar w:top="1080" w:right="728" w:bottom="1134" w:left="728" w:header="720" w:footer="720" w:gutter="0"/>
-          <w:docGrid w:linePitch="360"/>
-          <w:cols w:num="1" w:equalWidth="1" w:space="0" w:sep="0"/>
-        </w:sectPr>
-      </w:pPr>
-    </w:p>
-    <w:p>
-      <w:pPr>
-        <w:spacing w:after="0" w:before="0" w:line="240" w:lineRule="exact"/>
-        <w:ind w:firstLine="202"/>
-        <w:jc w:val="both"/>
-      </w:pPr>
-      <w:r>
-        <w:rPr>
-          <w:rFonts w:ascii="Times New Roman" w:hAnsi="Times New Roman"/>
-          <w:sz w:val="20"/>
-        </w:rPr>
-        <w:t xml:space="preserve">The second row is </w:t>
-      </w:r>
-      <w:r>
-        <w:rPr>
-          <w:rFonts w:ascii="Times New Roman" w:hAnsi="Times New Roman"/>
-          <w:b/>
-          <w:sz w:val="20"/>
-        </w:rPr>
-        <w:t>protocol-fixed</w:t>
-      </w:r>
-      <w:r>
-        <w:rPr>
-          <w:rFonts w:ascii="Times New Roman" w:hAnsi="Times New Roman"/>
-          <w:sz w:val="20"/>
-        </w:rPr>
-        <w:t xml:space="preserve"> rather than confirmatory because the </w:t>
-      </w:r>
-      <w:r>
-        <w:rPr>
-          <w:rFonts w:ascii="Times New Roman" w:hAnsi="Times New Roman"/>
-          <w:i/>
-          <w:sz w:val="20"/>
-        </w:rPr>
-        <w:t>decision</w:t>
-      </w:r>
-      <w:r>
-        <w:rPr>
-          <w:rFonts w:ascii="Times New Roman" w:hAnsi="Times New Roman"/>
-          <w:sz w:val="20"/>
-        </w:rPr>
-        <w:t xml:space="preserve"> to build a balanced external set was taken after the one-sided results were in; what it has is a frozen protocol — models, preprocessing, normalization, threshold and metric set settled before the set was built, and one scoring pass (Section III-D). The third tier is where condition C stops being an untouched external set, because the three normalization axes were nominated after Table 1 showed those statistics separating the training pool from it (Section III-F); the normalized specificities of Section IV-E are therefore not clean external-validation results.</w:t>
-      </w:r>
-    </w:p>
-    <w:p>
-      <w:pPr>
-        <w:keepNext/>
-        <w:spacing w:before="160" w:after="60" w:line="240" w:lineRule="exact"/>
-        <w:jc w:val="left"/>
-      </w:pPr>
-      <w:r>
-        <w:rPr>
-          <w:rFonts w:ascii="Arial" w:hAnsi="Arial"/>
-          <w:b/>
-          <w:i/>
-          <w:color w:val="000000"/>
-          <w:sz w:val="18"/>
-        </w:rPr>
-        <w:t>A. THE PROVENANCE AUDIT</w:t>
-      </w:r>
-    </w:p>
-    <w:p>
-      <w:pPr>
-        <w:spacing w:after="0" w:before="0" w:line="240" w:lineRule="exact"/>
-        <w:ind w:firstLine="202"/>
-        <w:jc w:val="both"/>
-      </w:pPr>
-      <w:r>
-        <w:rPr>
-          <w:rFonts w:ascii="Times New Roman" w:hAnsi="Times New Roman"/>
-          <w:b/>
-          <w:sz w:val="20"/>
-        </w:rPr>
-        <w:t>All 510 labels in the modeling pool are predictable from container format alone.</w:t>
-      </w:r>
-      <w:r>
-        <w:rPr>
-          <w:rFonts w:ascii="Times New Roman" w:hAnsi="Times New Roman"/>
-          <w:sz w:val="20"/>
-        </w:rPr>
-        <w:t xml:space="preserve"> Every filename falls into exactly one of two patterns, and the pattern predicts the class label with no exceptions: 272/272 authentic-labeled files are </w:t>
-      </w:r>
-      <w:r>
-        <w:rPr>
-          <w:rFonts w:ascii="Consolas" w:hAnsi="Consolas"/>
-          <w:sz w:val="18"/>
-        </w:rPr>
-        <w:t>images*.jpg</w:t>
-      </w:r>
-      <w:r>
-        <w:rPr>
-          <w:rFonts w:ascii="Times New Roman" w:hAnsi="Times New Roman"/>
-          <w:sz w:val="20"/>
-        </w:rPr>
-        <w:t xml:space="preserve"> and 238/238 counterfeit-labeled files </w:t>
-      </w:r>
-      <w:r>
-        <w:rPr>
-          <w:rFonts w:ascii="Consolas" w:hAnsi="Consolas"/>
-          <w:sz w:val="18"/>
-        </w:rPr>
-        <w:t>Screenshot*.png</w:t>
-      </w:r>
-      <w:r>
-        <w:rPr>
-          <w:rFonts w:ascii="Times New Roman" w:hAnsi="Times New Roman"/>
-          <w:sz w:val="20"/>
-        </w:rPr>
-        <w:t xml:space="preserve">. This is not an artifact of our filtering — it holds in the archive as distributed, where all 240 files in </w:t>
-      </w:r>
-      <w:r>
-        <w:rPr>
-          <w:rFonts w:ascii="Consolas" w:hAnsi="Consolas"/>
-          <w:sz w:val="18"/>
-        </w:rPr>
-        <w:t>Fake/</w:t>
-      </w:r>
-      <w:r>
-        <w:rPr>
-          <w:rFonts w:ascii="Times New Roman" w:hAnsi="Times New Roman"/>
-          <w:sz w:val="20"/>
-        </w:rPr>
-        <w:t xml:space="preserve"> are </w:t>
-      </w:r>
-      <w:r>
-        <w:rPr>
-          <w:rFonts w:ascii="Consolas" w:hAnsi="Consolas"/>
-          <w:sz w:val="18"/>
-        </w:rPr>
-        <w:t>Screenshot*.png</w:t>
-      </w:r>
-      <w:r>
-        <w:rPr>
-          <w:rFonts w:ascii="Times New Roman" w:hAnsi="Times New Roman"/>
-          <w:sz w:val="20"/>
-        </w:rPr>
-        <w:t xml:space="preserve"> and all 421 in </w:t>
-      </w:r>
-      <w:r>
-        <w:rPr>
-          <w:rFonts w:ascii="Consolas" w:hAnsi="Consolas"/>
-          <w:sz w:val="18"/>
-        </w:rPr>
-        <w:t>Real/</w:t>
-      </w:r>
-      <w:r>
-        <w:rPr>
-          <w:rFonts w:ascii="Times New Roman" w:hAnsi="Times New Roman"/>
-          <w:sz w:val="20"/>
-        </w:rPr>
-        <w:t xml:space="preserve"> are </w:t>
-      </w:r>
-      <w:r>
-        <w:rPr>
-          <w:rFonts w:ascii="Consolas" w:hAnsi="Consolas"/>
-          <w:sz w:val="18"/>
-        </w:rPr>
-        <w:t>images*.jpg</w:t>
-      </w:r>
-      <w:r>
-        <w:rPr>
-          <w:rFonts w:ascii="Times New Roman" w:hAnsi="Times New Roman"/>
-          <w:sz w:val="20"/>
-        </w:rPr>
-        <w:t xml:space="preserve"> — so any study using this dataset inherits it in full, and a classifier reading nothing but the file extension achieves </w:t>
-      </w:r>
-      <w:r>
-        <w:rPr>
-          <w:rFonts w:ascii="Times New Roman" w:hAnsi="Times New Roman"/>
-          <w:b/>
-          <w:sz w:val="20"/>
-        </w:rPr>
-        <w:t>100% accuracy</w:t>
-      </w:r>
-      <w:r>
-        <w:rPr>
-          <w:rFonts w:ascii="Times New Roman" w:hAnsi="Times New Roman"/>
-          <w:sz w:val="20"/>
-        </w:rPr>
-        <w:t xml:space="preserve">. </w:t>
-      </w:r>
-      <w:r>
-        <w:rPr>
-          <w:rFonts w:ascii="Times New Roman" w:hAnsi="Times New Roman"/>
-          <w:b/>
-          <w:sz w:val="20"/>
-        </w:rPr>
-        <w:t>High in-distribution accuracy on this dataset therefore cannot be read as evidence of object-level authentication</w:t>
-      </w:r>
-      <w:r>
-        <w:rPr>
-          <w:rFonts w:ascii="Times New Roman" w:hAnsi="Times New Roman"/>
-          <w:sz w:val="20"/>
-        </w:rPr>
-        <w:t>, for our models as much as anyone's: a logistic regression on three header fields, four learned parameters and no decoded pixels, separates the two classes perfectly on the leakage-free partition (Table 2).</w:t>
-      </w:r>
-    </w:p>
-    <w:p>
-      <w:pPr>
-        <w:sectPr>
-          <w:type w:val="continuous"/>
-          <w:pgSz w:w="11520" w:h="15659"/>
-          <w:pgMar w:top="1080" w:right="728" w:bottom="1134" w:left="728" w:header="720" w:footer="720" w:gutter="0"/>
-          <w:docGrid w:linePitch="360"/>
-          <w:cols w:num="2" w:equalWidth="1" w:space="394" w:sep="0"/>
-        </w:sectPr>
-      </w:pPr>
-    </w:p>
     <w:p>
       <w:pPr>
         <w:spacing w:before="40" w:after="80" w:line="168" w:lineRule="exact"/>
@@ -6547,7 +5754,7 @@
           <w:color w:val="000000"/>
           <w:sz w:val="14"/>
         </w:rPr>
-        <w:t>The two acquisition pipelines in the Kaggle pool, and the external sets' position relative to both. Median short side and file size are header fields; mean brightness is the mean RGB value at 64 × 64 on a 0–1 scale, and is listed last because it requires decoding the image. Throughout this paper kB = 1000 bytes.</w:t>
+        <w:t>The two acquisition pipelines in the Kaggle pool, and the external sets' position relative to both. Median short side and file size are header fields; mean brightness is the mean RGB value at 64 × 64 on a 0–1 scale and requires decoding the image. kB = 1000 bytes throughout.</w:t>
       </w:r>
     </w:p>
     <w:tbl>
@@ -7300,7 +6507,7 @@
           <w:rFonts w:ascii="Times New Roman" w:hAnsi="Times New Roman"/>
           <w:sz w:val="20"/>
         </w:rPr>
-        <w:t>The confound is visible in the simplest model's decision function. Of M1's 96 coefficients, 93 lie within ±0.35 of zero while the top intensity bin (248–255) of each channel carries a large negative weight (β = −2.86, −2.84, −2.95), and the logit decomposition of Eq. (9) puts those three bins in the top three positions by mean |φ|, at 0.079–0.082 against 0.002 for the fourth (Section S-I-P). M1's 83.8% accuracy therefore appears driven largely by near-white pixel prevalence rather than by packaging.</w:t>
+        <w:t>The confound is visible in the simplest model's decision function: the near-white bin (248–255) of each channel carries M1's three largest coefficients (β = −2.86, −2.84, −2.95) and the three largest mean |φ| under Eq. (9), while 93 of the other coefficients lie within ±0.35 of zero (Section S-I-P), so M1's 83.8% accuracy appears driven by near-white pixel prevalence rather than by packaging.</w:t>
       </w:r>
     </w:p>
     <w:p>
@@ -8133,7 +7340,7 @@
           <w:rFonts w:ascii="Times New Roman" w:hAnsi="Times New Roman"/>
           <w:sz w:val="20"/>
         </w:rPr>
-        <w:t xml:space="preserve">What follows is stronger than anything the pixel-based models here establish. First, </w:t>
+        <w:t xml:space="preserve">Two of Table 2's rows are stronger than anything the pixel-based models establish. First, </w:t>
       </w:r>
       <w:r>
         <w:rPr>
@@ -8148,7 +7355,7 @@
           <w:rFonts w:ascii="Times New Roman" w:hAnsi="Times New Roman"/>
           <w:sz w:val="20"/>
         </w:rPr>
-        <w:t xml:space="preserve">: encoded file size alone reaches 74/74 on the leakage-free partition, above every trained model here including M4 (Table S3), using no pixel at all. Second, </w:t>
+        <w:t xml:space="preserve">: encoded file size alone reaches 74/74 on the leakage-free partition, above every trained model including M4 (Table S3). Second, </w:t>
       </w:r>
       <w:r>
         <w:rPr>
@@ -8156,14 +7363,7 @@
           <w:b/>
           <w:sz w:val="20"/>
         </w:rPr>
-        <w:t>acquisition variables alone reproduce the labels with accuracy 1.000</w:t>
-      </w:r>
-      <w:r>
-        <w:rPr>
-          <w:rFonts w:ascii="Times New Roman" w:hAnsi="Times New Roman"/>
-          <w:sz w:val="20"/>
-        </w:rPr>
-        <w:t>, three header fields doing it without even the file extension.</w:t>
+        <w:t>three header fields reproduce the labels with accuracy 1.000 without even the file extension.</w:t>
       </w:r>
     </w:p>
     <w:p>
@@ -8244,7 +7444,328 @@
           <w:rFonts w:ascii="Times New Roman" w:hAnsi="Times New Roman"/>
           <w:sz w:val="20"/>
         </w:rPr>
-        <w:t xml:space="preserve"> A screen that fires on every dataset carries no information, so the same procedure was run on six further public archives across four application areas, chosen for public accessibility rather than by any sampling frame (Table 3; Section S-I-W gives the full record). Four of the seven were scorable, the case study among them; the other three reached only one class before the listing endpoint's file limit. The Roboflow archive of Section III-A, audited separately in Table S20, is the fifth row.</w:t>
+        <w:t xml:space="preserve"> A screen that fires on every dataset carries no information, so the same procedure was run on six further public archives across four application areas, chosen for public accessibility rather than by any sampling frame (Tables S18 and S20; Section S-I-W gives the full record). Four of the seven were scorable, the case study among them; the other three reached only one class before the listing endpoint's file limit. The Roboflow archive of Section III-A, audited separately in Table S20, is the fifth row.</w:t>
+      </w:r>
+    </w:p>
+    <w:p>
+      <w:pPr>
+        <w:spacing w:after="0" w:before="0" w:line="240" w:lineRule="exact"/>
+        <w:ind w:firstLine="202"/>
+        <w:jc w:val="both"/>
+      </w:pPr>
+      <w:r>
+        <w:rPr>
+          <w:rFonts w:ascii="Times New Roman" w:hAnsi="Times New Roman"/>
+          <w:b/>
+          <w:sz w:val="20"/>
+        </w:rPr>
+        <w:t>The screen establishes that the audit discriminates, and nothing about prevalence.</w:t>
+      </w:r>
+      <w:r>
+        <w:rPr>
+          <w:rFonts w:ascii="Times New Roman" w:hAnsi="Times New Roman"/>
+          <w:sz w:val="20"/>
+        </w:rPr>
+        <w:t xml:space="preserve"> Two archives return 1.000 on format and two at or near chance, and the generated-image pair is the sharper case: two datasets built for the same task by different people return 1.000 and 0.577. That is enough to show the procedure runs cheaply against unfamiliar collections and to characterize its failure modes; it supports no estimate of how often provenance confounding occurs, and none is made.</w:t>
+      </w:r>
+    </w:p>
+    <w:p>
+      <w:pPr>
+        <w:spacing w:after="0" w:before="0" w:line="240" w:lineRule="exact"/>
+        <w:ind w:firstLine="202"/>
+        <w:jc w:val="both"/>
+      </w:pPr>
+      <w:r>
+        <w:rPr>
+          <w:rFonts w:ascii="Times New Roman" w:hAnsi="Times New Roman"/>
+          <w:b/>
+          <w:sz w:val="20"/>
+        </w:rPr>
+        <w:t>The audit has a false-negative mode, and publisher-side tidying causes it.</w:t>
+      </w:r>
+      <w:r>
+        <w:rPr>
+          <w:rFonts w:ascii="Times New Roman" w:hAnsi="Times New Roman"/>
+          <w:sz w:val="20"/>
+        </w:rPr>
+        <w:t xml:space="preserve"> The Roboflow archive is confounded at least as severely as the case study, yet format returns 0.500 and the full set 0.717, because the publisher resized to 640 × 640 and re-encoded before release. Its </w:t>
+      </w:r>
+      <w:r>
+        <w:rPr>
+          <w:rFonts w:ascii="Times New Roman" w:hAnsi="Times New Roman"/>
+          <w:b/>
+          <w:sz w:val="20"/>
+        </w:rPr>
+        <w:t>false-positive mode is on the mixed axes</w:t>
+      </w:r>
+      <w:r>
+        <w:rPr>
+          <w:rFonts w:ascii="Times New Roman" w:hAnsi="Times New Roman"/>
+          <w:sz w:val="20"/>
+        </w:rPr>
+        <w:t xml:space="preserve">: genuine and forged signatures in BHSig260 are written on one paper and digitized by one procedure, so format returns exactly 0.500 while encoded size returns 0.843, most likely because forged signatures differ in stroke complexity and so in ink coverage. That separation along </w:t>
+      </w:r>
+      <w:r>
+        <w:rPr>
+          <w:rFonts w:ascii="Times New Roman" w:hAnsi="Times New Roman"/>
+          <w:i/>
+          <w:sz w:val="20"/>
+        </w:rPr>
+        <w:t>A_(pure)</w:t>
+      </w:r>
+      <w:r>
+        <w:rPr>
+          <w:rFonts w:ascii="Times New Roman" w:hAnsi="Times New Roman"/>
+          <w:sz w:val="20"/>
+        </w:rPr>
+        <w:t xml:space="preserve"> versus </w:t>
+      </w:r>
+      <w:r>
+        <w:rPr>
+          <w:rFonts w:ascii="Times New Roman" w:hAnsi="Times New Roman"/>
+          <w:i/>
+          <w:sz w:val="20"/>
+        </w:rPr>
+        <w:t>A_(mix)</w:t>
+      </w:r>
+      <w:r>
+        <w:rPr>
+          <w:rFonts w:ascii="Times New Roman" w:hAnsi="Times New Roman"/>
+          <w:sz w:val="20"/>
+        </w:rPr>
+        <w:t xml:space="preserve"> is the distinction of Section I-A, measured. </w:t>
+      </w:r>
+      <w:r>
+        <w:rPr>
+          <w:rFonts w:ascii="Times New Roman" w:hAnsi="Times New Roman"/>
+          <w:b/>
+          <w:sz w:val="20"/>
+        </w:rPr>
+        <w:t>A provenance audit is a diagnostic, not a clearance</w:t>
+      </w:r>
+      <w:r>
+        <w:rPr>
+          <w:rFonts w:ascii="Times New Roman" w:hAnsi="Times New Roman"/>
+          <w:sz w:val="20"/>
+        </w:rPr>
+        <w:t>: a high score on format is close to decisive, and a low one is where an investigation starts rather than where it ends.</w:t>
+      </w:r>
+    </w:p>
+    <w:p>
+      <w:pPr>
+        <w:keepNext/>
+        <w:spacing w:before="160" w:after="60" w:line="240" w:lineRule="exact"/>
+        <w:jc w:val="left"/>
+      </w:pPr>
+      <w:r>
+        <w:rPr>
+          <w:rFonts w:ascii="Arial" w:hAnsi="Arial"/>
+          <w:b/>
+          <w:i/>
+          <w:color w:val="000000"/>
+          <w:sz w:val="18"/>
+        </w:rPr>
+        <w:t>B. THE LEAKAGE EXPERIMENT</w:t>
+      </w:r>
+    </w:p>
+    <w:p>
+      <w:pPr>
+        <w:spacing w:after="0" w:before="0" w:line="240" w:lineRule="exact"/>
+        <w:ind w:firstLine="202"/>
+        <w:jc w:val="both"/>
+      </w:pPr>
+      <w:r>
+        <w:rPr>
+          <w:rFonts w:ascii="Times New Roman" w:hAnsi="Times New Roman"/>
+          <w:sz w:val="20"/>
+        </w:rPr>
+        <w:t xml:space="preserve">In-distribution, the four models reach 0.842, 0.868, 0.934 and 0.987 on the naive split and 0.838, 0.865, 0.932 and 0.919 on the leakage-free one — deltas of +0.004, +0.004, +0.002 and +0.068, three of them within half a point of zero. Six pairwise McNemar tests compare </w:t>
+      </w:r>
+      <w:r>
+        <w:rPr>
+          <w:rFonts w:ascii="Times New Roman" w:hAnsi="Times New Roman"/>
+          <w:i/>
+          <w:sz w:val="20"/>
+        </w:rPr>
+        <w:t>models against each other</w:t>
+      </w:r>
+      <w:r>
+        <w:rPr>
+          <w:rFonts w:ascii="Times New Roman" w:hAnsi="Times New Roman"/>
+          <w:sz w:val="20"/>
+        </w:rPr>
+        <w:t xml:space="preserve"> on one shared test partition; none is significant, and Holm–Bonferroni over the six raises the smallest adjusted </w:t>
+      </w:r>
+      <w:r>
+        <w:rPr>
+          <w:rFonts w:ascii="Times New Roman" w:hAnsi="Times New Roman"/>
+          <w:i/>
+          <w:sz w:val="20"/>
+        </w:rPr>
+        <w:t>p</w:t>
+      </w:r>
+      <w:r>
+        <w:rPr>
+          <w:rFonts w:ascii="Times New Roman" w:hAnsi="Times New Roman"/>
+          <w:sz w:val="20"/>
+        </w:rPr>
+        <w:t xml:space="preserve"> from 0.118 to 0.711. They do not test the Split A − Split B difference, whose two partitions hold different images and for which no paired test exists. The full metric set, the tests and their power analysis are Tables S3–S5 and Section S-I-H.</w:t>
+      </w:r>
+    </w:p>
+    <w:p>
+      <w:pPr>
+        <w:spacing w:after="0" w:before="0" w:line="240" w:lineRule="exact"/>
+        <w:ind w:firstLine="202"/>
+        <w:jc w:val="both"/>
+      </w:pPr>
+      <w:r>
+        <w:rPr>
+          <w:rFonts w:ascii="Times New Roman" w:hAnsi="Times New Roman"/>
+          <w:sz w:val="20"/>
+        </w:rPr>
+        <w:t xml:space="preserve">Those deltas settle less than they appear to. Exactly 7 of the 76 Split A test images belong to a product group also in Split A's training partition, a </w:t>
+      </w:r>
+      <w:r>
+        <w:rPr>
+          <w:rFonts w:ascii="Times New Roman" w:hAnsi="Times New Roman"/>
+          <w:b/>
+          <w:sz w:val="20"/>
+        </w:rPr>
+        <w:t>direct exposure rate of 9.2%</w:t>
+      </w:r>
+      <w:r>
+        <w:rPr>
+          <w:rFonts w:ascii="Times New Roman" w:hAnsi="Times New Roman"/>
+          <w:sz w:val="20"/>
+        </w:rPr>
+        <w:t>, so at most seven predictions can be got right by recognizing a training photograph — but admitting a near-duplicate also changes the fitted parameters, which decide the other 69. And Split A and Split B do not share a test set (230 of 510 images are assigned differently), so their difference mixes leakage with the effect of testing on different images.</w:t>
+      </w:r>
+    </w:p>
+    <w:p>
+      <w:pPr>
+        <w:spacing w:after="0" w:before="0" w:line="240" w:lineRule="exact"/>
+        <w:ind w:firstLine="202"/>
+        <w:jc w:val="both"/>
+      </w:pPr>
+      <w:r>
+        <w:rPr>
+          <w:rFonts w:ascii="Times New Roman" w:hAnsi="Times New Roman"/>
+          <w:sz w:val="20"/>
+        </w:rPr>
+        <w:t xml:space="preserve">A paired design separates the two: one test set is held fixed and two training sets are built around it differing only in whether the near-duplicate mates of the test images are admitted, with size, class balance, validation set, architecture and learning rate identical and the 30 mates balanced by class-matched substitutes (Section S-I-V). Of the 74 test images, 28 are </w:t>
+      </w:r>
+      <w:r>
+        <w:rPr>
+          <w:rFonts w:ascii="Times New Roman" w:hAnsi="Times New Roman"/>
+          <w:i/>
+          <w:sz w:val="20"/>
+        </w:rPr>
+        <w:t>exposed</w:t>
+      </w:r>
+      <w:r>
+        <w:rPr>
+          <w:rFonts w:ascii="Times New Roman" w:hAnsi="Times New Roman"/>
+          <w:sz w:val="20"/>
+        </w:rPr>
+        <w:t xml:space="preserve"> — every exposed image the pool admits. Across five seeds, admitting the mates moves M2 by </w:t>
+      </w:r>
+      <w:r>
+        <w:rPr>
+          <w:rFonts w:ascii="Times New Roman" w:hAnsi="Times New Roman"/>
+          <w:b/>
+          <w:sz w:val="20"/>
+        </w:rPr>
+        <w:t>+0.3 points [−1.9, +2.4]</w:t>
+      </w:r>
+      <w:r>
+        <w:rPr>
+          <w:rFonts w:ascii="Times New Roman" w:hAnsi="Times New Roman"/>
+          <w:sz w:val="20"/>
+        </w:rPr>
+        <w:t xml:space="preserve"> (paired bootstrap; McNemar </w:t>
+      </w:r>
+      <w:r>
+        <w:rPr>
+          <w:rFonts w:ascii="Times New Roman" w:hAnsi="Times New Roman"/>
+          <w:i/>
+          <w:sz w:val="20"/>
+        </w:rPr>
+        <w:t>p</w:t>
+      </w:r>
+      <w:r>
+        <w:rPr>
+          <w:rFonts w:ascii="Times New Roman" w:hAnsi="Times New Roman"/>
+          <w:sz w:val="20"/>
+        </w:rPr>
+        <w:t xml:space="preserve"> = 1.000), by +0.0 [−2.9, +2.9] on the exposed subset and +0.4 [−2.2, +3.5] on the unexposed. M3 and M4 are unchanged at every seed, though both sit at ceiling (1.000 and 0.987), which leaves an effect almost no room to appear — itself a consequence of the confound.</w:t>
+      </w:r>
+    </w:p>
+    <w:p>
+      <w:pPr>
+        <w:spacing w:after="0" w:before="0" w:line="240" w:lineRule="exact"/>
+        <w:ind w:firstLine="202"/>
+        <w:jc w:val="both"/>
+      </w:pPr>
+      <w:r>
+        <w:rPr>
+          <w:rFonts w:ascii="Times New Roman" w:hAnsi="Times New Roman"/>
+          <w:b/>
+          <w:sz w:val="20"/>
+        </w:rPr>
+        <w:t>Near-duplicate leakage is therefore the smaller effect on this dataset.</w:t>
+      </w:r>
+      <w:r>
+        <w:rPr>
+          <w:rFonts w:ascii="Times New Roman" w:hAnsi="Times New Roman"/>
+          <w:sz w:val="20"/>
+        </w:rPr>
+        <w:t xml:space="preserve"> The 6.8-point maximum describes the difference between two split designs; the paired experiment is the controlled estimate, and it puts the leakage effect at 0.3 points [−1.9, +2.4]. Both are small beside the external gap reported next.</w:t>
+      </w:r>
+    </w:p>
+    <w:p>
+      <w:pPr>
+        <w:keepNext/>
+        <w:spacing w:before="160" w:after="60" w:line="240" w:lineRule="exact"/>
+        <w:jc w:val="left"/>
+      </w:pPr>
+      <w:r>
+        <w:rPr>
+          <w:rFonts w:ascii="Arial" w:hAnsi="Arial"/>
+          <w:b/>
+          <w:i/>
+          <w:color w:val="000000"/>
+          <w:sz w:val="18"/>
+        </w:rPr>
+        <w:t>C. THE BALANCED EXTERNAL EVALUATION</w:t>
+      </w:r>
+    </w:p>
+    <w:p>
+      <w:pPr>
+        <w:spacing w:after="0" w:before="0" w:line="240" w:lineRule="exact"/>
+        <w:ind w:firstLine="202"/>
+        <w:jc w:val="both"/>
+      </w:pPr>
+      <w:r>
+        <w:rPr>
+          <w:rFonts w:ascii="Times New Roman" w:hAnsi="Times New Roman"/>
+          <w:sz w:val="20"/>
+        </w:rPr>
+        <w:t xml:space="preserve">This is the study's primary external result and the only one on which a two-class metric is defined. The set is 46 regulator-confirmed falsified products from FDA and WHO alerts against 46 independently sourced photographs of authentic-labeled products, ingested through one pipeline so that container format, encoder, encoding settings and stored resolution are standardized across the classes, audited at 0.620 against 1.000 for the case-study pool, and scored </w:t>
+      </w:r>
+      <w:r>
+        <w:rPr>
+          <w:rFonts w:ascii="Times New Roman" w:hAnsi="Times New Roman"/>
+          <w:b/>
+          <w:sz w:val="20"/>
+        </w:rPr>
+        <w:t>once</w:t>
+      </w:r>
+      <w:r>
+        <w:rPr>
+          <w:rFonts w:ascii="Times New Roman" w:hAnsi="Times New Roman"/>
+          <w:sz w:val="20"/>
+        </w:rPr>
+        <w:t xml:space="preserve"> against the frozen Split B checkpoints at the project's standing 0.5 threshold (Section III-D). Two properties of the set qualify everything below: the authentic class is authentic-labeled rather than verified, and the shift between the two archives is one of source, with file-level acquisition standardized by construction rather than varied.</w:t>
       </w:r>
     </w:p>
     <w:p>
@@ -8271,1160 +7792,6 @@
           <w:sz w:val="14"/>
         </w:rPr>
         <w:t xml:space="preserve">TABLE 3. </w:t>
-      </w:r>
-      <w:r>
-        <w:rPr>
-          <w:rFonts w:ascii="Arial" w:hAnsi="Arial"/>
-          <w:color w:val="000000"/>
-          <w:sz w:val="14"/>
-        </w:rPr>
-        <w:t>The provenance audit outside the case study, summarized from Tables S18 and S20. Balanced accuracy of a logistic regression on the named metadata alone under cross-validation; chance is 0.500. Format is the one-hot container format, the axis nearest to isolating acquisition. A pilot audit of archives chosen for accessibility, not a prevalence estimate over a defined sampling frame.</w:t>
-      </w:r>
-    </w:p>
-    <w:tbl>
-      <w:tblPr>
-        <w:tblStyle w:val="TableGrid"/>
-        <w:tblW w:type="auto" w:w="0"/>
-        <w:jc w:val="center"/>
-        <w:tblLayout w:type="autofit"/>
-        <w:tblLook w:firstColumn="1" w:firstRow="1" w:lastColumn="0" w:lastRow="0" w:noHBand="0" w:noVBand="1" w:val="04A0"/>
-      </w:tblPr>
-      <w:tblGrid>
-        <w:gridCol w:w="1677"/>
-        <w:gridCol w:w="1677"/>
-        <w:gridCol w:w="1677"/>
-        <w:gridCol w:w="1677"/>
-        <w:gridCol w:w="1677"/>
-        <w:gridCol w:w="1677"/>
-      </w:tblGrid>
-      <w:tr>
-        <w:tc>
-          <w:tcPr>
-            <w:tcW w:type="dxa" w:w="1677"/>
-            <w:shd w:val="clear" w:color="auto" w:fill="DCE6EF"/>
-          </w:tcPr>
-          <w:p>
-            <w:pPr>
-              <w:spacing w:after="20" w:before="20"/>
-              <w:jc w:val="left"/>
-            </w:pPr>
-            <w:r>
-              <w:rPr>
-                <w:b/>
-              </w:rPr>
-            </w:r>
-            <w:r>
-              <w:rPr>
-                <w:rFonts w:ascii="Arial" w:hAnsi="Arial"/>
-                <w:b/>
-                <w:sz w:val="14"/>
-              </w:rPr>
-              <w:t>Dataset</w:t>
-            </w:r>
-          </w:p>
-        </w:tc>
-        <w:tc>
-          <w:tcPr>
-            <w:tcW w:type="dxa" w:w="1677"/>
-            <w:shd w:val="clear" w:color="auto" w:fill="DCE6EF"/>
-          </w:tcPr>
-          <w:p>
-            <w:pPr>
-              <w:spacing w:after="20" w:before="20"/>
-              <w:jc w:val="center"/>
-            </w:pPr>
-            <w:r>
-              <w:rPr>
-                <w:b/>
-              </w:rPr>
-            </w:r>
-            <w:r>
-              <w:rPr>
-                <w:rFonts w:ascii="Arial" w:hAnsi="Arial"/>
-                <w:b/>
-                <w:sz w:val="14"/>
-              </w:rPr>
-              <w:t>Area</w:t>
-            </w:r>
-          </w:p>
-        </w:tc>
-        <w:tc>
-          <w:tcPr>
-            <w:tcW w:type="dxa" w:w="1677"/>
-            <w:shd w:val="clear" w:color="auto" w:fill="DCE6EF"/>
-          </w:tcPr>
-          <w:p>
-            <w:pPr>
-              <w:spacing w:after="20" w:before="20"/>
-              <w:jc w:val="center"/>
-            </w:pPr>
-            <w:r>
-              <w:rPr>
-                <w:b/>
-              </w:rPr>
-            </w:r>
-            <w:r>
-              <w:rPr>
-                <w:rFonts w:ascii="Arial" w:hAnsi="Arial"/>
-                <w:b/>
-                <w:sz w:val="14"/>
-              </w:rPr>
-              <w:t>Provenance issue</w:t>
-            </w:r>
-          </w:p>
-        </w:tc>
-        <w:tc>
-          <w:tcPr>
-            <w:tcW w:type="dxa" w:w="1677"/>
-            <w:shd w:val="clear" w:color="auto" w:fill="DCE6EF"/>
-          </w:tcPr>
-          <w:p>
-            <w:pPr>
-              <w:spacing w:after="20" w:before="20"/>
-              <w:jc w:val="center"/>
-            </w:pPr>
-            <w:r>
-              <w:rPr>
-                <w:b/>
-              </w:rPr>
-            </w:r>
-            <w:r>
-              <w:rPr>
-                <w:rFonts w:ascii="Arial" w:hAnsi="Arial"/>
-                <w:b/>
-                <w:sz w:val="14"/>
-              </w:rPr>
-              <w:t>Format</w:t>
-            </w:r>
-          </w:p>
-        </w:tc>
-        <w:tc>
-          <w:tcPr>
-            <w:tcW w:type="dxa" w:w="1677"/>
-            <w:shd w:val="clear" w:color="auto" w:fill="DCE6EF"/>
-          </w:tcPr>
-          <w:p>
-            <w:pPr>
-              <w:spacing w:after="20" w:before="20"/>
-              <w:jc w:val="center"/>
-            </w:pPr>
-            <w:r>
-              <w:rPr>
-                <w:b/>
-              </w:rPr>
-            </w:r>
-            <w:r>
-              <w:rPr>
-                <w:rFonts w:ascii="Arial" w:hAnsi="Arial"/>
-                <w:b/>
-                <w:sz w:val="14"/>
-              </w:rPr>
-              <w:t>All features audited</w:t>
-            </w:r>
-          </w:p>
-        </w:tc>
-        <w:tc>
-          <w:tcPr>
-            <w:tcW w:type="dxa" w:w="1677"/>
-            <w:shd w:val="clear" w:color="auto" w:fill="DCE6EF"/>
-          </w:tcPr>
-          <w:p>
-            <w:pPr>
-              <w:spacing w:after="20" w:before="20"/>
-              <w:jc w:val="center"/>
-            </w:pPr>
-            <w:r>
-              <w:rPr>
-                <w:b/>
-              </w:rPr>
-            </w:r>
-            <w:r>
-              <w:rPr>
-                <w:rFonts w:ascii="Arial" w:hAnsi="Arial"/>
-                <w:b/>
-                <w:sz w:val="14"/>
-              </w:rPr>
-              <w:t>Outcome</w:t>
-            </w:r>
-          </w:p>
-        </w:tc>
-      </w:tr>
-      <w:tr>
-        <w:tc>
-          <w:tcPr>
-            <w:tcW w:type="dxa" w:w="1677"/>
-          </w:tcPr>
-          <w:p>
-            <w:pPr>
-              <w:spacing w:after="20" w:before="20"/>
-              <w:jc w:val="left"/>
-            </w:pPr>
-            <w:r/>
-            <w:r>
-              <w:rPr>
-                <w:rFonts w:ascii="Arial" w:hAnsi="Arial"/>
-                <w:sz w:val="14"/>
-              </w:rPr>
-              <w:t xml:space="preserve">Kaggle </w:t>
-            </w:r>
-            <w:r>
-              <w:rPr>
-                <w:rFonts w:ascii="Arial" w:hAnsi="Arial"/>
-                <w:i/>
-                <w:sz w:val="14"/>
-              </w:rPr>
-              <w:t>Fake vs Real Medicine</w:t>
-            </w:r>
-            <w:r>
-              <w:rPr>
-                <w:rFonts w:ascii="Arial" w:hAnsi="Arial"/>
-                <w:sz w:val="14"/>
-              </w:rPr>
-              <w:t xml:space="preserve"> [19]</w:t>
-            </w:r>
-          </w:p>
-        </w:tc>
-        <w:tc>
-          <w:tcPr>
-            <w:tcW w:type="dxa" w:w="1677"/>
-          </w:tcPr>
-          <w:p>
-            <w:pPr>
-              <w:spacing w:after="20" w:before="20"/>
-              <w:jc w:val="center"/>
-            </w:pPr>
-            <w:r/>
-            <w:r>
-              <w:rPr>
-                <w:rFonts w:ascii="Arial" w:hAnsi="Arial"/>
-                <w:sz w:val="14"/>
-              </w:rPr>
-              <w:t>Medicines (positive control)</w:t>
-            </w:r>
-          </w:p>
-        </w:tc>
-        <w:tc>
-          <w:tcPr>
-            <w:tcW w:type="dxa" w:w="1677"/>
-          </w:tcPr>
-          <w:p>
-            <w:pPr>
-              <w:spacing w:after="20" w:before="20"/>
-              <w:jc w:val="center"/>
-            </w:pPr>
-            <w:r/>
-            <w:r>
-              <w:rPr>
-                <w:rFonts w:ascii="Arial" w:hAnsi="Arial"/>
-                <w:sz w:val="14"/>
-              </w:rPr>
-              <w:t>Type A: acquisition determines the label</w:t>
-            </w:r>
-          </w:p>
-        </w:tc>
-        <w:tc>
-          <w:tcPr>
-            <w:tcW w:type="dxa" w:w="1677"/>
-          </w:tcPr>
-          <w:p>
-            <w:pPr>
-              <w:spacing w:after="20" w:before="20"/>
-              <w:jc w:val="center"/>
-            </w:pPr>
-            <w:r/>
-            <w:r>
-              <w:rPr>
-                <w:rFonts w:ascii="Arial" w:hAnsi="Arial"/>
-                <w:b/>
-                <w:sz w:val="14"/>
-              </w:rPr>
-              <w:t>1.000</w:t>
-            </w:r>
-          </w:p>
-        </w:tc>
-        <w:tc>
-          <w:tcPr>
-            <w:tcW w:type="dxa" w:w="1677"/>
-          </w:tcPr>
-          <w:p>
-            <w:pPr>
-              <w:spacing w:after="20" w:before="20"/>
-              <w:jc w:val="center"/>
-            </w:pPr>
-            <w:r/>
-            <w:r>
-              <w:rPr>
-                <w:rFonts w:ascii="Arial" w:hAnsi="Arial"/>
-                <w:b/>
-                <w:sz w:val="14"/>
-              </w:rPr>
-              <w:t>1.000</w:t>
-            </w:r>
-          </w:p>
-        </w:tc>
-        <w:tc>
-          <w:tcPr>
-            <w:tcW w:type="dxa" w:w="1677"/>
-          </w:tcPr>
-          <w:p>
-            <w:pPr>
-              <w:spacing w:after="20" w:before="20"/>
-              <w:jc w:val="center"/>
-            </w:pPr>
-            <w:r/>
-            <w:r>
-              <w:rPr>
-                <w:rFonts w:ascii="Arial" w:hAnsi="Arial"/>
-                <w:sz w:val="14"/>
-              </w:rPr>
-              <w:t>Detects</w:t>
-            </w:r>
-          </w:p>
-        </w:tc>
-      </w:tr>
-      <w:tr>
-        <w:tc>
-          <w:tcPr>
-            <w:tcW w:type="dxa" w:w="1677"/>
-          </w:tcPr>
-          <w:p>
-            <w:pPr>
-              <w:spacing w:after="20" w:before="20"/>
-              <w:jc w:val="left"/>
-            </w:pPr>
-            <w:r/>
-            <w:r>
-              <w:rPr>
-                <w:rFonts w:ascii="Consolas" w:hAnsi="Consolas"/>
-                <w:sz w:val="12"/>
-              </w:rPr>
-              <w:t>rhythmghai/ai-vs-real-images-dataset</w:t>
-            </w:r>
-          </w:p>
-        </w:tc>
-        <w:tc>
-          <w:tcPr>
-            <w:tcW w:type="dxa" w:w="1677"/>
-          </w:tcPr>
-          <w:p>
-            <w:pPr>
-              <w:spacing w:after="20" w:before="20"/>
-              <w:jc w:val="center"/>
-            </w:pPr>
-            <w:r/>
-            <w:r>
-              <w:rPr>
-                <w:rFonts w:ascii="Arial" w:hAnsi="Arial"/>
-                <w:sz w:val="14"/>
-              </w:rPr>
-              <w:t>Generated images</w:t>
-            </w:r>
-          </w:p>
-        </w:tc>
-        <w:tc>
-          <w:tcPr>
-            <w:tcW w:type="dxa" w:w="1677"/>
-          </w:tcPr>
-          <w:p>
-            <w:pPr>
-              <w:spacing w:after="20" w:before="20"/>
-              <w:jc w:val="center"/>
-            </w:pPr>
-            <w:r/>
-            <w:r>
-              <w:rPr>
-                <w:rFonts w:ascii="Arial" w:hAnsi="Arial"/>
-                <w:sz w:val="14"/>
-              </w:rPr>
-              <w:t>Type A, independently arising</w:t>
-            </w:r>
-          </w:p>
-        </w:tc>
-        <w:tc>
-          <w:tcPr>
-            <w:tcW w:type="dxa" w:w="1677"/>
-          </w:tcPr>
-          <w:p>
-            <w:pPr>
-              <w:spacing w:after="20" w:before="20"/>
-              <w:jc w:val="center"/>
-            </w:pPr>
-            <w:r/>
-            <w:r>
-              <w:rPr>
-                <w:rFonts w:ascii="Arial" w:hAnsi="Arial"/>
-                <w:b/>
-                <w:sz w:val="14"/>
-              </w:rPr>
-              <w:t>1.000</w:t>
-            </w:r>
-          </w:p>
-        </w:tc>
-        <w:tc>
-          <w:tcPr>
-            <w:tcW w:type="dxa" w:w="1677"/>
-          </w:tcPr>
-          <w:p>
-            <w:pPr>
-              <w:spacing w:after="20" w:before="20"/>
-              <w:jc w:val="center"/>
-            </w:pPr>
-            <w:r/>
-            <w:r>
-              <w:rPr>
-                <w:rFonts w:ascii="Arial" w:hAnsi="Arial"/>
-                <w:b/>
-                <w:sz w:val="14"/>
-              </w:rPr>
-              <w:t>1.000</w:t>
-            </w:r>
-          </w:p>
-        </w:tc>
-        <w:tc>
-          <w:tcPr>
-            <w:tcW w:type="dxa" w:w="1677"/>
-          </w:tcPr>
-          <w:p>
-            <w:pPr>
-              <w:spacing w:after="20" w:before="20"/>
-              <w:jc w:val="center"/>
-            </w:pPr>
-            <w:r/>
-            <w:r>
-              <w:rPr>
-                <w:rFonts w:ascii="Arial" w:hAnsi="Arial"/>
-                <w:sz w:val="14"/>
-              </w:rPr>
-              <w:t>Detects</w:t>
-            </w:r>
-          </w:p>
-        </w:tc>
-      </w:tr>
-      <w:tr>
-        <w:tc>
-          <w:tcPr>
-            <w:tcW w:type="dxa" w:w="1677"/>
-          </w:tcPr>
-          <w:p>
-            <w:pPr>
-              <w:spacing w:after="20" w:before="20"/>
-              <w:jc w:val="left"/>
-            </w:pPr>
-            <w:r/>
-            <w:r>
-              <w:rPr>
-                <w:rFonts w:ascii="Consolas" w:hAnsi="Consolas"/>
-                <w:sz w:val="12"/>
-              </w:rPr>
-              <w:t>cashbowman/ai-generated-images-vs-real...</w:t>
-            </w:r>
-          </w:p>
-        </w:tc>
-        <w:tc>
-          <w:tcPr>
-            <w:tcW w:type="dxa" w:w="1677"/>
-          </w:tcPr>
-          <w:p>
-            <w:pPr>
-              <w:spacing w:after="20" w:before="20"/>
-              <w:jc w:val="center"/>
-            </w:pPr>
-            <w:r/>
-            <w:r>
-              <w:rPr>
-                <w:rFonts w:ascii="Arial" w:hAnsi="Arial"/>
-                <w:sz w:val="14"/>
-              </w:rPr>
-              <w:t>Generated images</w:t>
-            </w:r>
-          </w:p>
-        </w:tc>
-        <w:tc>
-          <w:tcPr>
-            <w:tcW w:type="dxa" w:w="1677"/>
-          </w:tcPr>
-          <w:p>
-            <w:pPr>
-              <w:spacing w:after="20" w:before="20"/>
-              <w:jc w:val="center"/>
-            </w:pPr>
-            <w:r/>
-            <w:r>
-              <w:rPr>
-                <w:rFonts w:ascii="Arial" w:hAnsi="Arial"/>
-                <w:sz w:val="14"/>
-              </w:rPr>
-              <w:t>None these features find</w:t>
-            </w:r>
-          </w:p>
-        </w:tc>
-        <w:tc>
-          <w:tcPr>
-            <w:tcW w:type="dxa" w:w="1677"/>
-          </w:tcPr>
-          <w:p>
-            <w:pPr>
-              <w:spacing w:after="20" w:before="20"/>
-              <w:jc w:val="center"/>
-            </w:pPr>
-            <w:r/>
-            <w:r>
-              <w:rPr>
-                <w:rFonts w:ascii="Arial" w:hAnsi="Arial"/>
-                <w:sz w:val="14"/>
-              </w:rPr>
-              <w:t>0.577</w:t>
-            </w:r>
-          </w:p>
-        </w:tc>
-        <w:tc>
-          <w:tcPr>
-            <w:tcW w:type="dxa" w:w="1677"/>
-          </w:tcPr>
-          <w:p>
-            <w:pPr>
-              <w:spacing w:after="20" w:before="20"/>
-              <w:jc w:val="center"/>
-            </w:pPr>
-            <w:r/>
-            <w:r>
-              <w:rPr>
-                <w:rFonts w:ascii="Arial" w:hAnsi="Arial"/>
-                <w:sz w:val="14"/>
-              </w:rPr>
-              <w:t>0.562</w:t>
-            </w:r>
-          </w:p>
-        </w:tc>
-        <w:tc>
-          <w:tcPr>
-            <w:tcW w:type="dxa" w:w="1677"/>
-          </w:tcPr>
-          <w:p>
-            <w:pPr>
-              <w:spacing w:after="20" w:before="20"/>
-              <w:jc w:val="center"/>
-            </w:pPr>
-            <w:r/>
-            <w:r>
-              <w:rPr>
-                <w:rFonts w:ascii="Arial" w:hAnsi="Arial"/>
-                <w:sz w:val="14"/>
-              </w:rPr>
-              <w:t>Near chance</w:t>
-            </w:r>
-          </w:p>
-        </w:tc>
-      </w:tr>
-      <w:tr>
-        <w:tc>
-          <w:tcPr>
-            <w:tcW w:type="dxa" w:w="1677"/>
-          </w:tcPr>
-          <w:p>
-            <w:pPr>
-              <w:spacing w:after="20" w:before="20"/>
-              <w:jc w:val="left"/>
-            </w:pPr>
-            <w:r/>
-            <w:r>
-              <w:rPr>
-                <w:rFonts w:ascii="Arial" w:hAnsi="Arial"/>
-                <w:sz w:val="14"/>
-              </w:rPr>
-              <w:t xml:space="preserve">Roboflow </w:t>
-            </w:r>
-            <w:r>
-              <w:rPr>
-                <w:rFonts w:ascii="Arial" w:hAnsi="Arial"/>
-                <w:i/>
-                <w:sz w:val="14"/>
-              </w:rPr>
-              <w:t>Counterfeit_med_detection</w:t>
-            </w:r>
-            <w:r>
-              <w:rPr>
-                <w:rFonts w:ascii="Arial" w:hAnsi="Arial"/>
-                <w:sz w:val="14"/>
-              </w:rPr>
-              <w:t xml:space="preserve"> [21]</w:t>
-            </w:r>
-          </w:p>
-        </w:tc>
-        <w:tc>
-          <w:tcPr>
-            <w:tcW w:type="dxa" w:w="1677"/>
-          </w:tcPr>
-          <w:p>
-            <w:pPr>
-              <w:spacing w:after="20" w:before="20"/>
-              <w:jc w:val="center"/>
-            </w:pPr>
-            <w:r/>
-            <w:r>
-              <w:rPr>
-                <w:rFonts w:ascii="Arial" w:hAnsi="Arial"/>
-                <w:sz w:val="14"/>
-              </w:rPr>
-              <w:t>Medicines</w:t>
-            </w:r>
-          </w:p>
-        </w:tc>
-        <w:tc>
-          <w:tcPr>
-            <w:tcW w:type="dxa" w:w="1677"/>
-          </w:tcPr>
-          <w:p>
-            <w:pPr>
-              <w:spacing w:after="20" w:before="20"/>
-              <w:jc w:val="center"/>
-            </w:pPr>
-            <w:r/>
-            <w:r>
-              <w:rPr>
-                <w:rFonts w:ascii="Arial" w:hAnsi="Arial"/>
-                <w:sz w:val="14"/>
-              </w:rPr>
-              <w:t>Type B: a modality confound, acquisition traces erased by the publisher</w:t>
-            </w:r>
-          </w:p>
-        </w:tc>
-        <w:tc>
-          <w:tcPr>
-            <w:tcW w:type="dxa" w:w="1677"/>
-          </w:tcPr>
-          <w:p>
-            <w:pPr>
-              <w:spacing w:after="20" w:before="20"/>
-              <w:jc w:val="center"/>
-            </w:pPr>
-            <w:r/>
-            <w:r>
-              <w:rPr>
-                <w:rFonts w:ascii="Arial" w:hAnsi="Arial"/>
-                <w:sz w:val="14"/>
-              </w:rPr>
-              <w:t>0.500</w:t>
-            </w:r>
-          </w:p>
-        </w:tc>
-        <w:tc>
-          <w:tcPr>
-            <w:tcW w:type="dxa" w:w="1677"/>
-          </w:tcPr>
-          <w:p>
-            <w:pPr>
-              <w:spacing w:after="20" w:before="20"/>
-              <w:jc w:val="center"/>
-            </w:pPr>
-            <w:r/>
-            <w:r>
-              <w:rPr>
-                <w:rFonts w:ascii="Arial" w:hAnsi="Arial"/>
-                <w:sz w:val="14"/>
-              </w:rPr>
-              <w:t>0.717</w:t>
-            </w:r>
-          </w:p>
-        </w:tc>
-        <w:tc>
-          <w:tcPr>
-            <w:tcW w:type="dxa" w:w="1677"/>
-          </w:tcPr>
-          <w:p>
-            <w:pPr>
-              <w:spacing w:after="20" w:before="20"/>
-              <w:jc w:val="center"/>
-            </w:pPr>
-            <w:r/>
-            <w:r>
-              <w:rPr>
-                <w:rFonts w:ascii="Arial" w:hAnsi="Arial"/>
-                <w:sz w:val="14"/>
-              </w:rPr>
-              <w:t>Partially detects</w:t>
-            </w:r>
-          </w:p>
-        </w:tc>
-      </w:tr>
-      <w:tr>
-        <w:tc>
-          <w:tcPr>
-            <w:tcW w:type="dxa" w:w="1677"/>
-          </w:tcPr>
-          <w:p>
-            <w:pPr>
-              <w:spacing w:after="20" w:before="20"/>
-              <w:jc w:val="left"/>
-            </w:pPr>
-            <w:r/>
-            <w:r>
-              <w:rPr>
-                <w:rFonts w:ascii="Consolas" w:hAnsi="Consolas"/>
-                <w:sz w:val="12"/>
-              </w:rPr>
-              <w:t>ishanikathuria/handwritten-signature...</w:t>
-            </w:r>
-          </w:p>
-        </w:tc>
-        <w:tc>
-          <w:tcPr>
-            <w:tcW w:type="dxa" w:w="1677"/>
-          </w:tcPr>
-          <w:p>
-            <w:pPr>
-              <w:spacing w:after="20" w:before="20"/>
-              <w:jc w:val="center"/>
-            </w:pPr>
-            <w:r/>
-            <w:r>
-              <w:rPr>
-                <w:rFonts w:ascii="Arial" w:hAnsi="Arial"/>
-                <w:sz w:val="14"/>
-              </w:rPr>
-              <w:t>Signatures (negative control)</w:t>
-            </w:r>
-          </w:p>
-        </w:tc>
-        <w:tc>
-          <w:tcPr>
-            <w:tcW w:type="dxa" w:w="1677"/>
-          </w:tcPr>
-          <w:p>
-            <w:pPr>
-              <w:spacing w:after="20" w:before="20"/>
-              <w:jc w:val="center"/>
-            </w:pPr>
-            <w:r/>
-            <w:r>
-              <w:rPr>
-                <w:rFonts w:ascii="Arial" w:hAnsi="Arial"/>
-                <w:sz w:val="14"/>
-              </w:rPr>
-              <w:t>None; one acquisition procedure for both classes</w:t>
-            </w:r>
-          </w:p>
-        </w:tc>
-        <w:tc>
-          <w:tcPr>
-            <w:tcW w:type="dxa" w:w="1677"/>
-          </w:tcPr>
-          <w:p>
-            <w:pPr>
-              <w:spacing w:after="20" w:before="20"/>
-              <w:jc w:val="center"/>
-            </w:pPr>
-            <w:r/>
-            <w:r>
-              <w:rPr>
-                <w:rFonts w:ascii="Arial" w:hAnsi="Arial"/>
-                <w:sz w:val="14"/>
-              </w:rPr>
-              <w:t>0.500</w:t>
-            </w:r>
-          </w:p>
-        </w:tc>
-        <w:tc>
-          <w:tcPr>
-            <w:tcW w:type="dxa" w:w="1677"/>
-          </w:tcPr>
-          <w:p>
-            <w:pPr>
-              <w:spacing w:after="20" w:before="20"/>
-              <w:jc w:val="center"/>
-            </w:pPr>
-            <w:r/>
-            <w:r>
-              <w:rPr>
-                <w:rFonts w:ascii="Arial" w:hAnsi="Arial"/>
-                <w:sz w:val="14"/>
-              </w:rPr>
-              <w:t>0.845</w:t>
-            </w:r>
-          </w:p>
-        </w:tc>
-        <w:tc>
-          <w:tcPr>
-            <w:tcW w:type="dxa" w:w="1677"/>
-          </w:tcPr>
-          <w:p>
-            <w:pPr>
-              <w:spacing w:after="20" w:before="20"/>
-              <w:jc w:val="center"/>
-            </w:pPr>
-            <w:r/>
-            <w:r>
-              <w:rPr>
-                <w:rFonts w:ascii="Arial" w:hAnsi="Arial"/>
-                <w:sz w:val="14"/>
-              </w:rPr>
-              <w:t>False positive on size</w:t>
-            </w:r>
-          </w:p>
-        </w:tc>
-      </w:tr>
-    </w:tbl>
-    <w:p>
-      <w:pPr>
-        <w:spacing w:after="120"/>
-      </w:pPr>
-    </w:p>
-    <w:p>
-      <w:pPr>
-        <w:sectPr>
-          <w:type w:val="continuous"/>
-          <w:pgSz w:w="11520" w:h="15659"/>
-          <w:pgMar w:top="1080" w:right="728" w:bottom="1134" w:left="728" w:header="720" w:footer="720" w:gutter="0"/>
-          <w:docGrid w:linePitch="360"/>
-          <w:cols w:num="1" w:equalWidth="1" w:space="0" w:sep="0"/>
-        </w:sectPr>
-      </w:pPr>
-    </w:p>
-    <w:p>
-      <w:pPr>
-        <w:spacing w:after="0" w:before="0" w:line="240" w:lineRule="exact"/>
-        <w:ind w:firstLine="202"/>
-        <w:jc w:val="both"/>
-      </w:pPr>
-      <w:r>
-        <w:rPr>
-          <w:rFonts w:ascii="Times New Roman" w:hAnsi="Times New Roman"/>
-          <w:b/>
-          <w:sz w:val="20"/>
-        </w:rPr>
-        <w:t>The screen establishes that the audit discriminates, and nothing about prevalence.</w:t>
-      </w:r>
-      <w:r>
-        <w:rPr>
-          <w:rFonts w:ascii="Times New Roman" w:hAnsi="Times New Roman"/>
-          <w:sz w:val="20"/>
-        </w:rPr>
-        <w:t xml:space="preserve"> Two archives return 1.000 on format and two at or near chance, and the generated-image pair is the sharper case: two datasets built for the same task by different people return 1.000 and 0.577. That is enough to show the procedure runs cheaply against unfamiliar collections and to characterize its failure modes; it supports no estimate of how often provenance confounding occurs, and none is made.</w:t>
-      </w:r>
-    </w:p>
-    <w:p>
-      <w:pPr>
-        <w:spacing w:after="0" w:before="0" w:line="240" w:lineRule="exact"/>
-        <w:ind w:firstLine="202"/>
-        <w:jc w:val="both"/>
-      </w:pPr>
-      <w:r>
-        <w:rPr>
-          <w:rFonts w:ascii="Times New Roman" w:hAnsi="Times New Roman"/>
-          <w:b/>
-          <w:sz w:val="20"/>
-        </w:rPr>
-        <w:t>The audit has a false-negative mode, and publisher-side tidying causes it.</w:t>
-      </w:r>
-      <w:r>
-        <w:rPr>
-          <w:rFonts w:ascii="Times New Roman" w:hAnsi="Times New Roman"/>
-          <w:sz w:val="20"/>
-        </w:rPr>
-        <w:t xml:space="preserve"> The Roboflow archive is confounded at least as severely as the case study, yet format returns 0.500 and the full set 0.717, because the publisher resized to 640 × 640 and re-encoded before release. Its </w:t>
-      </w:r>
-      <w:r>
-        <w:rPr>
-          <w:rFonts w:ascii="Times New Roman" w:hAnsi="Times New Roman"/>
-          <w:b/>
-          <w:sz w:val="20"/>
-        </w:rPr>
-        <w:t>false-positive mode is on the mixed axes</w:t>
-      </w:r>
-      <w:r>
-        <w:rPr>
-          <w:rFonts w:ascii="Times New Roman" w:hAnsi="Times New Roman"/>
-          <w:sz w:val="20"/>
-        </w:rPr>
-        <w:t xml:space="preserve">: genuine and forged signatures in BHSig260 are written on one paper and digitized by one procedure, so format returns exactly 0.500 while encoded size returns 0.843, most likely because forged signatures differ in stroke complexity and so in ink coverage. That separation along </w:t>
-      </w:r>
-      <w:r>
-        <w:rPr>
-          <w:rFonts w:ascii="Times New Roman" w:hAnsi="Times New Roman"/>
-          <w:i/>
-          <w:sz w:val="20"/>
-        </w:rPr>
-        <w:t>A_(pure)</w:t>
-      </w:r>
-      <w:r>
-        <w:rPr>
-          <w:rFonts w:ascii="Times New Roman" w:hAnsi="Times New Roman"/>
-          <w:sz w:val="20"/>
-        </w:rPr>
-        <w:t xml:space="preserve"> versus </w:t>
-      </w:r>
-      <w:r>
-        <w:rPr>
-          <w:rFonts w:ascii="Times New Roman" w:hAnsi="Times New Roman"/>
-          <w:i/>
-          <w:sz w:val="20"/>
-        </w:rPr>
-        <w:t>A_(mix)</w:t>
-      </w:r>
-      <w:r>
-        <w:rPr>
-          <w:rFonts w:ascii="Times New Roman" w:hAnsi="Times New Roman"/>
-          <w:sz w:val="20"/>
-        </w:rPr>
-        <w:t xml:space="preserve"> is the distinction of Section I-A, measured. </w:t>
-      </w:r>
-      <w:r>
-        <w:rPr>
-          <w:rFonts w:ascii="Times New Roman" w:hAnsi="Times New Roman"/>
-          <w:b/>
-          <w:sz w:val="20"/>
-        </w:rPr>
-        <w:t>A provenance audit is a diagnostic, not a clearance</w:t>
-      </w:r>
-      <w:r>
-        <w:rPr>
-          <w:rFonts w:ascii="Times New Roman" w:hAnsi="Times New Roman"/>
-          <w:sz w:val="20"/>
-        </w:rPr>
-        <w:t>: a high score on format is close to decisive, and a low one is where an investigation starts rather than where it ends.</w:t>
-      </w:r>
-    </w:p>
-    <w:p>
-      <w:pPr>
-        <w:keepNext/>
-        <w:spacing w:before="160" w:after="60" w:line="240" w:lineRule="exact"/>
-        <w:jc w:val="left"/>
-      </w:pPr>
-      <w:r>
-        <w:rPr>
-          <w:rFonts w:ascii="Arial" w:hAnsi="Arial"/>
-          <w:b/>
-          <w:i/>
-          <w:color w:val="000000"/>
-          <w:sz w:val="18"/>
-        </w:rPr>
-        <w:t>B. THE LEAKAGE EXPERIMENT</w:t>
-      </w:r>
-    </w:p>
-    <w:p>
-      <w:pPr>
-        <w:spacing w:after="0" w:before="0" w:line="240" w:lineRule="exact"/>
-        <w:ind w:firstLine="202"/>
-        <w:jc w:val="both"/>
-      </w:pPr>
-      <w:r>
-        <w:rPr>
-          <w:rFonts w:ascii="Times New Roman" w:hAnsi="Times New Roman"/>
-          <w:sz w:val="20"/>
-        </w:rPr>
-        <w:t xml:space="preserve">In-distribution, the four models reach 0.842, 0.868, 0.934 and 0.987 on the naive split and 0.838, 0.865, 0.932 and 0.919 on the leakage-free one — deltas of +0.004, +0.004, +0.002 and +0.068, three of them within half a point of zero. Six pairwise McNemar tests compare </w:t>
-      </w:r>
-      <w:r>
-        <w:rPr>
-          <w:rFonts w:ascii="Times New Roman" w:hAnsi="Times New Roman"/>
-          <w:i/>
-          <w:sz w:val="20"/>
-        </w:rPr>
-        <w:t>models against each other</w:t>
-      </w:r>
-      <w:r>
-        <w:rPr>
-          <w:rFonts w:ascii="Times New Roman" w:hAnsi="Times New Roman"/>
-          <w:sz w:val="20"/>
-        </w:rPr>
-        <w:t xml:space="preserve"> on one shared test partition; none is significant, and Holm–Bonferroni over the six raises the smallest adjusted </w:t>
-      </w:r>
-      <w:r>
-        <w:rPr>
-          <w:rFonts w:ascii="Times New Roman" w:hAnsi="Times New Roman"/>
-          <w:i/>
-          <w:sz w:val="20"/>
-        </w:rPr>
-        <w:t>p</w:t>
-      </w:r>
-      <w:r>
-        <w:rPr>
-          <w:rFonts w:ascii="Times New Roman" w:hAnsi="Times New Roman"/>
-          <w:sz w:val="20"/>
-        </w:rPr>
-        <w:t xml:space="preserve"> from 0.118 to 0.711. They do not test the Split A − Split B difference, whose two partitions hold different images and for which no paired test exists. The full metric set, the tests and their power analysis are Tables S3–S5 and Section S-I-H.</w:t>
-      </w:r>
-    </w:p>
-    <w:p>
-      <w:pPr>
-        <w:spacing w:after="0" w:before="0" w:line="240" w:lineRule="exact"/>
-        <w:ind w:firstLine="202"/>
-        <w:jc w:val="both"/>
-      </w:pPr>
-      <w:r>
-        <w:rPr>
-          <w:rFonts w:ascii="Times New Roman" w:hAnsi="Times New Roman"/>
-          <w:sz w:val="20"/>
-        </w:rPr>
-        <w:t xml:space="preserve">Those deltas settle less than they appear to. Exactly 7 of the 76 Split A test images belong to a product group also in Split A's training partition, a </w:t>
-      </w:r>
-      <w:r>
-        <w:rPr>
-          <w:rFonts w:ascii="Times New Roman" w:hAnsi="Times New Roman"/>
-          <w:b/>
-          <w:sz w:val="20"/>
-        </w:rPr>
-        <w:t>direct exposure rate of 9.2%</w:t>
-      </w:r>
-      <w:r>
-        <w:rPr>
-          <w:rFonts w:ascii="Times New Roman" w:hAnsi="Times New Roman"/>
-          <w:sz w:val="20"/>
-        </w:rPr>
-        <w:t>, so at most seven predictions can be got right by recognizing a training photograph — but that bounds one channel only, since admitting a near-duplicate also changes the fitted parameters, which decide the other 69. And Split A and Split B do not share a test set: 230 of 510 images are assigned differently, so their difference mixes leakage with the effect of testing on different images.</w:t>
-      </w:r>
-    </w:p>
-    <w:p>
-      <w:pPr>
-        <w:spacing w:after="0" w:before="0" w:line="240" w:lineRule="exact"/>
-        <w:ind w:firstLine="202"/>
-        <w:jc w:val="both"/>
-      </w:pPr>
-      <w:r>
-        <w:rPr>
-          <w:rFonts w:ascii="Times New Roman" w:hAnsi="Times New Roman"/>
-          <w:sz w:val="20"/>
-        </w:rPr>
-        <w:t xml:space="preserve">A paired design separates the two. One test set is held fixed and two training sets are built around it differing in exactly one respect — whether the near-duplicate mates of the test images are admitted — with size, class balance, validation set, architecture and learning rate identical, the 30 mates balanced by class-matched substitutes (Section S-I-V). Of the 74 test images, 28 are </w:t>
-      </w:r>
-      <w:r>
-        <w:rPr>
-          <w:rFonts w:ascii="Times New Roman" w:hAnsi="Times New Roman"/>
-          <w:i/>
-          <w:sz w:val="20"/>
-        </w:rPr>
-        <w:t>exposed</w:t>
-      </w:r>
-      <w:r>
-        <w:rPr>
-          <w:rFonts w:ascii="Times New Roman" w:hAnsi="Times New Roman"/>
-          <w:sz w:val="20"/>
-        </w:rPr>
-        <w:t xml:space="preserve">, which is every exposed image the pool admits; on the other 46 any difference is the indirect channel. Across five seeds, admitting the mates moves M2 by </w:t>
-      </w:r>
-      <w:r>
-        <w:rPr>
-          <w:rFonts w:ascii="Times New Roman" w:hAnsi="Times New Roman"/>
-          <w:b/>
-          <w:sz w:val="20"/>
-        </w:rPr>
-        <w:t>+0.3 points [−1.9, +2.4]</w:t>
-      </w:r>
-      <w:r>
-        <w:rPr>
-          <w:rFonts w:ascii="Times New Roman" w:hAnsi="Times New Roman"/>
-          <w:sz w:val="20"/>
-        </w:rPr>
-        <w:t xml:space="preserve"> (paired bootstrap; McNemar </w:t>
-      </w:r>
-      <w:r>
-        <w:rPr>
-          <w:rFonts w:ascii="Times New Roman" w:hAnsi="Times New Roman"/>
-          <w:i/>
-          <w:sz w:val="20"/>
-        </w:rPr>
-        <w:t>p</w:t>
-      </w:r>
-      <w:r>
-        <w:rPr>
-          <w:rFonts w:ascii="Times New Roman" w:hAnsi="Times New Roman"/>
-          <w:sz w:val="20"/>
-        </w:rPr>
-        <w:t xml:space="preserve"> = 1.000), by +0.0 [−2.9, +2.9] on the exposed subset and +0.4 [−2.2, +3.5] on the unexposed. M3 and M4 are unchanged at every seed, though both sit at ceiling (1.000 and 0.987), which leaves an effect almost no room to appear — itself a consequence of the confound, an in-distribution partition of this pool being close to trivial.</w:t>
-      </w:r>
-    </w:p>
-    <w:p>
-      <w:pPr>
-        <w:spacing w:after="0" w:before="0" w:line="240" w:lineRule="exact"/>
-        <w:ind w:firstLine="202"/>
-        <w:jc w:val="both"/>
-      </w:pPr>
-      <w:r>
-        <w:rPr>
-          <w:rFonts w:ascii="Times New Roman" w:hAnsi="Times New Roman"/>
-          <w:b/>
-          <w:sz w:val="20"/>
-        </w:rPr>
-        <w:t>Near-duplicate leakage is therefore the smaller effect on this dataset.</w:t>
-      </w:r>
-      <w:r>
-        <w:rPr>
-          <w:rFonts w:ascii="Times New Roman" w:hAnsi="Times New Roman"/>
-          <w:sz w:val="20"/>
-        </w:rPr>
-        <w:t xml:space="preserve"> The 6.8-point maximum describes the difference between two split designs; the paired experiment is the controlled estimate, and it puts the leakage effect at 0.3 points [−1.9, +2.4]. Both are small beside the external gap reported next.</w:t>
-      </w:r>
-    </w:p>
-    <w:p>
-      <w:pPr>
-        <w:keepNext/>
-        <w:spacing w:before="160" w:after="60" w:line="240" w:lineRule="exact"/>
-        <w:jc w:val="left"/>
-      </w:pPr>
-      <w:r>
-        <w:rPr>
-          <w:rFonts w:ascii="Arial" w:hAnsi="Arial"/>
-          <w:b/>
-          <w:i/>
-          <w:color w:val="000000"/>
-          <w:sz w:val="18"/>
-        </w:rPr>
-        <w:t>C. THE BALANCED EXTERNAL EVALUATION</w:t>
-      </w:r>
-    </w:p>
-    <w:p>
-      <w:pPr>
-        <w:spacing w:after="0" w:before="0" w:line="240" w:lineRule="exact"/>
-        <w:ind w:firstLine="202"/>
-        <w:jc w:val="both"/>
-      </w:pPr>
-      <w:r>
-        <w:rPr>
-          <w:rFonts w:ascii="Times New Roman" w:hAnsi="Times New Roman"/>
-          <w:sz w:val="20"/>
-        </w:rPr>
-        <w:t xml:space="preserve">This is the study's primary external result and the only one on which a two-class metric is defined. The set is 46 regulator-confirmed falsified products from FDA and WHO alerts against 46 independently sourced photographs of authentic-labeled products, ingested through one pipeline so that container format, encoder, encoding settings and stored resolution are standardized across the classes, audited at 0.620 against 1.000 for the case-study pool, and scored </w:t>
-      </w:r>
-      <w:r>
-        <w:rPr>
-          <w:rFonts w:ascii="Times New Roman" w:hAnsi="Times New Roman"/>
-          <w:b/>
-          <w:sz w:val="20"/>
-        </w:rPr>
-        <w:t>once</w:t>
-      </w:r>
-      <w:r>
-        <w:rPr>
-          <w:rFonts w:ascii="Times New Roman" w:hAnsi="Times New Roman"/>
-          <w:sz w:val="20"/>
-        </w:rPr>
-        <w:t xml:space="preserve"> against the frozen Split B checkpoints at the project's standing 0.5 threshold (Section III-D). Two properties of the set qualify everything below: the authentic class is authentic-labeled rather than verified, and the shift between the two archives is one of source, with file-level acquisition standardized by construction rather than varied.</w:t>
-      </w:r>
-    </w:p>
-    <w:p>
-      <w:pPr>
-        <w:sectPr>
-          <w:type w:val="continuous"/>
-          <w:pgSz w:w="11520" w:h="15659"/>
-          <w:pgMar w:top="1080" w:right="728" w:bottom="1134" w:left="728" w:header="720" w:footer="720" w:gutter="0"/>
-          <w:docGrid w:linePitch="360"/>
-          <w:cols w:num="2" w:equalWidth="1" w:space="394" w:sep="0"/>
-        </w:sectPr>
-      </w:pPr>
-    </w:p>
-    <w:p>
-      <w:pPr>
-        <w:spacing w:before="40" w:after="80" w:line="168" w:lineRule="exact"/>
-        <w:jc w:val="left"/>
-      </w:pPr>
-      <w:r>
-        <w:rPr>
-          <w:rFonts w:ascii="Arial" w:hAnsi="Arial"/>
-          <w:b/>
-          <w:color w:val="00548F"/>
-          <w:sz w:val="14"/>
-        </w:rPr>
-        <w:t xml:space="preserve">TABLE 4. </w:t>
       </w:r>
       <w:r>
         <w:rPr>
@@ -10354,7 +8721,7 @@
           <w:rFonts w:ascii="Times New Roman" w:hAnsi="Times New Roman"/>
           <w:sz w:val="20"/>
         </w:rPr>
-        <w:t>. M1 and M2 return ROC-AUCs of 0.422 and 0.403, whose intervals reach above 0.5 but whose point estimates lie below it: on this set their scores carry no usable information about the label. These are the same four models that reach 0.842 to 0.987 on their own internal partitions. No pair of models in Table 4 is separated by more than sampling noise, so the table supports statements about point estimates and about chance, not a ranking of architectures.</w:t>
+        <w:t>. M1 and M2 return ROC-AUCs of 0.422 and 0.403, whose intervals reach above 0.5 but whose point estimates lie below it: on this set their scores carry no usable information about the label. These are the same four models that reach 0.842 to 0.987 on their own internal partitions. No pair of models in Table 3 is separated by more than sampling noise, so the table supports statements about point estimates and about chance, not a ranking of architectures.</w:t>
       </w:r>
     </w:p>
     <w:p>
@@ -10421,7 +8788,7 @@
           <w:rFonts w:ascii="Times New Roman" w:hAnsi="Times New Roman"/>
           <w:sz w:val="20"/>
         </w:rPr>
-        <w:t xml:space="preserve"> M2 has the highest external specificity point estimate in this study — 0.860 on condition C, above its own in-distribution authentic-class accuracy (Table 5) — and returns balanced accuracy 0.478 with ROC-AUC 0.403 on the balanced set. The ordering of point estimates is not preserved between the two evaluations either: M2 is highest on condition C and joint-lowest here, tied with the 97-parameter baseline, while M4 has the highest point estimate here. </w:t>
+        <w:t xml:space="preserve"> M2 has the highest external specificity point estimate in this study — 0.860 on condition C, above its own in-distribution authentic-class accuracy (Table 4) — and returns balanced accuracy 0.478 with ROC-AUC 0.403 on the balanced set. The ordering of point estimates is not preserved between the two evaluations either: M2 is highest on condition C and joint-lowest here, tied with the 97-parameter baseline, while M4 has the highest point estimate here. </w:t>
       </w:r>
       <w:r>
         <w:rPr>
@@ -10444,7 +8811,7 @@
           <w:b/>
           <w:sz w:val="20"/>
         </w:rPr>
-        <w:t>What Table 4 establishes</w:t>
+        <w:t>What Table 3 establishes</w:t>
       </w:r>
       <w:r>
         <w:rPr>
@@ -10538,7 +8905,7 @@
           <w:color w:val="00548F"/>
           <w:sz w:val="14"/>
         </w:rPr>
-        <w:t xml:space="preserve">TABLE 5. </w:t>
+        <w:t xml:space="preserve">TABLE 4. </w:t>
       </w:r>
       <w:r>
         <w:rPr>
@@ -10563,7 +8930,7 @@
           <w:color w:val="000000"/>
           <w:sz w:val="14"/>
         </w:rPr>
-        <w:t>, so the baseline and normalized columns differ only by the operator of Eq. (8) and the comparison is within-run; Table 6 gives both across five seeds. The in-distribution reference is authentic-class accuracy on each model's own Split B test partition (n = 39). Conditions C and D cover the same packages and are compared as independent proportions rather than pooled (Section III-D). Intervals are 95% Wilson on the counts given as k/n.</w:t>
+        <w:t>, so the baseline and normalized columns differ only by the operator of Eq. (8) and the comparison is within-run; Section S-I-U gives both across five seeds. Wilson intervals quantify sampling uncertainty on a fixed trained model, not training-run variance. An archived run predating three-way normalization (104/150 for M3, 5/150 for M4) came from a pipeline carrying two defects since fixed and is superseded (Section S-I-G). The in-distribution reference is authentic-class accuracy on each model's own Split B test partition (n = 39). Conditions C and D cover the same packages and are compared as independent proportions rather than pooled (Section III-D). Intervals are 95% Wilson on the counts given as k/n.</w:t>
       </w:r>
     </w:p>
     <w:tbl>
@@ -11255,9 +9622,32 @@
       <w:r>
         <w:rPr>
           <w:rFonts w:ascii="Times New Roman" w:hAnsi="Times New Roman"/>
-          <w:sz w:val="20"/>
-        </w:rPr>
-        <w:t>Two conventions govern the table. The Wilson intervals quantify sampling uncertainty on a fixed trained model, not training-run variance, which Table 6 measures separately. And one earlier measurement is superseded rather than reported: an archived run predating three-way normalization returned 104/150 for M3 and 5/150 for M4, from a pipeline carrying two defects since fixed (Section S-I-G).</w:t>
+          <w:b/>
+          <w:sz w:val="20"/>
+        </w:rPr>
+        <w:t>Read the baseline column first, because it is this paper's secondary finding.</w:t>
+      </w:r>
+      <w:r>
+        <w:rPr>
+          <w:rFonts w:ascii="Times New Roman" w:hAnsi="Times New Roman"/>
+          <w:sz w:val="20"/>
+        </w:rPr>
+        <w:t xml:space="preserve"> Two of the four models classified </w:t>
+      </w:r>
+      <w:r>
+        <w:rPr>
+          <w:rFonts w:ascii="Times New Roman" w:hAnsi="Times New Roman"/>
+          <w:b/>
+          <w:sz w:val="20"/>
+        </w:rPr>
+        <w:t>zero of 150</w:t>
+      </w:r>
+      <w:r>
+        <w:rPr>
+          <w:rFonts w:ascii="Times New Roman" w:hAnsi="Times New Roman"/>
+          <w:sz w:val="20"/>
+        </w:rPr>
+        <w:t xml:space="preserve"> external authentic photographs correctly, and the model with the highest in-distribution accuracy (M4, 0.987 on Split A) reached 9/150 = 6.0% — a near-complete inversion on the easiest possible external case, a set holding only the class the models were most accurate on in-distribution. A model at 91.9% on Split B that recovers nine of 150 plainly authentic photographs has not learned to recognize authentic packaging; what it has learned is consistent with recognizing this dataset's photography, which Section IV-A establishes was available to it.</w:t>
       </w:r>
     </w:p>
     <w:p>
@@ -11272,29 +9662,14 @@
           <w:b/>
           <w:sz w:val="20"/>
         </w:rPr>
-        <w:t>Read the baseline column first, because it is this paper's secondary finding.</w:t>
-      </w:r>
-      <w:r>
-        <w:rPr>
-          <w:rFonts w:ascii="Times New Roman" w:hAnsi="Times New Roman"/>
-          <w:sz w:val="20"/>
-        </w:rPr>
-        <w:t xml:space="preserve"> Two of the four models classified </w:t>
-      </w:r>
-      <w:r>
-        <w:rPr>
-          <w:rFonts w:ascii="Times New Roman" w:hAnsi="Times New Roman"/>
-          <w:b/>
-          <w:sz w:val="20"/>
-        </w:rPr>
-        <w:t>zero of 150</w:t>
-      </w:r>
-      <w:r>
-        <w:rPr>
-          <w:rFonts w:ascii="Times New Roman" w:hAnsi="Times New Roman"/>
-          <w:sz w:val="20"/>
-        </w:rPr>
-        <w:t xml:space="preserve"> external authentic photographs correctly, and the model with the highest in-distribution accuracy (M4, 0.987 on Split A) reached 9/150 = 6.0%. This is a near-complete inversion on the easiest possible external case — a set holding only the class the models were most accurate on in-distribution. A model at 91.9% on Split B that recovers nine of 150 plainly authentic photographs has not learned to recognize authentic packaging; what it has learned is consistent with recognizing this dataset's photography, which Section IV-A establishes was available to it.</w:t>
+        <w:t>The correction does not transfer uniformly across the capture shift, and the model it fails for is the one with the highest condition C specificity.</w:t>
+      </w:r>
+      <w:r>
+        <w:rPr>
+          <w:rFonts w:ascii="Times New Roman" w:hAnsi="Times New Roman"/>
+          <w:sz w:val="20"/>
+        </w:rPr>
+        <w:t xml:space="preserve"> M2 loses 39.7 points between the two conditions, from 0.860 to 0.463, with intervals nowhere near overlapping. Read that with Section S-I-U: M2's condition D specificity is the most seed-sensitive quantity in the study (0.627 ± 0.135) and the run of record is the lowest of five, so the mean drop is 28 points rather than 39.7. The direction, and the contrast with the backbones' −3.9 and +1.8 at five seeds, hold at every seed. One capture condition cannot distinguish a general repair from one fitting condition C in particular; the second suggests it was substantially the latter.</w:t>
       </w:r>
     </w:p>
     <w:p>
@@ -11309,14 +9684,44 @@
           <w:b/>
           <w:sz w:val="20"/>
         </w:rPr>
-        <w:t>The correction does not transfer uniformly across the capture shift, and the model it fails for is the one with the highest condition C specificity.</w:t>
-      </w:r>
-      <w:r>
-        <w:rPr>
-          <w:rFonts w:ascii="Times New Roman" w:hAnsi="Times New Roman"/>
-          <w:sz w:val="20"/>
-        </w:rPr>
-        <w:t xml:space="preserve"> M2 loses 39.7 points between the two conditions, from 0.860 to 0.463, with intervals nowhere near overlapping. Read that with Table 6: M2's condition D specificity is the most seed-sensitive quantity in the study (0.627 ± 0.135) and the run of record is the lowest of five, so the mean drop is 28 points rather than 39.7. The direction, and the contrast with the backbones' −3.9 and +1.8 at five seeds, hold at every seed. One capture condition cannot distinguish a general repair from one fitting condition C in particular; the second suggests it was substantially the latter.</w:t>
+        <w:t>The two pretrained backbones hold their specificity across the shift.</w:t>
+      </w:r>
+      <w:r>
+        <w:rPr>
+          <w:rFonts w:ascii="Times New Roman" w:hAnsi="Times New Roman"/>
+          <w:sz w:val="20"/>
+        </w:rPr>
+        <w:t xml:space="preserve"> M3 moves −4.9 points and M4 +2.6, both with comfortably overlapping intervals, so neither change is distinguishable from sampling noise. The backbones are therefore shown to be </w:t>
+      </w:r>
+      <w:r>
+        <w:rPr>
+          <w:rFonts w:ascii="Times New Roman" w:hAnsi="Times New Roman"/>
+          <w:b/>
+          <w:sz w:val="20"/>
+        </w:rPr>
+        <w:t>stable across the device and lighting shift these two conditions represent, and are not shown to generalize across acquisition.</w:t>
+      </w:r>
+      <w:r>
+        <w:rPr>
+          <w:rFonts w:ascii="Times New Roman" w:hAnsi="Times New Roman"/>
+          <w:sz w:val="20"/>
+        </w:rPr>
+        <w:t xml:space="preserve"> The two conditions share one dark backdrop, and Section IV-E finds both backbones relying strongly on the outer region of the frame; a model applying such a rule would hold its specificity across exactly this shift. </w:t>
+      </w:r>
+      <w:r>
+        <w:rPr>
+          <w:rFonts w:ascii="Times New Roman" w:hAnsi="Times New Roman"/>
+          <w:b/>
+          <w:sz w:val="20"/>
+        </w:rPr>
+        <w:t>The experiment tests the capture-pipeline confound and leaves the outer-region cue untouched.</w:t>
+      </w:r>
+      <w:r>
+        <w:rPr>
+          <w:rFonts w:ascii="Times New Roman" w:hAnsi="Times New Roman"/>
+          <w:sz w:val="20"/>
+        </w:rPr>
+        <w:t xml:space="preserve"> M4's stability here and its 0.652 on the balanced set are the same model answering two different questions.</w:t>
       </w:r>
     </w:p>
     <w:p>
@@ -11328,32 +9733,93 @@
       <w:r>
         <w:rPr>
           <w:rFonts w:ascii="Times New Roman" w:hAnsi="Times New Roman"/>
+          <w:sz w:val="20"/>
+        </w:rPr>
+        <w:t>Across five seeds (Section S-I-U), seed 42 is not a central draw, and not in one direction: its condition C value is the lowest of five for M2 and M4 and the highest for M3, so the single-run figures understate the correction where it works and flatter it where it does not. We report the spread rather than restate the paper around the means, seed 42 having been fixed before any of this existed. Only separations far larger than the spread are read as findings; a point or two between models, orderings or seeds is inside what 74 to 150 images and five runs can resolve.</w:t>
+      </w:r>
+    </w:p>
+    <w:p>
+      <w:pPr>
+        <w:spacing w:after="0" w:before="0" w:line="240" w:lineRule="exact"/>
+        <w:ind w:firstLine="202"/>
+        <w:jc w:val="both"/>
+      </w:pPr>
+      <w:r>
+        <w:rPr>
+          <w:rFonts w:ascii="Times New Roman" w:hAnsi="Times New Roman"/>
           <w:b/>
           <w:sz w:val="20"/>
         </w:rPr>
-        <w:t>The two pretrained backbones hold their specificity across the shift.</w:t>
-      </w:r>
-      <w:r>
-        <w:rPr>
-          <w:rFonts w:ascii="Times New Roman" w:hAnsi="Times New Roman"/>
-          <w:sz w:val="20"/>
-        </w:rPr>
-        <w:t xml:space="preserve"> M3 moves −4.9 points and M4 +2.6, both with comfortably overlapping intervals, so neither change is distinguishable from sampling noise. The backbones are therefore shown to be </w:t>
-      </w:r>
-      <w:r>
-        <w:rPr>
-          <w:rFonts w:ascii="Times New Roman" w:hAnsi="Times New Roman"/>
+        <w:t>The regulatory source in its native encodings.</w:t>
+      </w:r>
+      <w:r>
+        <w:rPr>
+          <w:rFonts w:ascii="Times New Roman" w:hAnsi="Times New Roman"/>
+          <w:sz w:val="20"/>
+        </w:rPr>
+        <w:t xml:space="preserve"> All 150 regulatory photographs, rather than the 46 that enter Table 3, were also scored in their original files. That measurement is a one-sided recall under a source shift and is reported in Section S-IX with its sensitivity analysis, not here: it cannot be read beside a specificity without the reasoning Section IV-C now supplies directly, and Table 3 supersedes it as the counterfeit-side evidence of record.</w:t>
+      </w:r>
+    </w:p>
+    <w:p>
+      <w:pPr>
+        <w:keepNext/>
+        <w:spacing w:before="160" w:after="60" w:line="240" w:lineRule="exact"/>
+        <w:jc w:val="left"/>
+      </w:pPr>
+      <w:r>
+        <w:rPr>
+          <w:rFonts w:ascii="Arial" w:hAnsi="Arial"/>
           <w:b/>
-          <w:sz w:val="20"/>
-        </w:rPr>
-        <w:t>stable across the device and lighting shift these two conditions represent, and are not shown to generalize across acquisition.</w:t>
-      </w:r>
-      <w:r>
-        <w:rPr>
-          <w:rFonts w:ascii="Times New Roman" w:hAnsi="Times New Roman"/>
-          <w:sz w:val="20"/>
-        </w:rPr>
-        <w:t xml:space="preserve"> The two conditions share one dark backdrop, and Section IV-E finds both backbones relying strongly on the outer region of the frame; a model applying such a rule would hold its specificity across exactly this shift. </w:t>
+          <w:i/>
+          <w:color w:val="000000"/>
+          <w:sz w:val="18"/>
+        </w:rPr>
+        <w:t>E. EXPLORATORY ANALYSES</w:t>
+      </w:r>
+    </w:p>
+    <w:p>
+      <w:pPr>
+        <w:spacing w:after="0" w:before="0" w:line="240" w:lineRule="exact"/>
+        <w:ind w:firstLine="202"/>
+        <w:jc w:val="both"/>
+      </w:pPr>
+      <w:r>
+        <w:rPr>
+          <w:rFonts w:ascii="Times New Roman" w:hAnsi="Times New Roman"/>
+          <w:sz w:val="20"/>
+        </w:rPr>
+        <w:t>The two analyses in this section were developed after the external failure was observed and belong to the exploratory tier. They serve the audit: the first asks whether removing the statistics the audit named changes the external result, and the second asks what the corrected models rely on instead.</w:t>
+      </w:r>
+    </w:p>
+    <w:p>
+      <w:pPr>
+        <w:keepNext/>
+        <w:spacing w:before="160" w:after="60" w:line="240" w:lineRule="exact"/>
+        <w:jc w:val="left"/>
+      </w:pPr>
+      <w:r>
+        <w:rPr>
+          <w:rFonts w:ascii="Arial" w:hAnsi="Arial"/>
+          <w:b w:val="0"/>
+          <w:i w:val="0"/>
+          <w:color w:val="000000"/>
+          <w:sz w:val="18"/>
+        </w:rPr>
+        <w:t>1) Exploratory normalization</w:t>
+      </w:r>
+    </w:p>
+    <w:p>
+      <w:pPr>
+        <w:spacing w:after="0" w:before="0" w:line="240" w:lineRule="exact"/>
+        <w:ind w:firstLine="202"/>
+        <w:jc w:val="both"/>
+      </w:pPr>
+      <w:r>
+        <w:rPr>
+          <w:rFonts w:ascii="Times New Roman" w:hAnsi="Times New Roman"/>
+          <w:sz w:val="20"/>
+        </w:rPr>
+        <w:t xml:space="preserve">The normalized columns of Table 4 carry the qualification stated at the head of this section: </w:t>
       </w:r>
       <w:r>
         <w:rPr>
@@ -11361,14 +9827,162 @@
           <w:b/>
           <w:sz w:val="20"/>
         </w:rPr>
-        <w:t>The experiment tests the capture-pipeline confound and leaves the outer-region cue untouched.</w:t>
-      </w:r>
-      <w:r>
-        <w:rPr>
-          <w:rFonts w:ascii="Times New Roman" w:hAnsi="Times New Roman"/>
-          <w:sz w:val="20"/>
-        </w:rPr>
-        <w:t xml:space="preserve"> M4's stability here and its 0.652 on the balanced set are the same model answering two different questions.</w:t>
+        <w:t>condition C was not an untouched validation set for this experiment</w:t>
+      </w:r>
+      <w:r>
+        <w:rPr>
+          <w:rFonts w:ascii="Times New Roman" w:hAnsi="Times New Roman"/>
+          <w:sz w:val="20"/>
+        </w:rPr>
+        <w:t xml:space="preserve"> (Section III-F).</w:t>
+      </w:r>
+    </w:p>
+    <w:p>
+      <w:pPr>
+        <w:spacing w:after="0" w:before="0" w:line="240" w:lineRule="exact"/>
+        <w:ind w:firstLine="202"/>
+        <w:jc w:val="both"/>
+      </w:pPr>
+      <w:r>
+        <w:rPr>
+          <w:rFonts w:ascii="Times New Roman" w:hAnsi="Times New Roman"/>
+          <w:sz w:val="20"/>
+        </w:rPr>
+        <w:t xml:space="preserve">The same models, retrained on the same images with the same seeds and hyperparameters and differing only by the label-free operator of Eq. (8), recover 86.0%, 77.3% and 80.7% external authentic-class specificity. Because both conditions are evaluated on the same 150 images the comparison is paired; across all five seeds it is </w:t>
+      </w:r>
+      <w:r>
+        <w:rPr>
+          <w:rFonts w:ascii="Times New Roman" w:hAnsi="Times New Roman"/>
+          <w:b/>
+          <w:sz w:val="20"/>
+        </w:rPr>
+        <w:t>+85.9 points [+81.7, +89.7]</w:t>
+      </w:r>
+      <w:r>
+        <w:rPr>
+          <w:rFonts w:ascii="Times New Roman" w:hAnsi="Times New Roman"/>
+          <w:sz w:val="20"/>
+        </w:rPr>
+        <w:t xml:space="preserve"> for M2, </w:t>
+      </w:r>
+      <w:r>
+        <w:rPr>
+          <w:rFonts w:ascii="Times New Roman" w:hAnsi="Times New Roman"/>
+          <w:b/>
+          <w:sz w:val="20"/>
+        </w:rPr>
+        <w:t>+76.0 [+69.9, +81.5]</w:t>
+      </w:r>
+      <w:r>
+        <w:rPr>
+          <w:rFonts w:ascii="Times New Roman" w:hAnsi="Times New Roman"/>
+          <w:sz w:val="20"/>
+        </w:rPr>
+        <w:t xml:space="preserve"> for M4, and </w:t>
+      </w:r>
+      <w:r>
+        <w:rPr>
+          <w:rFonts w:ascii="Times New Roman" w:hAnsi="Times New Roman"/>
+          <w:b/>
+          <w:sz w:val="20"/>
+        </w:rPr>
+        <w:t>+0.9 [−6.9, +8.8]</w:t>
+      </w:r>
+      <w:r>
+        <w:rPr>
+          <w:rFonts w:ascii="Times New Roman" w:hAnsi="Times New Roman"/>
+          <w:sz w:val="20"/>
+        </w:rPr>
+        <w:t xml:space="preserve"> for M3 (Section S-I-Z, Table S23). M3's baseline and normalized seeds interleave, so no normalization benefit is claimed for M3 and the result rests on M2 and M4. The in-distribution cost is within 1.4 points at the run of record and within 3.0 points across seeds, in both directions (Section S-I-U); M1 bypasses the operator and is unchanged at 0.000.</w:t>
+      </w:r>
+    </w:p>
+    <w:p>
+      <w:pPr>
+        <w:spacing w:after="0" w:before="0" w:line="240" w:lineRule="exact"/>
+        <w:ind w:firstLine="202"/>
+        <w:jc w:val="both"/>
+      </w:pPr>
+      <w:r>
+        <w:rPr>
+          <w:rFonts w:ascii="Times New Roman" w:hAnsi="Times New Roman"/>
+          <w:sz w:val="20"/>
+        </w:rPr>
+        <w:t>Two checks bound the result. The recovery is not an artifact of having seen the external set: a rule confined to the Split B training partition nominates the same three axes under a threshold fixed in advance, and the operator it nominates averages 0.842 external specificity against the reported operator's 0.818 (Sections S-I-S, S-VII; Table S27). And the operator is under-determined by its description: ablated per axis, architecture, constant and composition order (Sections S-I-N to S-I-X), composition order alone moves external specificity by 50 points while moving in-distribution accuracy by 2.7, which is a reason to report such an order as a hyperparameter. Eq. (8) is an instrument, not a proposal; whether the corrected models recognize packaging is the question the next analysis takes up.</w:t>
+      </w:r>
+    </w:p>
+    <w:p>
+      <w:pPr>
+        <w:keepNext/>
+        <w:spacing w:before="160" w:after="60" w:line="240" w:lineRule="exact"/>
+        <w:jc w:val="left"/>
+      </w:pPr>
+      <w:r>
+        <w:rPr>
+          <w:rFonts w:ascii="Arial" w:hAnsi="Arial"/>
+          <w:b w:val="0"/>
+          <w:i w:val="0"/>
+          <w:color w:val="000000"/>
+          <w:sz w:val="18"/>
+        </w:rPr>
+        <w:t>2) Residual dependence on the outer region</w:t>
+      </w:r>
+    </w:p>
+    <w:p>
+      <w:pPr>
+        <w:spacing w:after="0" w:before="0" w:line="240" w:lineRule="exact"/>
+        <w:ind w:firstLine="202"/>
+        <w:jc w:val="both"/>
+      </w:pPr>
+      <w:r>
+        <w:rPr>
+          <w:rFonts w:ascii="Times New Roman" w:hAnsi="Times New Roman"/>
+          <w:sz w:val="20"/>
+        </w:rPr>
+        <w:t>Specificity that survives a capture shift still has to be shown to rest on the intended cue, and here it is not.</w:t>
+      </w:r>
+    </w:p>
+    <w:p>
+      <w:pPr>
+        <w:spacing w:after="0" w:before="0" w:line="240" w:lineRule="exact"/>
+        <w:ind w:firstLine="202"/>
+        <w:jc w:val="both"/>
+      </w:pPr>
+      <w:r>
+        <w:rPr>
+          <w:rFonts w:ascii="Times New Roman" w:hAnsi="Times New Roman"/>
+          <w:sz w:val="20"/>
+        </w:rPr>
+        <w:t xml:space="preserve">The occlusion analysis runs over every external image and reproduces each model's condition C specificity of record before reporting anything. It localizes M3's evidence for "authentic" to the photographic surround (border mass 0.760, 96 of 116 images above the 0.642 uniform reference) and both backbones' evidence for "counterfeit" to the product on the images they get wrong (0.856 and 0.803). For M4's correct external answers it returns 0.614 [0.585, 0.643], indistinguishable from uniform — uninformative rather than negative, since occlusion asks how far hiding </w:t>
+      </w:r>
+      <w:r>
+        <w:rPr>
+          <w:rFonts w:ascii="Times New Roman" w:hAnsi="Times New Roman"/>
+          <w:i/>
+          <w:sz w:val="20"/>
+        </w:rPr>
+        <w:t>one patch</w:t>
+      </w:r>
+      <w:r>
+        <w:rPr>
+          <w:rFonts w:ascii="Times New Roman" w:hAnsi="Times New Roman"/>
+          <w:sz w:val="20"/>
+        </w:rPr>
+        <w:t xml:space="preserve"> moves the score, which a decision spread over a large region answers weakly. A global test settles it.</w:t>
+      </w:r>
+    </w:p>
+    <w:p>
+      <w:pPr>
+        <w:spacing w:after="0" w:before="0" w:line="240" w:lineRule="exact"/>
+        <w:ind w:firstLine="202"/>
+        <w:jc w:val="both"/>
+      </w:pPr>
+      <w:r>
+        <w:rPr>
+          <w:rFonts w:ascii="Times New Roman" w:hAnsi="Times New Roman"/>
+          <w:b/>
+          <w:sz w:val="20"/>
+        </w:rPr>
+        <w:t>Region substitution identifies the region, and it is the outer one for both backbones.</w:t>
       </w:r>
     </w:p>
     <w:p>
@@ -11394,1045 +10008,7 @@
           <w:color w:val="00548F"/>
           <w:sz w:val="14"/>
         </w:rPr>
-        <w:t xml:space="preserve">TABLE 6. </w:t>
-      </w:r>
-      <w:r>
-        <w:rPr>
-          <w:rFonts w:ascii="Arial" w:hAnsi="Arial"/>
-          <w:color w:val="000000"/>
-          <w:sz w:val="14"/>
-        </w:rPr>
-        <w:t>Five-seed sensitivity analysis, seeds 42–46, mean ± sample standard deviation. Every other number in this paper comes from one run at seed 42; this table says how much of it is initialization. Split assignments, preprocessing and learning rates are fixed across seeds, so the training seed is the only thing that moves. Both conditions come from the same current harness as Table 5, whose columns are this table's seed-42 draw. Conditions C and D are authentic-only, so those columns are specificities. M1 is omitted: a convex fit with a deterministic solver and no augmentation, its accuracy is identical under every seed. Per-seed values are in Section S-I-U.</w:t>
-      </w:r>
-    </w:p>
-    <w:tbl>
-      <w:tblPr>
-        <w:tblStyle w:val="TableGrid"/>
-        <w:tblW w:type="auto" w:w="0"/>
-        <w:jc w:val="center"/>
-        <w:tblLayout w:type="autofit"/>
-        <w:tblLook w:firstColumn="1" w:firstRow="1" w:lastColumn="0" w:lastRow="0" w:noHBand="0" w:noVBand="1" w:val="04A0"/>
-      </w:tblPr>
-      <w:tblGrid>
-        <w:gridCol w:w="2013"/>
-        <w:gridCol w:w="2013"/>
-        <w:gridCol w:w="2013"/>
-        <w:gridCol w:w="2013"/>
-        <w:gridCol w:w="2013"/>
-      </w:tblGrid>
-      <w:tr>
-        <w:tc>
-          <w:tcPr>
-            <w:tcW w:type="dxa" w:w="2013"/>
-            <w:shd w:val="clear" w:color="auto" w:fill="DCE6EF"/>
-          </w:tcPr>
-          <w:p>
-            <w:pPr>
-              <w:spacing w:after="20" w:before="20"/>
-              <w:jc w:val="left"/>
-            </w:pPr>
-            <w:r>
-              <w:rPr>
-                <w:b/>
-              </w:rPr>
-            </w:r>
-            <w:r>
-              <w:rPr>
-                <w:rFonts w:ascii="Arial" w:hAnsi="Arial"/>
-                <w:b/>
-                <w:sz w:val="14"/>
-              </w:rPr>
-              <w:t>Model</w:t>
-            </w:r>
-          </w:p>
-        </w:tc>
-        <w:tc>
-          <w:tcPr>
-            <w:tcW w:type="dxa" w:w="2013"/>
-            <w:shd w:val="clear" w:color="auto" w:fill="DCE6EF"/>
-          </w:tcPr>
-          <w:p>
-            <w:pPr>
-              <w:spacing w:after="20" w:before="20"/>
-              <w:jc w:val="center"/>
-            </w:pPr>
-            <w:r>
-              <w:rPr>
-                <w:b/>
-              </w:rPr>
-            </w:r>
-            <w:r>
-              <w:rPr>
-                <w:rFonts w:ascii="Arial" w:hAnsi="Arial"/>
-                <w:b/>
-                <w:sz w:val="14"/>
-              </w:rPr>
-              <w:t>Condition</w:t>
-            </w:r>
-          </w:p>
-        </w:tc>
-        <w:tc>
-          <w:tcPr>
-            <w:tcW w:type="dxa" w:w="2013"/>
-            <w:shd w:val="clear" w:color="auto" w:fill="DCE6EF"/>
-          </w:tcPr>
-          <w:p>
-            <w:pPr>
-              <w:spacing w:after="20" w:before="20"/>
-              <w:jc w:val="center"/>
-            </w:pPr>
-            <w:r>
-              <w:rPr>
-                <w:b/>
-              </w:rPr>
-            </w:r>
-            <w:r>
-              <w:rPr>
-                <w:rFonts w:ascii="Arial" w:hAnsi="Arial"/>
-                <w:b/>
-                <w:sz w:val="14"/>
-              </w:rPr>
-              <w:t>Split B test</w:t>
-            </w:r>
-          </w:p>
-        </w:tc>
-        <w:tc>
-          <w:tcPr>
-            <w:tcW w:type="dxa" w:w="2013"/>
-            <w:shd w:val="clear" w:color="auto" w:fill="DCE6EF"/>
-          </w:tcPr>
-          <w:p>
-            <w:pPr>
-              <w:spacing w:after="20" w:before="20"/>
-              <w:jc w:val="center"/>
-            </w:pPr>
-            <w:r>
-              <w:rPr>
-                <w:b/>
-              </w:rPr>
-            </w:r>
-            <w:r>
-              <w:rPr>
-                <w:rFonts w:ascii="Arial" w:hAnsi="Arial"/>
-                <w:b/>
-                <w:sz w:val="14"/>
-              </w:rPr>
-              <w:t>Condition C</w:t>
-            </w:r>
-          </w:p>
-        </w:tc>
-        <w:tc>
-          <w:tcPr>
-            <w:tcW w:type="dxa" w:w="2013"/>
-            <w:shd w:val="clear" w:color="auto" w:fill="DCE6EF"/>
-          </w:tcPr>
-          <w:p>
-            <w:pPr>
-              <w:spacing w:after="20" w:before="20"/>
-              <w:jc w:val="center"/>
-            </w:pPr>
-            <w:r>
-              <w:rPr>
-                <w:b/>
-              </w:rPr>
-            </w:r>
-            <w:r>
-              <w:rPr>
-                <w:rFonts w:ascii="Arial" w:hAnsi="Arial"/>
-                <w:b/>
-                <w:sz w:val="14"/>
-              </w:rPr>
-              <w:t>Condition D</w:t>
-            </w:r>
-          </w:p>
-        </w:tc>
-      </w:tr>
-      <w:tr>
-        <w:tc>
-          <w:tcPr>
-            <w:tcW w:type="dxa" w:w="2013"/>
-          </w:tcPr>
-          <w:p>
-            <w:pPr>
-              <w:spacing w:after="20" w:before="20"/>
-              <w:jc w:val="left"/>
-            </w:pPr>
-            <w:r/>
-            <w:r>
-              <w:rPr>
-                <w:rFonts w:ascii="Arial" w:hAnsi="Arial"/>
-                <w:sz w:val="14"/>
-              </w:rPr>
-              <w:t>M2 CNN</w:t>
-            </w:r>
-          </w:p>
-        </w:tc>
-        <w:tc>
-          <w:tcPr>
-            <w:tcW w:type="dxa" w:w="2013"/>
-          </w:tcPr>
-          <w:p>
-            <w:pPr>
-              <w:spacing w:after="20" w:before="20"/>
-              <w:jc w:val="center"/>
-            </w:pPr>
-            <w:r/>
-            <w:r>
-              <w:rPr>
-                <w:rFonts w:ascii="Arial" w:hAnsi="Arial"/>
-                <w:sz w:val="14"/>
-              </w:rPr>
-              <w:t>baseline</w:t>
-            </w:r>
-          </w:p>
-        </w:tc>
-        <w:tc>
-          <w:tcPr>
-            <w:tcW w:type="dxa" w:w="2013"/>
-          </w:tcPr>
-          <w:p>
-            <w:pPr>
-              <w:spacing w:after="20" w:before="20"/>
-              <w:jc w:val="center"/>
-            </w:pPr>
-            <w:r/>
-            <w:r>
-              <w:rPr>
-                <w:rFonts w:ascii="Arial" w:hAnsi="Arial"/>
-                <w:sz w:val="14"/>
-              </w:rPr>
-              <w:t>0.854 ± 0.018</w:t>
-            </w:r>
-          </w:p>
-        </w:tc>
-        <w:tc>
-          <w:tcPr>
-            <w:tcW w:type="dxa" w:w="2013"/>
-          </w:tcPr>
-          <w:p>
-            <w:pPr>
-              <w:spacing w:after="20" w:before="20"/>
-              <w:jc w:val="center"/>
-            </w:pPr>
-            <w:r/>
-            <w:r>
-              <w:rPr>
-                <w:rFonts w:ascii="Arial" w:hAnsi="Arial"/>
-                <w:sz w:val="14"/>
-              </w:rPr>
-              <w:t>0.051 ± 0.103</w:t>
-            </w:r>
-          </w:p>
-        </w:tc>
-        <w:tc>
-          <w:tcPr>
-            <w:tcW w:type="dxa" w:w="2013"/>
-          </w:tcPr>
-          <w:p>
-            <w:pPr>
-              <w:spacing w:after="20" w:before="20"/>
-              <w:jc w:val="center"/>
-            </w:pPr>
-            <w:r/>
-            <w:r>
-              <w:rPr>
-                <w:rFonts w:ascii="Arial" w:hAnsi="Arial"/>
-                <w:sz w:val="14"/>
-              </w:rPr>
-              <w:t>0.176 ± 0.201</w:t>
-            </w:r>
-          </w:p>
-        </w:tc>
-      </w:tr>
-      <w:tr>
-        <w:tc>
-          <w:tcPr>
-            <w:tcW w:type="dxa" w:w="2013"/>
-          </w:tcPr>
-          <w:p>
-            <w:pPr>
-              <w:spacing w:after="20" w:before="20"/>
-              <w:jc w:val="left"/>
-            </w:pPr>
-            <w:r/>
-            <w:r>
-              <w:rPr>
-                <w:rFonts w:ascii="Arial" w:hAnsi="Arial"/>
-                <w:sz w:val="14"/>
-              </w:rPr>
-              <w:t>M2 CNN</w:t>
-            </w:r>
-          </w:p>
-        </w:tc>
-        <w:tc>
-          <w:tcPr>
-            <w:tcW w:type="dxa" w:w="2013"/>
-          </w:tcPr>
-          <w:p>
-            <w:pPr>
-              <w:spacing w:after="20" w:before="20"/>
-              <w:jc w:val="center"/>
-            </w:pPr>
-            <w:r/>
-            <w:r>
-              <w:rPr>
-                <w:rFonts w:ascii="Arial" w:hAnsi="Arial"/>
-                <w:sz w:val="14"/>
-              </w:rPr>
-              <w:t>normalized</w:t>
-            </w:r>
-          </w:p>
-        </w:tc>
-        <w:tc>
-          <w:tcPr>
-            <w:tcW w:type="dxa" w:w="2013"/>
-          </w:tcPr>
-          <w:p>
-            <w:pPr>
-              <w:spacing w:after="20" w:before="20"/>
-              <w:jc w:val="center"/>
-            </w:pPr>
-            <w:r/>
-            <w:r>
-              <w:rPr>
-                <w:rFonts w:ascii="Arial" w:hAnsi="Arial"/>
-                <w:sz w:val="14"/>
-              </w:rPr>
-              <w:t>0.824 ± 0.042</w:t>
-            </w:r>
-          </w:p>
-        </w:tc>
-        <w:tc>
-          <w:tcPr>
-            <w:tcW w:type="dxa" w:w="2013"/>
-          </w:tcPr>
-          <w:p>
-            <w:pPr>
-              <w:spacing w:after="20" w:before="20"/>
-              <w:jc w:val="center"/>
-            </w:pPr>
-            <w:r/>
-            <w:r>
-              <w:rPr>
-                <w:rFonts w:ascii="Arial" w:hAnsi="Arial"/>
-                <w:b/>
-                <w:sz w:val="14"/>
-              </w:rPr>
-              <w:t>0.909 ± 0.038</w:t>
-            </w:r>
-          </w:p>
-        </w:tc>
-        <w:tc>
-          <w:tcPr>
-            <w:tcW w:type="dxa" w:w="2013"/>
-          </w:tcPr>
-          <w:p>
-            <w:pPr>
-              <w:spacing w:after="20" w:before="20"/>
-              <w:jc w:val="center"/>
-            </w:pPr>
-            <w:r/>
-            <w:r>
-              <w:rPr>
-                <w:rFonts w:ascii="Arial" w:hAnsi="Arial"/>
-                <w:sz w:val="14"/>
-              </w:rPr>
-              <w:t>0.627 ± 0.135</w:t>
-            </w:r>
-          </w:p>
-        </w:tc>
-      </w:tr>
-      <w:tr>
-        <w:tc>
-          <w:tcPr>
-            <w:tcW w:type="dxa" w:w="2013"/>
-          </w:tcPr>
-          <w:p>
-            <w:pPr>
-              <w:spacing w:after="20" w:before="20"/>
-              <w:jc w:val="left"/>
-            </w:pPr>
-            <w:r/>
-            <w:r>
-              <w:rPr>
-                <w:rFonts w:ascii="Arial" w:hAnsi="Arial"/>
-                <w:sz w:val="14"/>
-              </w:rPr>
-              <w:t>M3 MobileNetV3</w:t>
-            </w:r>
-          </w:p>
-        </w:tc>
-        <w:tc>
-          <w:tcPr>
-            <w:tcW w:type="dxa" w:w="2013"/>
-          </w:tcPr>
-          <w:p>
-            <w:pPr>
-              <w:spacing w:after="20" w:before="20"/>
-              <w:jc w:val="center"/>
-            </w:pPr>
-            <w:r/>
-            <w:r>
-              <w:rPr>
-                <w:rFonts w:ascii="Arial" w:hAnsi="Arial"/>
-                <w:sz w:val="14"/>
-              </w:rPr>
-              <w:t>baseline</w:t>
-            </w:r>
-          </w:p>
-        </w:tc>
-        <w:tc>
-          <w:tcPr>
-            <w:tcW w:type="dxa" w:w="2013"/>
-          </w:tcPr>
-          <w:p>
-            <w:pPr>
-              <w:spacing w:after="20" w:before="20"/>
-              <w:jc w:val="center"/>
-            </w:pPr>
-            <w:r/>
-            <w:r>
-              <w:rPr>
-                <w:rFonts w:ascii="Arial" w:hAnsi="Arial"/>
-                <w:sz w:val="14"/>
-              </w:rPr>
-              <w:t>0.941 ± 0.007</w:t>
-            </w:r>
-          </w:p>
-        </w:tc>
-        <w:tc>
-          <w:tcPr>
-            <w:tcW w:type="dxa" w:w="2013"/>
-          </w:tcPr>
-          <w:p>
-            <w:pPr>
-              <w:spacing w:after="20" w:before="20"/>
-              <w:jc w:val="center"/>
-            </w:pPr>
-            <w:r/>
-            <w:r>
-              <w:rPr>
-                <w:rFonts w:ascii="Arial" w:hAnsi="Arial"/>
-                <w:sz w:val="14"/>
-              </w:rPr>
-              <w:t>0.715 ± 0.057</w:t>
-            </w:r>
-          </w:p>
-        </w:tc>
-        <w:tc>
-          <w:tcPr>
-            <w:tcW w:type="dxa" w:w="2013"/>
-          </w:tcPr>
-          <w:p>
-            <w:pPr>
-              <w:spacing w:after="20" w:before="20"/>
-              <w:jc w:val="center"/>
-            </w:pPr>
-            <w:r/>
-            <w:r>
-              <w:rPr>
-                <w:rFonts w:ascii="Arial" w:hAnsi="Arial"/>
-                <w:sz w:val="14"/>
-              </w:rPr>
-              <w:t>0.644 ± 0.043</w:t>
-            </w:r>
-          </w:p>
-        </w:tc>
-      </w:tr>
-      <w:tr>
-        <w:tc>
-          <w:tcPr>
-            <w:tcW w:type="dxa" w:w="2013"/>
-          </w:tcPr>
-          <w:p>
-            <w:pPr>
-              <w:spacing w:after="20" w:before="20"/>
-              <w:jc w:val="left"/>
-            </w:pPr>
-            <w:r/>
-            <w:r>
-              <w:rPr>
-                <w:rFonts w:ascii="Arial" w:hAnsi="Arial"/>
-                <w:sz w:val="14"/>
-              </w:rPr>
-              <w:t>M3 MobileNetV3</w:t>
-            </w:r>
-          </w:p>
-        </w:tc>
-        <w:tc>
-          <w:tcPr>
-            <w:tcW w:type="dxa" w:w="2013"/>
-          </w:tcPr>
-          <w:p>
-            <w:pPr>
-              <w:spacing w:after="20" w:before="20"/>
-              <w:jc w:val="center"/>
-            </w:pPr>
-            <w:r/>
-            <w:r>
-              <w:rPr>
-                <w:rFonts w:ascii="Arial" w:hAnsi="Arial"/>
-                <w:sz w:val="14"/>
-              </w:rPr>
-              <w:t>normalized</w:t>
-            </w:r>
-          </w:p>
-        </w:tc>
-        <w:tc>
-          <w:tcPr>
-            <w:tcW w:type="dxa" w:w="2013"/>
-          </w:tcPr>
-          <w:p>
-            <w:pPr>
-              <w:spacing w:after="20" w:before="20"/>
-              <w:jc w:val="center"/>
-            </w:pPr>
-            <w:r/>
-            <w:r>
-              <w:rPr>
-                <w:rFonts w:ascii="Arial" w:hAnsi="Arial"/>
-                <w:sz w:val="14"/>
-              </w:rPr>
-              <w:t>0.938 ± 0.007</w:t>
-            </w:r>
-          </w:p>
-        </w:tc>
-        <w:tc>
-          <w:tcPr>
-            <w:tcW w:type="dxa" w:w="2013"/>
-          </w:tcPr>
-          <w:p>
-            <w:pPr>
-              <w:spacing w:after="20" w:before="20"/>
-              <w:jc w:val="center"/>
-            </w:pPr>
-            <w:r/>
-            <w:r>
-              <w:rPr>
-                <w:rFonts w:ascii="Arial" w:hAnsi="Arial"/>
-                <w:sz w:val="14"/>
-              </w:rPr>
-              <w:t>0.724 ± 0.047</w:t>
-            </w:r>
-          </w:p>
-        </w:tc>
-        <w:tc>
-          <w:tcPr>
-            <w:tcW w:type="dxa" w:w="2013"/>
-          </w:tcPr>
-          <w:p>
-            <w:pPr>
-              <w:spacing w:after="20" w:before="20"/>
-              <w:jc w:val="center"/>
-            </w:pPr>
-            <w:r/>
-            <w:r>
-              <w:rPr>
-                <w:rFonts w:ascii="Arial" w:hAnsi="Arial"/>
-                <w:sz w:val="14"/>
-              </w:rPr>
-              <w:t>0.685 ± 0.044</w:t>
-            </w:r>
-          </w:p>
-        </w:tc>
-      </w:tr>
-      <w:tr>
-        <w:tc>
-          <w:tcPr>
-            <w:tcW w:type="dxa" w:w="2013"/>
-          </w:tcPr>
-          <w:p>
-            <w:pPr>
-              <w:spacing w:after="20" w:before="20"/>
-              <w:jc w:val="left"/>
-            </w:pPr>
-            <w:r/>
-            <w:r>
-              <w:rPr>
-                <w:rFonts w:ascii="Arial" w:hAnsi="Arial"/>
-                <w:sz w:val="14"/>
-              </w:rPr>
-              <w:t>M4 EfficientNet-B0</w:t>
-            </w:r>
-          </w:p>
-        </w:tc>
-        <w:tc>
-          <w:tcPr>
-            <w:tcW w:type="dxa" w:w="2013"/>
-          </w:tcPr>
-          <w:p>
-            <w:pPr>
-              <w:spacing w:after="20" w:before="20"/>
-              <w:jc w:val="center"/>
-            </w:pPr>
-            <w:r/>
-            <w:r>
-              <w:rPr>
-                <w:rFonts w:ascii="Arial" w:hAnsi="Arial"/>
-                <w:sz w:val="14"/>
-              </w:rPr>
-              <w:t>baseline</w:t>
-            </w:r>
-          </w:p>
-        </w:tc>
-        <w:tc>
-          <w:tcPr>
-            <w:tcW w:type="dxa" w:w="2013"/>
-          </w:tcPr>
-          <w:p>
-            <w:pPr>
-              <w:spacing w:after="20" w:before="20"/>
-              <w:jc w:val="center"/>
-            </w:pPr>
-            <w:r/>
-            <w:r>
-              <w:rPr>
-                <w:rFonts w:ascii="Arial" w:hAnsi="Arial"/>
-                <w:sz w:val="14"/>
-              </w:rPr>
-              <w:t>0.905 ± 0.000</w:t>
-            </w:r>
-          </w:p>
-        </w:tc>
-        <w:tc>
-          <w:tcPr>
-            <w:tcW w:type="dxa" w:w="2013"/>
-          </w:tcPr>
-          <w:p>
-            <w:pPr>
-              <w:spacing w:after="20" w:before="20"/>
-              <w:jc w:val="center"/>
-            </w:pPr>
-            <w:r/>
-            <w:r>
-              <w:rPr>
-                <w:rFonts w:ascii="Arial" w:hAnsi="Arial"/>
-                <w:sz w:val="14"/>
-              </w:rPr>
-              <w:t>0.100 ± 0.026</w:t>
-            </w:r>
-          </w:p>
-        </w:tc>
-        <w:tc>
-          <w:tcPr>
-            <w:tcW w:type="dxa" w:w="2013"/>
-          </w:tcPr>
-          <w:p>
-            <w:pPr>
-              <w:spacing w:after="20" w:before="20"/>
-              <w:jc w:val="center"/>
-            </w:pPr>
-            <w:r/>
-            <w:r>
-              <w:rPr>
-                <w:rFonts w:ascii="Arial" w:hAnsi="Arial"/>
-                <w:sz w:val="14"/>
-              </w:rPr>
-              <w:t>0.240 ± 0.048</w:t>
-            </w:r>
-          </w:p>
-        </w:tc>
-      </w:tr>
-      <w:tr>
-        <w:tc>
-          <w:tcPr>
-            <w:tcW w:type="dxa" w:w="2013"/>
-          </w:tcPr>
-          <w:p>
-            <w:pPr>
-              <w:spacing w:after="20" w:before="20"/>
-              <w:jc w:val="left"/>
-            </w:pPr>
-            <w:r/>
-            <w:r>
-              <w:rPr>
-                <w:rFonts w:ascii="Arial" w:hAnsi="Arial"/>
-                <w:sz w:val="14"/>
-              </w:rPr>
-              <w:t>M4 EfficientNet-B0</w:t>
-            </w:r>
-          </w:p>
-        </w:tc>
-        <w:tc>
-          <w:tcPr>
-            <w:tcW w:type="dxa" w:w="2013"/>
-          </w:tcPr>
-          <w:p>
-            <w:pPr>
-              <w:spacing w:after="20" w:before="20"/>
-              <w:jc w:val="center"/>
-            </w:pPr>
-            <w:r/>
-            <w:r>
-              <w:rPr>
-                <w:rFonts w:ascii="Arial" w:hAnsi="Arial"/>
-                <w:sz w:val="14"/>
-              </w:rPr>
-              <w:t>normalized</w:t>
-            </w:r>
-          </w:p>
-        </w:tc>
-        <w:tc>
-          <w:tcPr>
-            <w:tcW w:type="dxa" w:w="2013"/>
-          </w:tcPr>
-          <w:p>
-            <w:pPr>
-              <w:spacing w:after="20" w:before="20"/>
-              <w:jc w:val="center"/>
-            </w:pPr>
-            <w:r/>
-            <w:r>
-              <w:rPr>
-                <w:rFonts w:ascii="Arial" w:hAnsi="Arial"/>
-                <w:sz w:val="14"/>
-              </w:rPr>
-              <w:t>0.935 ± 0.011</w:t>
-            </w:r>
-          </w:p>
-        </w:tc>
-        <w:tc>
-          <w:tcPr>
-            <w:tcW w:type="dxa" w:w="2013"/>
-          </w:tcPr>
-          <w:p>
-            <w:pPr>
-              <w:spacing w:after="20" w:before="20"/>
-              <w:jc w:val="center"/>
-            </w:pPr>
-            <w:r/>
-            <w:r>
-              <w:rPr>
-                <w:rFonts w:ascii="Arial" w:hAnsi="Arial"/>
-                <w:b/>
-                <w:sz w:val="14"/>
-              </w:rPr>
-              <w:t>0.860 ± 0.034</w:t>
-            </w:r>
-          </w:p>
-        </w:tc>
-        <w:tc>
-          <w:tcPr>
-            <w:tcW w:type="dxa" w:w="2013"/>
-          </w:tcPr>
-          <w:p>
-            <w:pPr>
-              <w:spacing w:after="20" w:before="20"/>
-              <w:jc w:val="center"/>
-            </w:pPr>
-            <w:r/>
-            <w:r>
-              <w:rPr>
-                <w:rFonts w:ascii="Arial" w:hAnsi="Arial"/>
-                <w:sz w:val="14"/>
-              </w:rPr>
-              <w:t>0.878 ± 0.031</w:t>
-            </w:r>
-          </w:p>
-        </w:tc>
-      </w:tr>
-    </w:tbl>
-    <w:p>
-      <w:pPr>
-        <w:spacing w:after="120"/>
-      </w:pPr>
-    </w:p>
-    <w:p>
-      <w:pPr>
-        <w:sectPr>
-          <w:type w:val="continuous"/>
-          <w:pgSz w:w="11520" w:h="15659"/>
-          <w:pgMar w:top="1080" w:right="728" w:bottom="1134" w:left="728" w:header="720" w:footer="720" w:gutter="0"/>
-          <w:docGrid w:linePitch="360"/>
-          <w:cols w:num="1" w:equalWidth="1" w:space="0" w:sep="0"/>
-        </w:sectPr>
-      </w:pPr>
-    </w:p>
-    <w:p>
-      <w:pPr>
-        <w:spacing w:after="0" w:before="0" w:line="240" w:lineRule="exact"/>
-        <w:ind w:firstLine="202"/>
-        <w:jc w:val="both"/>
-      </w:pPr>
-      <w:r>
-        <w:rPr>
-          <w:rFonts w:ascii="Times New Roman" w:hAnsi="Times New Roman"/>
-          <w:sz w:val="20"/>
-        </w:rPr>
-        <w:t>Seed 42 is not a central draw, and not in one direction: its condition C value is the lowest of five for M2 and M4 and the highest for M3, so the single-run figures understate the correction where it works and flatter it where it does not. We report the spread rather than restate the paper around the means, seed 42 having been fixed before any of this existed. Only separations far larger than the spread are read as findings anywhere in this paper; a point or two between models, orderings or seeds is inside what 74 to 150 images and five runs can resolve.</w:t>
-      </w:r>
-    </w:p>
-    <w:p>
-      <w:pPr>
-        <w:spacing w:after="0" w:before="0" w:line="240" w:lineRule="exact"/>
-        <w:ind w:firstLine="202"/>
-        <w:jc w:val="both"/>
-      </w:pPr>
-      <w:r>
-        <w:rPr>
-          <w:rFonts w:ascii="Times New Roman" w:hAnsi="Times New Roman"/>
-          <w:b/>
-          <w:sz w:val="20"/>
-        </w:rPr>
-        <w:t>The regulatory source in its native encodings.</w:t>
-      </w:r>
-      <w:r>
-        <w:rPr>
-          <w:rFonts w:ascii="Times New Roman" w:hAnsi="Times New Roman"/>
-          <w:sz w:val="20"/>
-        </w:rPr>
-        <w:t xml:space="preserve"> All 150 regulatory photographs, rather than the 46 that enter Table 4, were also scored in their original files. That measurement is a one-sided recall under a source shift and is reported in Section S-IX with its sensitivity analysis, not here: it cannot be read beside a specificity without the reasoning Section IV-C now supplies directly, and Table 4 supersedes it as the counterfeit-side evidence of record.</w:t>
-      </w:r>
-    </w:p>
-    <w:p>
-      <w:pPr>
-        <w:keepNext/>
-        <w:spacing w:before="160" w:after="60" w:line="240" w:lineRule="exact"/>
-        <w:jc w:val="left"/>
-      </w:pPr>
-      <w:r>
-        <w:rPr>
-          <w:rFonts w:ascii="Arial" w:hAnsi="Arial"/>
-          <w:b/>
-          <w:i/>
-          <w:color w:val="000000"/>
-          <w:sz w:val="18"/>
-        </w:rPr>
-        <w:t>E. EXPLORATORY ANALYSES</w:t>
-      </w:r>
-    </w:p>
-    <w:p>
-      <w:pPr>
-        <w:spacing w:after="0" w:before="0" w:line="240" w:lineRule="exact"/>
-        <w:ind w:firstLine="202"/>
-        <w:jc w:val="both"/>
-      </w:pPr>
-      <w:r>
-        <w:rPr>
-          <w:rFonts w:ascii="Times New Roman" w:hAnsi="Times New Roman"/>
-          <w:sz w:val="20"/>
-        </w:rPr>
-        <w:t>The two analyses in this section were developed after the external failure was observed and belong to the exploratory tier. They serve the audit: the first asks whether removing the statistics the audit named changes the external result, and the second asks what the corrected models rely on instead.</w:t>
-      </w:r>
-    </w:p>
-    <w:p>
-      <w:pPr>
-        <w:keepNext/>
-        <w:spacing w:before="160" w:after="60" w:line="240" w:lineRule="exact"/>
-        <w:jc w:val="left"/>
-      </w:pPr>
-      <w:r>
-        <w:rPr>
-          <w:rFonts w:ascii="Arial" w:hAnsi="Arial"/>
-          <w:b w:val="0"/>
-          <w:i w:val="0"/>
-          <w:color w:val="000000"/>
-          <w:sz w:val="18"/>
-        </w:rPr>
-        <w:t>1) Exploratory normalization</w:t>
-      </w:r>
-    </w:p>
-    <w:p>
-      <w:pPr>
-        <w:spacing w:after="0" w:before="0" w:line="240" w:lineRule="exact"/>
-        <w:ind w:firstLine="202"/>
-        <w:jc w:val="both"/>
-      </w:pPr>
-      <w:r>
-        <w:rPr>
-          <w:rFonts w:ascii="Times New Roman" w:hAnsi="Times New Roman"/>
-          <w:sz w:val="20"/>
-        </w:rPr>
-        <w:t xml:space="preserve">The normalized columns of Table 5 carry the qualification stated at the head of this section: </w:t>
-      </w:r>
-      <w:r>
-        <w:rPr>
-          <w:rFonts w:ascii="Times New Roman" w:hAnsi="Times New Roman"/>
-          <w:b/>
-          <w:sz w:val="20"/>
-        </w:rPr>
-        <w:t>condition C was not an untouched validation set for this experiment</w:t>
-      </w:r>
-      <w:r>
-        <w:rPr>
-          <w:rFonts w:ascii="Times New Roman" w:hAnsi="Times New Roman"/>
-          <w:sz w:val="20"/>
-        </w:rPr>
-        <w:t xml:space="preserve"> (Section III-F).</w:t>
-      </w:r>
-    </w:p>
-    <w:p>
-      <w:pPr>
-        <w:spacing w:after="0" w:before="0" w:line="240" w:lineRule="exact"/>
-        <w:ind w:firstLine="202"/>
-        <w:jc w:val="both"/>
-      </w:pPr>
-      <w:r>
-        <w:rPr>
-          <w:rFonts w:ascii="Times New Roman" w:hAnsi="Times New Roman"/>
-          <w:sz w:val="20"/>
-        </w:rPr>
-        <w:t xml:space="preserve">The same models, retrained on the same images with the same seeds and hyperparameters and differing only by the label-free operator of Eq. (8), recover 86.0%, 77.3% and 80.7% external authentic-class specificity. Because both conditions are evaluated on the same 150 images the comparison is paired; across all five seeds it is </w:t>
-      </w:r>
-      <w:r>
-        <w:rPr>
-          <w:rFonts w:ascii="Times New Roman" w:hAnsi="Times New Roman"/>
-          <w:b/>
-          <w:sz w:val="20"/>
-        </w:rPr>
-        <w:t>+85.9 points [+81.7, +89.7]</w:t>
-      </w:r>
-      <w:r>
-        <w:rPr>
-          <w:rFonts w:ascii="Times New Roman" w:hAnsi="Times New Roman"/>
-          <w:sz w:val="20"/>
-        </w:rPr>
-        <w:t xml:space="preserve"> for M2, </w:t>
-      </w:r>
-      <w:r>
-        <w:rPr>
-          <w:rFonts w:ascii="Times New Roman" w:hAnsi="Times New Roman"/>
-          <w:b/>
-          <w:sz w:val="20"/>
-        </w:rPr>
-        <w:t>+76.0 [+69.9, +81.5]</w:t>
-      </w:r>
-      <w:r>
-        <w:rPr>
-          <w:rFonts w:ascii="Times New Roman" w:hAnsi="Times New Roman"/>
-          <w:sz w:val="20"/>
-        </w:rPr>
-        <w:t xml:space="preserve"> for M4, and </w:t>
-      </w:r>
-      <w:r>
-        <w:rPr>
-          <w:rFonts w:ascii="Times New Roman" w:hAnsi="Times New Roman"/>
-          <w:b/>
-          <w:sz w:val="20"/>
-        </w:rPr>
-        <w:t>+0.9 [−6.9, +8.8]</w:t>
-      </w:r>
-      <w:r>
-        <w:rPr>
-          <w:rFonts w:ascii="Times New Roman" w:hAnsi="Times New Roman"/>
-          <w:sz w:val="20"/>
-        </w:rPr>
-        <w:t xml:space="preserve"> for M3 (Section S-I-Z, Table S23). M3's baseline and normalized seeds interleave, so no normalization benefit is claimed for M3 and the result rests on M2 and M4. The in-distribution cost is within 1.4 points at the run of record and within 3.0 points across seeds, in both directions (Table 6); M1 bypasses the operator and is unchanged at 0.000.</w:t>
-      </w:r>
-    </w:p>
-    <w:p>
-      <w:pPr>
-        <w:spacing w:after="0" w:before="0" w:line="240" w:lineRule="exact"/>
-        <w:ind w:firstLine="202"/>
-        <w:jc w:val="both"/>
-      </w:pPr>
-      <w:r>
-        <w:rPr>
-          <w:rFonts w:ascii="Times New Roman" w:hAnsi="Times New Roman"/>
-          <w:sz w:val="20"/>
-        </w:rPr>
-        <w:t>Two checks bound how the result should be read. The recovery is not an artifact of having seen the external set: a rule confined to the Split B training partition nominates the same three axes under a threshold fixed in advance, and the operator it nominates averages 0.842 external specificity against the reported operator's 0.818 (Sections S-I-S, S-VII; Table S27). And the operator is under-determined by its description: Sections S-I-N to S-I-X ablate it per axis, per architecture, per constant and per composition order, and composition order alone moves external specificity by 50 points while moving in-distribution accuracy by 2.7 (Section S-I-X), which is a reason to report such an order as a hyperparameter. Eq. (8) is an instrument, not a proposal: it shows that intervening on three named acquisition statistics changes the external result. Whether the corrected models then recognize packaging is the question the next analysis takes up.</w:t>
-      </w:r>
-    </w:p>
-    <w:p>
-      <w:pPr>
-        <w:keepNext/>
-        <w:spacing w:before="160" w:after="60" w:line="240" w:lineRule="exact"/>
-        <w:jc w:val="left"/>
-      </w:pPr>
-      <w:r>
-        <w:rPr>
-          <w:rFonts w:ascii="Arial" w:hAnsi="Arial"/>
-          <w:b w:val="0"/>
-          <w:i w:val="0"/>
-          <w:color w:val="000000"/>
-          <w:sz w:val="18"/>
-        </w:rPr>
-        <w:t>2) Residual dependence on the outer region</w:t>
-      </w:r>
-    </w:p>
-    <w:p>
-      <w:pPr>
-        <w:spacing w:after="0" w:before="0" w:line="240" w:lineRule="exact"/>
-        <w:ind w:firstLine="202"/>
-        <w:jc w:val="both"/>
-      </w:pPr>
-      <w:r>
-        <w:rPr>
-          <w:rFonts w:ascii="Times New Roman" w:hAnsi="Times New Roman"/>
-          <w:sz w:val="20"/>
-        </w:rPr>
-        <w:t>Specificity that survives a capture shift still has to be shown to rest on the intended cue, and here it is not.</w:t>
-      </w:r>
-    </w:p>
-    <w:p>
-      <w:pPr>
-        <w:spacing w:after="0" w:before="0" w:line="240" w:lineRule="exact"/>
-        <w:ind w:firstLine="202"/>
-        <w:jc w:val="both"/>
-      </w:pPr>
-      <w:r>
-        <w:rPr>
-          <w:rFonts w:ascii="Times New Roman" w:hAnsi="Times New Roman"/>
-          <w:sz w:val="20"/>
-        </w:rPr>
-        <w:t xml:space="preserve">The occlusion analysis is annotation-free, runs over every external image, and reproduces each model's condition C specificity of record before reporting anything. It localizes M3's evidence for "authentic" to the photographic surround (border mass 0.760, 96 of 116 images above the 0.642 uniform reference) and both backbones' evidence for "counterfeit" to the product on the images they get wrong (0.856 and 0.803). For M4's correct external answers it returns 0.614 [0.585, 0.643], indistinguishable from uniform. Occlusion asks a local question — how far does hiding </w:t>
-      </w:r>
-      <w:r>
-        <w:rPr>
-          <w:rFonts w:ascii="Times New Roman" w:hAnsi="Times New Roman"/>
-          <w:i/>
-          <w:sz w:val="20"/>
-        </w:rPr>
-        <w:t>this patch</w:t>
-      </w:r>
-      <w:r>
-        <w:rPr>
-          <w:rFonts w:ascii="Times New Roman" w:hAnsi="Times New Roman"/>
-          <w:sz w:val="20"/>
-        </w:rPr>
-        <w:t xml:space="preserve"> move the score — which a decision spread over a large region answers weakly wherever that region is, so the M4 result is uninformative rather than negative, and a global test settles it.</w:t>
-      </w:r>
-    </w:p>
-    <w:p>
-      <w:pPr>
-        <w:spacing w:after="0" w:before="0" w:line="240" w:lineRule="exact"/>
-        <w:ind w:firstLine="202"/>
-        <w:jc w:val="both"/>
-      </w:pPr>
-      <w:r>
-        <w:rPr>
-          <w:rFonts w:ascii="Times New Roman" w:hAnsi="Times New Roman"/>
-          <w:b/>
-          <w:sz w:val="20"/>
-        </w:rPr>
-        <w:t>Region substitution identifies the region, and it is the outer one for both backbones.</w:t>
-      </w:r>
-    </w:p>
-    <w:p>
-      <w:pPr>
-        <w:sectPr>
-          <w:type w:val="continuous"/>
-          <w:pgSz w:w="11520" w:h="15659"/>
-          <w:pgMar w:top="1080" w:right="728" w:bottom="1134" w:left="728" w:header="720" w:footer="720" w:gutter="0"/>
-          <w:docGrid w:linePitch="360"/>
-          <w:cols w:num="2" w:equalWidth="1" w:space="394" w:sep="0"/>
-        </w:sectPr>
-      </w:pPr>
-    </w:p>
-    <w:p>
-      <w:pPr>
-        <w:spacing w:before="40" w:after="80" w:line="168" w:lineRule="exact"/>
-        <w:jc w:val="left"/>
-      </w:pPr>
-      <w:r>
-        <w:rPr>
-          <w:rFonts w:ascii="Arial" w:hAnsi="Arial"/>
-          <w:b/>
-          <w:color w:val="00548F"/>
-          <w:sz w:val="14"/>
-        </w:rPr>
-        <w:t xml:space="preserve">TABLE 7. </w:t>
+        <w:t xml:space="preserve">TABLE 5. </w:t>
       </w:r>
       <w:r>
         <w:rPr>
@@ -13681,7 +11257,7 @@
           <w:rFonts w:ascii="Times New Roman" w:hAnsi="Times New Roman"/>
           <w:sz w:val="20"/>
         </w:rPr>
-        <w:t xml:space="preserve">External behavior was not monotonic with model capacity across the evaluated configurations, which suggests that access to acquisition-related features, and the specific distribution shifts tested, were more consequential than parameter count alone. M1's feature space </w:t>
+        <w:t xml:space="preserve">External behavior was not monotonic with model capacity, which suggests that access to acquisition-related features mattered more than parameter count: M1's feature space </w:t>
       </w:r>
       <w:r>
         <w:rPr>
@@ -13696,7 +11272,7 @@
           <w:rFonts w:ascii="Times New Roman" w:hAnsi="Times New Roman"/>
           <w:sz w:val="20"/>
         </w:rPr>
-        <w:t xml:space="preserve"> the shortcut, so the correction unlocks nothing for it, while the two frozen backbones inherit ImageNet invariances that appear to afford partial protection (Section S-I-Q). With four architectures, one dataset and the shifts tested here, that is a reading consistent with the results, not something the design can establish.</w:t>
+        <w:t xml:space="preserve"> the shortcut, so the correction unlocks nothing for it, while the two frozen backbones inherit ImageNet invariances that appear to afford partial protection (Section S-I-Q). With four architectures and one dataset, that is a reading consistent with the results, not something the design can establish.</w:t>
       </w:r>
     </w:p>
     <w:p>
@@ -13727,22 +11303,7 @@
           <w:rFonts w:ascii="Times New Roman" w:hAnsi="Times New Roman"/>
           <w:sz w:val="20"/>
         </w:rPr>
-        <w:t xml:space="preserve">The audit settles one thing on this dataset: a provenance shortcut is available, completely, from header fields alone, and no in-distribution accuracy on the pool can therefore be read as evidence of authentication ability. What it does not settle is whether a given model took the shortcut, and the exploratory normalization was run to probe that. It does what it was designed to do — intervening on the three audited statistics changes the external result — and its own results are why it is an instrument rather than a remedy: the recovered specificity rests on the outer region of the frame rather than on the packaging; the recovery is not stable across a second capture of the same products for the model it helped most; and permuting operator order alone moves the external result far more than the in-distribution one (Section S-I-X). The experiment supports an </w:t>
-      </w:r>
-      <w:r>
-        <w:rPr>
-          <w:rFonts w:ascii="Times New Roman" w:hAnsi="Times New Roman"/>
-          <w:i/>
-          <w:sz w:val="20"/>
-        </w:rPr>
-        <w:t>interventional</w:t>
-      </w:r>
-      <w:r>
-        <w:rPr>
-          <w:rFonts w:ascii="Times New Roman" w:hAnsi="Times New Roman"/>
-          <w:sz w:val="20"/>
-        </w:rPr>
-        <w:t xml:space="preserve"> claim about three named statistics, does not identify which of them the models were responding to, and is not evidence that they learned to recognize packaging.</w:t>
+        <w:t>The audit settles one thing on this dataset: a provenance shortcut is available, completely, from header fields alone, and no in-distribution accuracy on the pool can therefore be read as evidence of authentication ability. What it does not settle is whether a given model took the shortcut, and the exploratory normalization was run to probe that. Intervening on the three audited statistics changes the external result, and its own results are why it is an instrument rather than a remedy: the recovered specificity rests on the outer region of the frame rather than on the packaging; the recovery is not stable across a second capture of the same products for the model it helped most; and permuting operator order alone moves the external result far more than the in-distribution one (Section S-I-X).</w:t>
       </w:r>
     </w:p>
     <w:p>
@@ -13913,14 +11474,14 @@
           <w:b/>
           <w:sz w:val="20"/>
         </w:rPr>
-        <w:t>The lesson cutting across the five is that no single check is sufficient.</w:t>
-      </w:r>
-      <w:r>
-        <w:rPr>
-          <w:rFonts w:ascii="Times New Roman" w:hAnsi="Times New Roman"/>
-          <w:sz w:val="20"/>
-        </w:rPr>
-        <w:t xml:space="preserve"> Metadata auditing does not replace content and modality inspection, near-duplicate analysis, or source and acquisition auditing; each of the three caught something on our own data that the others missed. Publisher-side tidying compounds this, suppressing the symptom a metadata audit reads while leaving the disease in place.</w:t>
+        <w:t>No single check is sufficient.</w:t>
+      </w:r>
+      <w:r>
+        <w:rPr>
+          <w:rFonts w:ascii="Times New Roman" w:hAnsi="Times New Roman"/>
+          <w:sz w:val="20"/>
+        </w:rPr>
+        <w:t xml:space="preserve"> Metadata auditing does not replace content inspection, near-duplicate analysis, or source auditing; each caught something on our own data that the others missed, and publisher-side tidying suppresses the symptom a metadata audit reads while leaving the disease in place.</w:t>
       </w:r>
     </w:p>
     <w:p>
@@ -14017,7 +11578,7 @@
           <w:rFonts w:ascii="Times New Roman" w:hAnsi="Times New Roman"/>
           <w:sz w:val="20"/>
         </w:rPr>
-        <w:t xml:space="preserve"> classes. If authentic items are photographed on rig A, counterfeit items must be photographed on rig A too, and vice versa. A class obtained by a different route than the other is the mechanism this paper describes.</w:t>
+        <w:t xml:space="preserve"> classes. A class obtained by a different route than the other is the mechanism this paper describes.</w:t>
       </w:r>
     </w:p>
     <w:p>
@@ -14102,7 +11663,7 @@
           <w:rFonts w:ascii="Times New Roman" w:hAnsi="Times New Roman"/>
           <w:sz w:val="20"/>
         </w:rPr>
-        <w:t xml:space="preserve"> audit result — container format at minimum — alongside baseline performance, and state the partition it was computed on. A dataset card that reports 1.000 is more useful than one that reports nothing.</w:t>
+        <w:t xml:space="preserve"> audit result — container format at minimum — alongside baseline performance, and state the partition it was computed on.</w:t>
       </w:r>
     </w:p>
     <w:p>
@@ -14123,7 +11684,7 @@
           <w:rFonts w:ascii="Times New Roman" w:hAnsi="Times New Roman"/>
           <w:sz w:val="20"/>
         </w:rPr>
-        <w:t xml:space="preserve"> Publisher-side resizing and re-encoding erase the traces a cheap audit reads without removing the confound beneath them, which is how one archive audited here scores at chance while being confounded at least as severely as the case study.</w:t>
+        <w:t xml:space="preserve"> Publisher-side resizing and re-encoding erase the traces a cheap audit reads without removing the confound beneath them, which is how one archive audited here scores at chance on format while being confounded at least as severely as the case study.</w:t>
       </w:r>
     </w:p>
     <w:p>
@@ -14256,7 +11817,7 @@
           <w:rFonts w:ascii="Times New Roman" w:hAnsi="Times New Roman"/>
           <w:sz w:val="20"/>
         </w:rPr>
-        <w:t>Table 8 separates what this study demonstrates from what it hypothesizes or leaves unmeasured; Section S-II gives the evidence for and against each limitation stated below.</w:t>
+        <w:t>Table 6 separates what this study demonstrates from what it hypothesizes or leaves unmeasured.</w:t>
       </w:r>
     </w:p>
     <w:p>
@@ -14282,7 +11843,7 @@
           <w:color w:val="00548F"/>
           <w:sz w:val="14"/>
         </w:rPr>
-        <w:t xml:space="preserve">TABLE 8. </w:t>
+        <w:t xml:space="preserve">TABLE 6. </w:t>
       </w:r>
       <w:r>
         <w:rPr>
@@ -14673,7 +12234,7 @@
                 <w:rFonts w:ascii="Arial" w:hAnsi="Arial"/>
                 <w:sz w:val="14"/>
               </w:rPr>
-              <w:t>Table 5</w:t>
+              <w:t>Table 4</w:t>
             </w:r>
           </w:p>
         </w:tc>
@@ -14732,7 +12293,7 @@
                 <w:rFonts w:ascii="Arial" w:hAnsi="Arial"/>
                 <w:sz w:val="14"/>
               </w:rPr>
-              <w:t>Tables 5 and 6</w:t>
+              <w:t>Table 4, Section S-I-U</w:t>
             </w:r>
           </w:p>
         </w:tc>
@@ -14791,7 +12352,7 @@
                 <w:rFonts w:ascii="Arial" w:hAnsi="Arial"/>
                 <w:sz w:val="14"/>
               </w:rPr>
-              <w:t>Table 7</w:t>
+              <w:t>Table 5</w:t>
             </w:r>
           </w:p>
         </w:tc>
@@ -14850,7 +12411,7 @@
                 <w:rFonts w:ascii="Arial" w:hAnsi="Arial"/>
                 <w:sz w:val="14"/>
               </w:rPr>
-              <w:t>Table 7</w:t>
+              <w:t>Table 5</w:t>
             </w:r>
           </w:p>
         </w:tc>
@@ -14909,7 +12470,7 @@
                 <w:rFonts w:ascii="Arial" w:hAnsi="Arial"/>
                 <w:sz w:val="14"/>
               </w:rPr>
-              <w:t>Table 7, Section V-B</w:t>
+              <w:t>Table 5, Section V-B</w:t>
             </w:r>
           </w:p>
         </w:tc>
@@ -15027,7 +12588,7 @@
                 <w:rFonts w:ascii="Arial" w:hAnsi="Arial"/>
                 <w:sz w:val="14"/>
               </w:rPr>
-              <w:t>Table 4</w:t>
+              <w:t>Table 3</w:t>
             </w:r>
           </w:p>
         </w:tc>
@@ -15086,7 +12647,7 @@
                 <w:rFonts w:ascii="Arial" w:hAnsi="Arial"/>
                 <w:sz w:val="14"/>
               </w:rPr>
-              <w:t>Table 4</w:t>
+              <w:t>Table 3</w:t>
             </w:r>
           </w:p>
         </w:tc>
@@ -15353,17 +12914,31 @@
       <w:r>
         <w:rPr>
           <w:rFonts w:ascii="Times New Roman" w:hAnsi="Times New Roman"/>
+          <w:sz w:val="20"/>
+        </w:rPr>
+        <w:t>The limitations below are stated once each; Section S-II gives the evidence for and against every one.</w:t>
+      </w:r>
+    </w:p>
+    <w:p>
+      <w:pPr>
+        <w:spacing w:after="0" w:before="0" w:line="240" w:lineRule="exact"/>
+        <w:ind w:firstLine="202"/>
+        <w:jc w:val="both"/>
+      </w:pPr>
+      <w:r>
+        <w:rPr>
+          <w:rFonts w:ascii="Times New Roman" w:hAnsi="Times New Roman"/>
           <w:b/>
           <w:sz w:val="20"/>
         </w:rPr>
-        <w:t>The most important missing measurement is two-class performance under acquisition shift.</w:t>
-      </w:r>
-      <w:r>
-        <w:rPr>
-          <w:rFonts w:ascii="Times New Roman" w:hAnsi="Times New Roman"/>
-          <w:sz w:val="20"/>
-        </w:rPr>
-        <w:t xml:space="preserve"> The two external evaluations occupy different halves of one matrix. The balanced test holds both classes but standardizes file-level acquisition across them by construction; the acquisition-shift experiment varies capture but holds one class. Neither fills the cell the central thesis is about:</w:t>
+        <w:t>This study does not measure two-class performance under acquisition shift.</w:t>
+      </w:r>
+      <w:r>
+        <w:rPr>
+          <w:rFonts w:ascii="Times New Roman" w:hAnsi="Times New Roman"/>
+          <w:sz w:val="20"/>
+        </w:rPr>
+        <w:t xml:space="preserve"> The two external evaluations occupy different halves of one matrix — the balanced test holds both classes but standardizes file-level acquisition; the acquisition-shift experiment varies capture but holds one class — and neither fills the cell the central thesis is about:</w:t>
       </w:r>
     </w:p>
     <w:p>
@@ -15494,7 +13069,7 @@
                 <w:rFonts w:ascii="Arial" w:hAnsi="Arial"/>
                 <w:sz w:val="14"/>
               </w:rPr>
-              <w:t>Balanced test, Table 4</w:t>
+              <w:t>Balanced test, Table 3</w:t>
             </w:r>
           </w:p>
         </w:tc>
@@ -15573,7 +13148,7 @@
                 <w:rFonts w:ascii="Arial" w:hAnsi="Arial"/>
                 <w:sz w:val="14"/>
               </w:rPr>
-              <w:t>Acquisition-shift test, Table 5</w:t>
+              <w:t>Acquisition-shift test, Table 4</w:t>
             </w:r>
           </w:p>
         </w:tc>
@@ -15606,14 +13181,13 @@
           <w:rFonts w:ascii="Times New Roman" w:hAnsi="Times New Roman"/>
           <w:sz w:val="20"/>
         </w:rPr>
-        <w:t>The consequence is that nothing here estimates how these models would behave on medicines a patient might be handed, and the external evidence supports two narrower statements only: the models fail to recognize independently sourced authentic photographs as authentic under a capture shift, and they run at or near chance on an independent balanced set. The synthetic proxy is a corruption-robustness test in the spirit of ImageNet-C [12], never a recall measurement.</w:t>
+        <w:t>Nothing here therefore estimates how these models would behave on medicines a patient might be handed. The external evidence supports two narrower statements: the models fail to recognize independently sourced authentic photographs under a capture shift, and they run at or near chance on an independent balanced set. The synthetic proxy is a corruption-robustness test in the spirit of ImageNet-C [12], not a recall measurement.</w:t>
       </w:r>
     </w:p>
     <w:p>
       <w:pPr>
-        <w:spacing w:after="0" w:before="0" w:line="240" w:lineRule="exact"/>
-        <w:ind w:firstLine="202"/>
-        <w:jc w:val="both"/>
+        <w:pStyle w:val="ListBullet"/>
+        <w:spacing w:after="40" w:line="240" w:lineRule="exact"/>
       </w:pPr>
       <w:r>
         <w:rPr>
@@ -15621,29 +13195,20 @@
           <w:b/>
           <w:sz w:val="20"/>
         </w:rPr>
-        <w:t>The authentic class of the balanced set is not verified, and this is the principal limitation of Table 4.</w:t>
-      </w:r>
-      <w:r>
-        <w:rPr>
-          <w:rFonts w:ascii="Times New Roman" w:hAnsi="Times New Roman"/>
-          <w:sz w:val="20"/>
-        </w:rPr>
-        <w:t xml:space="preserve"> Every counterfeit frame carries a regulator's finding that the product is falsified; no authentic-labeled image carries any corresponding assurance, and none was checked against the manufacturer. A photograph of manufacturer-consistent retail packaging is the best negative class available without physical samples, but it is a label, not a verification: a counterfeit among the 46 would be scored as a false positive when a model calls it counterfeit, we cannot bound how many there are, and the direction of the resulting bias in any one model's row is unknown. The central audit result is unaffected, since it is computed on the case-study pool; what the limitation weakens is the balanced classification experiment, whose specificity column measures agreement with the label rather than with ground truth. </w:t>
-      </w:r>
-      <w:r>
-        <w:rPr>
-          <w:rFonts w:ascii="Times New Roman" w:hAnsi="Times New Roman"/>
-          <w:b/>
-          <w:sz w:val="20"/>
-        </w:rPr>
-        <w:t>The set supports the comparison Table 4 makes and does not support a claim about counterfeit medicine in general.</w:t>
+        <w:t>The authentic class of the balanced set is not verified; this is the principal limitation of Table 3.</w:t>
+      </w:r>
+      <w:r>
+        <w:rPr>
+          <w:rFonts w:ascii="Times New Roman" w:hAnsi="Times New Roman"/>
+          <w:sz w:val="20"/>
+        </w:rPr>
+        <w:t xml:space="preserve"> Every counterfeit frame carries a regulator's finding; no authentic-labeled image carries a corresponding assurance, and none was checked against the manufacturer. A counterfeit among the 46 would be scored as a false positive when a model calls it counterfeit, we cannot bound how many there are, and the direction of the resulting bias in any one model's row is unknown. The central audit result, computed on the case-study pool, is unaffected; what the limitation weakens is the balanced classification experiment, whose specificity column measures agreement with the label rather than with ground truth. The set supports the comparison Table 3 makes and no claim about counterfeit medicine in general.</w:t>
       </w:r>
     </w:p>
     <w:p>
       <w:pPr>
-        <w:spacing w:after="0" w:before="0" w:line="240" w:lineRule="exact"/>
-        <w:ind w:firstLine="202"/>
-        <w:jc w:val="both"/>
+        <w:pStyle w:val="ListBullet"/>
+        <w:spacing w:after="40" w:line="240" w:lineRule="exact"/>
       </w:pPr>
       <w:r>
         <w:rPr>
@@ -15651,21 +13216,20 @@
           <w:b/>
           <w:sz w:val="20"/>
         </w:rPr>
-        <w:t>The balanced set is also small, and its audit is not zero.</w:t>
-      </w:r>
-      <w:r>
-        <w:rPr>
-          <w:rFonts w:ascii="Times New Roman" w:hAnsi="Times New Roman"/>
-          <w:sz w:val="20"/>
-        </w:rPr>
-        <w:t xml:space="preserve"> Each class is 46, so every interval in Table 4 is wide — M4's balanced accuracy spans [0.554, 0.750] — and no pair of models is separated by more than sampling noise. The provenance audit on the finished set returns 0.620 jointly, above chance, with encoded file size the residual axis — expected at fixed resolution and quality, where file size tracks scene complexity, but not nothing. Both classes are convenience samples of what someone chose to publish: what regulators photograph and release, and what volunteers upload.</w:t>
+        <w:t>The balanced set is small and its audit is not zero.</w:t>
+      </w:r>
+      <w:r>
+        <w:rPr>
+          <w:rFonts w:ascii="Times New Roman" w:hAnsi="Times New Roman"/>
+          <w:sz w:val="20"/>
+        </w:rPr>
+        <w:t xml:space="preserve"> Each class is 46, so every interval in Table 3 is wide and no pair of models is separated by more than sampling noise. The audit on the finished set returns 0.620 jointly, above chance, with encoded file size the residual axis — expected at fixed resolution and quality, where file size tracks scene complexity, but not nothing. Both classes are convenience samples: what regulators photograph and release, and what volunteers upload.</w:t>
       </w:r>
     </w:p>
     <w:p>
       <w:pPr>
-        <w:spacing w:after="0" w:before="0" w:line="240" w:lineRule="exact"/>
-        <w:ind w:firstLine="202"/>
-        <w:jc w:val="both"/>
+        <w:pStyle w:val="ListBullet"/>
+        <w:spacing w:after="40" w:line="240" w:lineRule="exact"/>
       </w:pPr>
       <w:r>
         <w:rPr>
@@ -15673,21 +13237,20 @@
           <w:b/>
           <w:sz w:val="20"/>
         </w:rPr>
-        <w:t>AI-assisted eligibility screening is not ground-truth labeling, and the distinction bears stating.</w:t>
-      </w:r>
-      <w:r>
-        <w:rPr>
-          <w:rFonts w:ascii="Times New Roman" w:hAnsi="Times New Roman"/>
-          <w:sz w:val="20"/>
-        </w:rPr>
-        <w:t xml:space="preserve"> The authentic class's subject-matter screen was performed by the AI assistant named in the Acknowledgment, working to the codes of Section S-IX under the author's protocol, rather than by a second human reviewer, and no inter-rater agreement was measured. It accepted 174 of 438 candidates. It decided one thing only — is this a photograph, of a medicine package, of a current retail product — on candidates already filtered by the deterministic screens of Section S-IX-B; every class label in the set comes from its source, and the assistant made no judgement of authenticity, which no inspection of a photograph could supply. Selection bias from the screen, if any, would act through which kinds of photographs survive, not through their labels; the brightness matching that follows the screen removes the one acquisition statistic it could shift, and the audit on the finished set (0.620) bounds what remains. The full per-image record — decision, code and reason — is published so that any call can be overruled, and the 46 selected images are regenerated by committed code. The counterfeit side carries the corresponding limitation: its eligibility screen is one reviewer's single pass, excluding 52 of 202 candidates on per-frame judgements whose codes correlate with class by construction; Table S28 bounds the effect at 0.06 of recall on the full 150-image source, and that screen too is published per image.</w:t>
+        <w:t>AI-assisted eligibility screening is not ground-truth labeling.</w:t>
+      </w:r>
+      <w:r>
+        <w:rPr>
+          <w:rFonts w:ascii="Times New Roman" w:hAnsi="Times New Roman"/>
+          <w:sz w:val="20"/>
+        </w:rPr>
+        <w:t xml:space="preserve"> The AI assistant named in the Acknowledgment performed the authentic class's subject-matter screen (174 of 438 candidates accepted) to the author's protocol, rather than a second human reviewer, and no inter-rater agreement was measured. It decided one thing only — is this a photograph, of a medicine package, of a current retail product — on candidates already filtered by deterministic screens (Section S-IX-B); every class label comes from its source, and the assistant made no authenticity judgement, which no inspection of a photograph could supply. Selection bias from the screen, if any, acts through which photographs survive, not through their labels; the brightness matching that follows removes the one acquisition statistic it could shift, and the 0.620 audit bounds what remains. The per-image record is published so that any call can be overruled. The counterfeit side's screen is likewise one reviewer's single pass, excluding 52 of 202 candidates on codes that correlate with class by construction; Table S28 bounds its effect at 0.06 of recall, and it too is published per image.</w:t>
       </w:r>
     </w:p>
     <w:p>
       <w:pPr>
-        <w:spacing w:after="0" w:before="0" w:line="240" w:lineRule="exact"/>
-        <w:ind w:firstLine="202"/>
-        <w:jc w:val="both"/>
+        <w:pStyle w:val="ListBullet"/>
+        <w:spacing w:after="40" w:line="240" w:lineRule="exact"/>
       </w:pPr>
       <w:r>
         <w:rPr>
@@ -15707,9 +13270,8 @@
     </w:p>
     <w:p>
       <w:pPr>
-        <w:spacing w:after="0" w:before="0" w:line="240" w:lineRule="exact"/>
-        <w:ind w:firstLine="202"/>
-        <w:jc w:val="both"/>
+        <w:pStyle w:val="ListBullet"/>
+        <w:spacing w:after="40" w:line="240" w:lineRule="exact"/>
       </w:pPr>
       <w:r>
         <w:rPr>
@@ -15724,14 +13286,13 @@
           <w:rFonts w:ascii="Times New Roman" w:hAnsi="Times New Roman"/>
           <w:sz w:val="20"/>
         </w:rPr>
-        <w:t xml:space="preserve"> The outer region holds the backdrop and also whatever of the carton extends past the center square, and it speaks to the acquisition-shift conditions only. The attribution evidence in Section IV-E is the two annotation-free analyses; the qualitative Grad-CAM categorization is reported in Section S-I-J, is not a reproducible measurement, and carries no finding.</w:t>
+        <w:t xml:space="preserve"> The outer region holds the backdrop and whatever of the carton extends past the center square, and the result speaks to the acquisition-shift conditions only. The qualitative Grad-CAM categorization (Section S-I-J) is not a reproducible measurement and carries no finding.</w:t>
       </w:r>
     </w:p>
     <w:p>
       <w:pPr>
-        <w:spacing w:after="0" w:before="0" w:line="240" w:lineRule="exact"/>
-        <w:ind w:firstLine="202"/>
-        <w:jc w:val="both"/>
+        <w:pStyle w:val="ListBullet"/>
+        <w:spacing w:after="40" w:line="240" w:lineRule="exact"/>
       </w:pPr>
       <w:r>
         <w:rPr>
@@ -15739,21 +13300,20 @@
           <w:b/>
           <w:sz w:val="20"/>
         </w:rPr>
-        <w:t>The normalization axes were chosen with knowledge of an external set</w:t>
-      </w:r>
-      <w:r>
-        <w:rPr>
-          <w:rFonts w:ascii="Times New Roman" w:hAnsi="Times New Roman"/>
-          <w:sz w:val="20"/>
-        </w:rPr>
-        <w:t>, making condition C target-informed development data for that one experiment. The train-only rule of Section S-I-S nominates the same axes from the training partition alone, which answers the objection on this dataset and not in general: no training-set procedure can nominate an axis confounded only in deployment.</w:t>
+        <w:t>The normalization is an instrument, not a remedy.</w:t>
+      </w:r>
+      <w:r>
+        <w:rPr>
+          <w:rFonts w:ascii="Times New Roman" w:hAnsi="Times New Roman"/>
+          <w:sz w:val="20"/>
+        </w:rPr>
+        <w:t xml:space="preserve"> Its axes were chosen with knowledge of condition C, which the train-only rule of Section S-I-S answers on this dataset and not in general, since no training-set procedure can nominate an axis confounded only in deployment. The experiment does not identify which of the three statistics the models responded to and is not evidence that they learned to recognize packaging. It is not compared against a domain-adaptation method: Eq. (8) is a zero-target-sample baseline that representation-level alignment should be expected to beat, and the margin is unmeasured because such methods consume target data and would forfeit condition C as an external evaluation.</w:t>
       </w:r>
     </w:p>
     <w:p>
       <w:pPr>
-        <w:spacing w:after="0" w:before="0" w:line="240" w:lineRule="exact"/>
-        <w:ind w:firstLine="202"/>
-        <w:jc w:val="both"/>
+        <w:pStyle w:val="ListBullet"/>
+        <w:spacing w:after="40" w:line="240" w:lineRule="exact"/>
       </w:pPr>
       <w:r>
         <w:rPr>
@@ -15773,9 +13333,8 @@
     </w:p>
     <w:p>
       <w:pPr>
-        <w:spacing w:after="0" w:before="0" w:line="240" w:lineRule="exact"/>
-        <w:ind w:firstLine="202"/>
-        <w:jc w:val="both"/>
+        <w:pStyle w:val="ListBullet"/>
+        <w:spacing w:after="40" w:line="240" w:lineRule="exact"/>
       </w:pPr>
       <w:r>
         <w:rPr>
@@ -15783,21 +13342,20 @@
           <w:b/>
           <w:sz w:val="20"/>
         </w:rPr>
-        <w:t>The correction is not compared against a domain-adaptation method.</w:t>
-      </w:r>
-      <w:r>
-        <w:rPr>
-          <w:rFonts w:ascii="Times New Roman" w:hAnsi="Times New Roman"/>
-          <w:sz w:val="20"/>
-        </w:rPr>
-        <w:t xml:space="preserve"> Eq. (8) is a zero-target-sample baseline; representation-level alignment should be expected to beat it, and the margin is unmeasured because every such method consumes target data, which would forfeit condition C as an external evaluation.</w:t>
+        <w:t>The generality of the mechanism is plausible and supported by examples, not established at population level.</w:t>
+      </w:r>
+      <w:r>
+        <w:rPr>
+          <w:rFonts w:ascii="Times New Roman" w:hAnsi="Times New Roman"/>
+          <w:sz w:val="20"/>
+        </w:rPr>
+        <w:t xml:space="preserve"> The direct evidence is one dataset; the seven further archives were chosen for accessibility, four were scorable, and they support no prevalence estimate. Beyond the case study the paper offers a mechanism with a stated falsifier (Section V-B), two independent instances, and one convergent report [30].</w:t>
       </w:r>
     </w:p>
     <w:p>
       <w:pPr>
-        <w:spacing w:after="0" w:before="0" w:line="240" w:lineRule="exact"/>
-        <w:ind w:firstLine="202"/>
-        <w:jc w:val="both"/>
+        <w:pStyle w:val="ListBullet"/>
+        <w:spacing w:after="40" w:line="240" w:lineRule="exact"/>
       </w:pPr>
       <w:r>
         <w:rPr>
@@ -15805,21 +13363,20 @@
           <w:b/>
           <w:sz w:val="20"/>
         </w:rPr>
-        <w:t>The generality of the mechanism is plausible and supported by examples, not established at population level.</w:t>
-      </w:r>
-      <w:r>
-        <w:rPr>
-          <w:rFonts w:ascii="Times New Roman" w:hAnsi="Times New Roman"/>
-          <w:sz w:val="20"/>
-        </w:rPr>
-        <w:t xml:space="preserve"> The direct evidence is one dataset; the seven further archives were chosen for accessibility, four were scorable, and no prevalence can be estimated from them. What the paper offers beyond the case study is a mechanism with a stated falsifier (Section V-B), two independent instances, and one convergent report [30].</w:t>
+        <w:t>Statistical power is thin, so no architecture is ranked.</w:t>
+      </w:r>
+      <w:r>
+        <w:rPr>
+          <w:rFonts w:ascii="Times New Roman" w:hAnsi="Times New Roman"/>
+          <w:sz w:val="20"/>
+        </w:rPr>
+        <w:t xml:space="preserve"> Test partitions hold 74–76 images and the balanced set 92; no pairwise model comparison reaches significance in-distribution (Table S5), no pair of intervals in Table 3 separates, and the ablations and region substitutions are single executions. "M4 achieved the highest point estimate on this set" is supported; "M4 is the better architecture" is not, and is not made. Five seeds (Section S-I-U) assess seed sensitivity rather than characterize it; the ablations' own seed variance is unmeasured. Both transfer models are frozen backbones, so nothing here measures a fine-tuned network, whose adaptable features could discard the confounded statistics or specialize onto them.</w:t>
       </w:r>
     </w:p>
     <w:p>
       <w:pPr>
-        <w:spacing w:after="0" w:before="0" w:line="240" w:lineRule="exact"/>
-        <w:ind w:firstLine="202"/>
-        <w:jc w:val="both"/>
+        <w:pStyle w:val="ListBullet"/>
+        <w:spacing w:after="40" w:line="240" w:lineRule="exact"/>
       </w:pPr>
       <w:r>
         <w:rPr>
@@ -15827,51 +13384,14 @@
           <w:b/>
           <w:sz w:val="20"/>
         </w:rPr>
-        <w:t>Statistical power is thin throughout, so no architecture is ranked.</w:t>
-      </w:r>
-      <w:r>
-        <w:rPr>
-          <w:rFonts w:ascii="Times New Roman" w:hAnsi="Times New Roman"/>
-          <w:sz w:val="20"/>
-        </w:rPr>
-        <w:t xml:space="preserve"> Test partitions hold 74–76 images and the balanced set 92; no pairwise model comparison reaches significance in-distribution (Table S5), no pair of intervals in Table 4 separates, and the ablations and region substitutions are single executions. Statements of the form "M4 achieved the highest point estimate on this set" are supported; statements of the form "M4 is the better architecture" are not, and none is made. Table 6 repeats the production and baseline conditions at five seeds, which assesses seed sensitivity rather than characterizing it; the ablations' own seed variance is unmeasured. </w:t>
-      </w:r>
-      <w:r>
-        <w:rPr>
-          <w:rFonts w:ascii="Times New Roman" w:hAnsi="Times New Roman"/>
-          <w:b/>
-          <w:sz w:val="20"/>
-        </w:rPr>
-        <w:t>Both transfer models are frozen backbones</w:t>
-      </w:r>
-      <w:r>
-        <w:rPr>
-          <w:rFonts w:ascii="Times New Roman" w:hAnsi="Times New Roman"/>
-          <w:sz w:val="20"/>
-        </w:rPr>
-        <w:t>, so nothing here measures a fine-tuned network; adaptable features could discard the confounded statistics or specialize onto them, and the results bound neither.</w:t>
-      </w:r>
-    </w:p>
-    <w:p>
-      <w:pPr>
-        <w:spacing w:after="0" w:before="0" w:line="240" w:lineRule="exact"/>
-        <w:ind w:firstLine="202"/>
-        <w:jc w:val="both"/>
-      </w:pPr>
-      <w:r>
-        <w:rPr>
-          <w:rFonts w:ascii="Times New Roman" w:hAnsi="Times New Roman"/>
-          <w:b/>
-          <w:sz w:val="20"/>
-        </w:rPr>
-        <w:t>Every number reported in this paper derives from the current deterministic repository harness and its persisted checkpoints.</w:t>
-      </w:r>
-      <w:r>
-        <w:rPr>
-          <w:rFonts w:ascii="Times New Roman" w:hAnsi="Times New Roman"/>
-          <w:sz w:val="20"/>
-        </w:rPr>
-        <w:t xml:space="preserve"> Four reproducibility defects in earlier versions of the pipeline were identified and fixed, every affected analysis was re-run, and two superseded measurements are retained as an audit trail rather than reported as results; Sections S-I-G and S-I-U give each defect, its effect and its diagnosis.</w:t>
+        <w:t>Every number derives from the current deterministic harness and its persisted checkpoints.</w:t>
+      </w:r>
+      <w:r>
+        <w:rPr>
+          <w:rFonts w:ascii="Times New Roman" w:hAnsi="Times New Roman"/>
+          <w:sz w:val="20"/>
+        </w:rPr>
+        <w:t xml:space="preserve"> Four reproducibility defects in earlier versions of the pipeline were identified and fixed, every affected analysis was re-run, and two superseded measurements are retained as an audit trail rather than reported as results (Sections S-I-G, S-I-U).</w:t>
       </w:r>
     </w:p>
     <w:p>
@@ -15931,7 +13451,7 @@
           <w:rFonts w:ascii="Times New Roman" w:hAnsi="Times New Roman"/>
           <w:sz w:val="20"/>
         </w:rPr>
-        <w:t>On the dataset audited here it returns 1.000: every counterfeit-labeled file is a screen capture and every authentic-labeled file a JPEG photograph across all 510 images, and three header fields with no decoded pixels reproduce the labels on the leakage-free partition. Stratification, grouped cross-validation, bootstrap intervals and a near-duplicate-grouped split all failed to surface this, and near-duplicate leakage — the correction this literature emphasizes — proved much the smaller effect. Independently acquired photographs expose the consequence twice over: a model scoring 97.4% on the authentic class of its own test partition recovers 6.0% of 150 independently sourced authentic photographs, and on an independent balanced set of 46 regulator-confirmed falsified products against 46 authentic-labeled photographs, the four models return balanced accuracies of 0.478 to 0.652, only one excluding chance. A one-sided external test could not have revealed that the 97-parameter baseline holds 0.957 counterfeit recall while never once answering "authentic"; only a two-class set does.</w:t>
+        <w:t>On the dataset audited here it returns 1.000: every counterfeit-labeled file is a screen capture and every authentic-labeled file a JPEG photograph across all 510 images, and three header fields with no decoded pixels reproduce the labels on the leakage-free partition. Stratification, grouped cross-validation, bootstrap intervals and a near-duplicate-grouped split all failed to surface this, and near-duplicate leakage — the correction this literature emphasizes — proved much the smaller effect. Independently acquired photographs expose the consequence twice over: a model scoring 97.4% on the authentic class of its own test partition recovers 6.0% of 150 independently sourced authentic photographs, and on an independent balanced set of 46 regulator-confirmed falsified products against 46 authentic-labeled photographs, the four models return balanced accuracies of 0.478 to 0.652, only one excluding chance. A one-sided test could not have revealed that the 97-parameter baseline holds 0.957 counterfeit recall while never once answering "authentic".</w:t>
       </w:r>
     </w:p>
     <w:p>
@@ -16004,7 +13524,7 @@
           <w:rFonts w:ascii="Times New Roman" w:hAnsi="Times New Roman"/>
           <w:sz w:val="20"/>
         </w:rPr>
-        <w:t>This paper is critical of the construction of a dataset whose uploader made it publicly accessible and made no research claim about it. That criticism is directed at a property of the artifact and at the practice of adopting such artifacts unaudited; it is not directed at the uploader, and nothing here suggests bad faith. The same applies to the prior studies of Section II-A, whose reported accuracies we do not dispute and have not re-derived.</w:t>
+        <w:t>This paper's criticism is directed at a property of a publicly shared artifact and at the practice of adopting such artifacts unaudited, not at the uploader, who made no research claim about it; nothing here suggests bad faith, and the reported accuracies of the prior studies in Section II-A are not disputed.</w:t>
       </w:r>
     </w:p>
     <w:p>
@@ -16300,21 +13820,7 @@
           <w:rFonts w:ascii="Times New Roman" w:hAnsi="Times New Roman"/>
           <w:sz w:val="20"/>
         </w:rPr>
-        <w:t xml:space="preserve">: PyTorch 2.7.1 [17] and torchvision 0.22.1, both CPU builds, scikit-learn 1.9.0 [18], NumPy 2.3.2, pandas 3.0.3, SciPy 1.18.0, Pillow 11.3.0 and imagehash 4.3.2. All runs are CPU-only on a single consumer laptop; no CUDA was available, so non-deterministic GPU kernels are not a factor. Seed 42 is set for Python, NumPy and PyTorch before every training run, every fold and every augmented feature-extraction pass, and </w:t>
-      </w:r>
-      <w:r>
-        <w:rPr>
-          <w:rFonts w:ascii="Consolas" w:hAnsi="Consolas"/>
-          <w:sz w:val="18"/>
-        </w:rPr>
-        <w:t>torch.use_deterministic_algorithms</w:t>
-      </w:r>
-      <w:r>
-        <w:rPr>
-          <w:rFonts w:ascii="Times New Roman" w:hAnsi="Times New Roman"/>
-          <w:sz w:val="20"/>
-        </w:rPr>
-        <w:t xml:space="preserve"> is left off only because some CPU operators lack deterministic kernels (Section S-I-C).</w:t>
+        <w:t>: PyTorch 2.7.1 [17] and torchvision 0.22.1 (CPU builds), scikit-learn 1.9.0 [18], NumPy 2.3.2, pandas 3.0.3, SciPy 1.18.0, Pillow 11.3.0 and imagehash 4.3.2. All runs are CPU-only on one consumer laptop, so non-deterministic GPU kernels are not a factor; seed 42 is set for Python, NumPy and PyTorch before every training run, fold and augmented feature-extraction pass (Section S-I-C).</w:t>
       </w:r>
     </w:p>
     <w:p>
@@ -16336,7 +13842,7 @@
           <w:rFonts w:ascii="Times New Roman" w:hAnsi="Times New Roman"/>
           <w:sz w:val="20"/>
         </w:rPr>
-        <w:t xml:space="preserve"> Because this study discloses and corrects earlier pipeline defects (Section S-I-G), every reported figure is traceable to the corrected pipeline rather than to a description of it. Each persisted checkpoint records the model tag, run tag, learning rate, seed, best validation loss, best epoch and epochs run under which it was produced, and the loader refuses a checkpoint whose recorded learning rate differs from the one the caller expects. The external evaluations of Sections IV-C and IV-D are scored from those checkpoints rather than from a retrained copy, so the model tested is provably the one that produced the in-distribution numbers. Section S-V lists, table by table and figure by figure, the command that regenerates each from committed artifacts.</w:t>
+        <w:t xml:space="preserve"> Each persisted checkpoint records the model tag, run tag, learning rate, seed, best validation loss and epoch count it was produced under, and the loader refuses a checkpoint whose recorded learning rate differs from the caller's; the external evaluations of Sections IV-C and IV-D are scored from those checkpoints rather than from a retrained copy. Section S-V lists, table by table and figure by figure, the command that regenerates each from committed artifacts.</w:t>
       </w:r>
     </w:p>
     <w:p>
@@ -16373,7 +13879,7 @@
           <w:rFonts w:ascii="Times New Roman" w:hAnsi="Times New Roman"/>
           <w:sz w:val="20"/>
         </w:rPr>
-        <w:t>: the Kaggle archive carries no license grant, so only derived per-image statistics, split assignments and filenames are redistributed. Grad-CAM overlays and the manual-review contact sheets are excluded for the same reason, and are regenerated by committed scripts from a reader's own copy of the archives. The balanced external test is absent for two further reasons and is a reproducible recipe rather than a publishable dataset: 140 of the 150 regulatory photographs are held under metadata-only permission, and the Commons files carry per-file license terms that vary. What is published for it is the candidate manifest with every license and source URL, the per-image screen record with every decision and reason, the per-image predictions, and the five scripts that rebuild it (Section S-V). Six analysis scripts read only committed artifacts, need no image data and no training, and reproduce Table 2, Tables S18, S20 and S22, the direct exposure count and the external intervals in seconds, covering the paper's two central quantitative claims without requiring a reader to obtain the images or run a model (Section S-V).</w:t>
+        <w:t>: the Kaggle archive carries no license grant, so only derived per-image statistics, split assignments and filenames are redistributed. Grad-CAM overlays and the manual-review contact sheets are excluded for the same reason, and are regenerated by committed scripts from a reader's own copy of the archives. The balanced external test is a reproducible recipe rather than a publishable dataset — 140 of the 150 regulatory photographs are held under metadata-only permission and the Commons files carry per-file license terms — so what is published is the candidate manifest with every license and source URL, the per-image screen record, the per-image predictions, and the five scripts that rebuild it (Section S-V). Six analysis scripts read only committed artifacts and reproduce Table 2, Tables S18, S20 and S22, the direct exposure count and the external intervals in seconds, without image data or training.</w:t>
       </w:r>
     </w:p>
     <w:p>

--- a/ieee-submission-final/03_manuscript.docx
+++ b/ieee-submission-final/03_manuscript.docx
@@ -3847,22 +3847,7 @@
           <w:rFonts w:ascii="Times New Roman" w:hAnsi="Times New Roman"/>
           <w:sz w:val="20"/>
         </w:rPr>
-        <w:t xml:space="preserve">: the first two yield a specificity and the third a recall. A one-sided figure cannot separate a model applying a decision rule from one that has merely moved its operating point — a classifier calling every image counterfeit scores 0.000 specificity and 1.000 recall, and Section IV-C shows that this describes one of our four models. We therefore write "external specificity" wherever an authentic-only set is reported and reserve </w:t>
-      </w:r>
-      <w:r>
-        <w:rPr>
-          <w:rFonts w:ascii="Times New Roman" w:hAnsi="Times New Roman"/>
-          <w:i/>
-          <w:sz w:val="20"/>
-        </w:rPr>
-        <w:t>accuracy</w:t>
-      </w:r>
-      <w:r>
-        <w:rPr>
-          <w:rFonts w:ascii="Times New Roman" w:hAnsi="Times New Roman"/>
-          <w:sz w:val="20"/>
-        </w:rPr>
-        <w:t xml:space="preserve"> for mixed-class sets. The balanced external test exists to escape this limit.</w:t>
+        <w:t>: the first two yield a specificity and the third a recall. A one-sided figure cannot separate a model applying a decision rule from one that has merely moved its operating point — a classifier calling every image counterfeit scores 0.000 specificity and 1.000 recall, and Section IV-C shows that this describes one of our four models. The balanced external test exists to escape this limit.</w:t>
       </w:r>
     </w:p>
     <w:p>
@@ -7340,7 +7325,7 @@
           <w:rFonts w:ascii="Times New Roman" w:hAnsi="Times New Roman"/>
           <w:sz w:val="20"/>
         </w:rPr>
-        <w:t xml:space="preserve">Two of Table 2's rows are stronger than anything the pixel-based models establish. First, </w:t>
+        <w:t xml:space="preserve">Three of Table 2's rows deserve comment, and two are stronger than anything the pixel-based models establish. First, </w:t>
       </w:r>
       <w:r>
         <w:rPr>

--- a/ieee-submission-final/03_manuscript.docx
+++ b/ieee-submission-final/03_manuscript.docx
@@ -3661,7 +3661,7 @@
                 <w:rFonts w:ascii="Arial" w:hAnsi="Arial"/>
                 <w:sz w:val="14"/>
               </w:rPr>
-              <w:t>dataset's own labels, provenance-confounded</w:t>
+              <w:t>dataset's own labels, which the confound tracks</w:t>
             </w:r>
           </w:p>
         </w:tc>
@@ -3680,7 +3680,7 @@
                 <w:rFonts w:ascii="Arial" w:hAnsi="Arial"/>
                 <w:sz w:val="14"/>
               </w:rPr>
-              <w:t>counterfeit: regulator-confirmed; authentic: labeled, not verified</w:t>
+              <w:t>counterfeit: regulator confirmed; authentic: labeled, not verified</w:t>
             </w:r>
           </w:p>
         </w:tc>
